--- a/FRONTERAS DE ACERO.docx
+++ b/FRONTERAS DE ACERO.docx
@@ -4,7 +4,9 @@
   <w:body>
     <w:p>
       <w:pPr>
+        <w:pStyle w:val="Title"/>
         <w:spacing w:after="0" w:line="240" w:lineRule="auto"/>
+        <w:jc w:val="left"/>
         <w:outlineLvl w:val="0"/>
         <w:rPr>
           <w:rFonts w:ascii="Segoe UI" w:eastAsia="Times New Roman" w:hAnsi="Segoe UI" w:cs="Segoe UI"/>
@@ -17,6 +19,68 @@
         </w:rPr>
       </w:pPr>
       <w:r>
+        <w:t>Fronteras de Acero</w:t>
+      </w:r>
+    </w:p>
+    <w:p>
+      <w:pPr>
+        <w:pStyle w:val="Subtitle"/>
+        <w:spacing w:before="90" w:after="0" w:line="240" w:lineRule="auto"/>
+        <w:outlineLvl w:val="1"/>
+        <w:rPr>
+          <w:rFonts w:ascii="Segoe UI" w:eastAsia="Times New Roman" w:hAnsi="Segoe UI" w:cs="Segoe UI"/>
+          <w:b/>
+          <w:bCs/>
+          <w:sz w:val="28"/>
+          <w:szCs w:val="28"/>
+          <w:lang w:eastAsia="es-DO"/>
+        </w:rPr>
+      </w:pPr>
+      <w:r>
+        <w:t>Game Design Document  Versión 0.3</w:t>
+      </w:r>
+    </w:p>
+    <w:p>
+      <w:pPr>
+        <w:spacing w:after="0" w:line="240" w:lineRule="auto"/>
+        <w:rPr>
+          <w:rFonts w:ascii="Segoe UI" w:eastAsia="Times New Roman" w:hAnsi="Segoe UI" w:cs="Segoe UI"/>
+          <w:sz w:val="21"/>
+          <w:szCs w:val="21"/>
+          <w:lang w:eastAsia="es-DO"/>
+        </w:rPr>
+      </w:pPr>
+      <w:r>
+        <w:t>Esta versión describe el juego individual implementado al 25 de septiembre de 2026. Economía, cartas, Mercado, Influencia, objetivos, comandantes, Frentes, información imperfecta y eventos ya forman parte del prototipo. El trabajo abierto se concentra en reducir la bola de nieve territorial, ampliar las rutas competitivas no expansivas y continuar la modularización de la interfaz.</w:t>
+      </w:r>
+    </w:p>
+    <w:p>
+      <w:pPr>
+        <w:spacing w:after="0" w:line="240" w:lineRule="auto"/>
+        <w:rPr>
+          <w:rFonts w:ascii="Times New Roman" w:eastAsia="Times New Roman" w:hAnsi="Times New Roman" w:cs="Times New Roman"/>
+          <w:sz w:val="24"/>
+          <w:szCs w:val="24"/>
+          <w:lang w:eastAsia="es-DO"/>
+        </w:rPr>
+      </w:pPr>
+      <w:r>
+        <w:rPr>
+          <w:rFonts w:ascii="Times New Roman" w:eastAsia="Times New Roman" w:hAnsi="Times New Roman" w:cs="Times New Roman"/>
+          <w:sz w:val="24"/>
+          <w:szCs w:val="24"/>
+          <w:lang w:eastAsia="es-DO"/>
+        </w:rPr>
+        <w:pict w14:anchorId="7F8352EE">
+          <v:rect id="_x0000_i1025" style="width:0;height:1.5pt" o:hralign="center" o:hrstd="t" o:hr="t" fillcolor="#a0a0a0" stroked="f"/>
+        </w:pict>
+      </w:r>
+    </w:p>
+    <w:p>
+      <w:pPr>
+        <w:pStyle w:val="Ttulo1"/>
+        <w:spacing w:before="90" w:after="0" w:line="240" w:lineRule="auto"/>
+        <w:outlineLvl w:val="0"/>
         <w:rPr>
           <w:rFonts w:ascii="Segoe UI" w:eastAsia="Times New Roman" w:hAnsi="Segoe UI" w:cs="Segoe UI"/>
           <w:b/>
@@ -26,93 +90,239 @@
           <w:szCs w:val="32"/>
           <w:lang w:eastAsia="es-DO"/>
         </w:rPr>
-        <w:t>FRONTERAS DE ACERO</w:t>
+      </w:pPr>
+      <w:r>
+        <w:t>0. Registro de cambios de la versión 0.3</w:t>
       </w:r>
     </w:p>
     <w:p>
       <w:pPr>
         <w:spacing w:before="90" w:after="0" w:line="240" w:lineRule="auto"/>
-        <w:outlineLvl w:val="1"/>
+        <w:outlineLvl w:val="2"/>
         <w:rPr>
           <w:rFonts w:ascii="Segoe UI" w:eastAsia="Times New Roman" w:hAnsi="Segoe UI" w:cs="Segoe UI"/>
           <w:b/>
           <w:bCs/>
-          <w:sz w:val="28"/>
-          <w:szCs w:val="28"/>
-          <w:lang w:eastAsia="es-DO"/>
-        </w:rPr>
-      </w:pPr>
-      <w:proofErr w:type="spellStart"/>
-      <w:r>
+          <w:sz w:val="24"/>
+          <w:szCs w:val="24"/>
+          <w:lang w:eastAsia="es-DO"/>
+        </w:rPr>
+      </w:pPr>
+      <w:r>
+        <w:t>Sistemas consolidados</w:t>
+      </w:r>
+    </w:p>
+    <w:p>
+      <w:pPr>
+        <w:numPr>
+          <w:ilvl w:val="0"/>
+          <w:numId w:val="1"/>
+        </w:numPr>
+        <w:spacing w:before="100" w:beforeAutospacing="1" w:after="100" w:afterAutospacing="1" w:line="240" w:lineRule="auto"/>
+        <w:rPr>
+          <w:rFonts w:ascii="Segoe UI" w:eastAsia="Times New Roman" w:hAnsi="Segoe UI" w:cs="Segoe UI"/>
+          <w:sz w:val="21"/>
+          <w:szCs w:val="21"/>
+          <w:lang w:eastAsia="es-DO"/>
+        </w:rPr>
+      </w:pPr>
+      <w:r>
+        <w:t>Se completaron economía, Mercado táctico, Cartas Tácticas, objetivos, Influencia y las tres condiciones de victoria.</w:t>
+      </w:r>
+    </w:p>
+    <w:p>
+      <w:pPr>
+        <w:numPr>
+          <w:ilvl w:val="0"/>
+          <w:numId w:val="1"/>
+        </w:numPr>
+        <w:spacing w:before="100" w:beforeAutospacing="1" w:after="100" w:afterAutospacing="1" w:line="240" w:lineRule="auto"/>
+        <w:rPr>
+          <w:rFonts w:ascii="Segoe UI" w:eastAsia="Times New Roman" w:hAnsi="Segoe UI" w:cs="Segoe UI"/>
+          <w:sz w:val="21"/>
+          <w:szCs w:val="21"/>
+          <w:lang w:eastAsia="es-DO"/>
+        </w:rPr>
+      </w:pPr>
+      <w:r>
+        <w:t>Se implementaron las seis doctrinas, los Frentes de Guerra, la niebla de guerra y los eventos exclusivos del Modo terreno.</w:t>
+      </w:r>
+    </w:p>
+    <w:p>
+      <w:pPr>
+        <w:numPr>
+          <w:ilvl w:val="0"/>
+          <w:numId w:val="1"/>
+        </w:numPr>
+        <w:spacing w:before="100" w:beforeAutospacing="1" w:after="100" w:afterAutospacing="1" w:line="240" w:lineRule="auto"/>
+        <w:rPr>
+          <w:rFonts w:ascii="Segoe UI" w:eastAsia="Times New Roman" w:hAnsi="Segoe UI" w:cs="Segoe UI"/>
+          <w:sz w:val="21"/>
+          <w:szCs w:val="21"/>
+          <w:lang w:eastAsia="es-DO"/>
+        </w:rPr>
+      </w:pPr>
+      <w:r>
+        <w:t>Se incorporaron deshacer en Reclutamiento, equivalencia entre dados y soldados, selector práctico de Maniobra, tutorial contextual y modales estratégicos.</w:t>
+      </w:r>
+    </w:p>
+    <w:p>
+      <w:pPr>
+        <w:numPr>
+          <w:ilvl w:val="0"/>
+          <w:numId w:val="1"/>
+        </w:numPr>
+        <w:spacing w:before="100" w:beforeAutospacing="1" w:after="100" w:afterAutospacing="1" w:line="240" w:lineRule="auto"/>
+        <w:rPr>
+          <w:rFonts w:ascii="Segoe UI" w:eastAsia="Times New Roman" w:hAnsi="Segoe UI" w:cs="Segoe UI"/>
+          <w:sz w:val="21"/>
+          <w:szCs w:val="21"/>
+          <w:lang w:eastAsia="es-DO"/>
+        </w:rPr>
+      </w:pPr>
+      <w:r>
+        <w:t>La interfaz fue validada en escritorio, tableta, móvil y zoom del navegador, con controles táctiles y recuperación de foco.</w:t>
+      </w:r>
+    </w:p>
+    <w:p>
+      <w:pPr>
+        <w:spacing w:before="90" w:after="0" w:line="240" w:lineRule="auto"/>
+        <w:outlineLvl w:val="2"/>
         <w:rPr>
           <w:rFonts w:ascii="Segoe UI" w:eastAsia="Times New Roman" w:hAnsi="Segoe UI" w:cs="Segoe UI"/>
           <w:b/>
           <w:bCs/>
-          <w:sz w:val="28"/>
-          <w:szCs w:val="28"/>
-          <w:lang w:eastAsia="es-DO"/>
-        </w:rPr>
-        <w:t>Game</w:t>
-      </w:r>
-      <w:proofErr w:type="spellEnd"/>
-      <w:r>
+          <w:sz w:val="24"/>
+          <w:szCs w:val="24"/>
+          <w:lang w:eastAsia="es-DO"/>
+        </w:rPr>
+      </w:pPr>
+      <w:r>
+        <w:t>Medición y deuda conocida</w:t>
+      </w:r>
+    </w:p>
+    <w:p>
+      <w:pPr>
+        <w:numPr>
+          <w:ilvl w:val="0"/>
+          <w:numId w:val="2"/>
+        </w:numPr>
+        <w:spacing w:before="100" w:beforeAutospacing="1" w:after="100" w:afterAutospacing="1" w:line="240" w:lineRule="auto"/>
+        <w:rPr>
+          <w:rFonts w:ascii="Segoe UI" w:eastAsia="Times New Roman" w:hAnsi="Segoe UI" w:cs="Segoe UI"/>
+          <w:sz w:val="21"/>
+          <w:szCs w:val="21"/>
+          <w:lang w:eastAsia="es-DO"/>
+        </w:rPr>
+      </w:pPr>
+      <w:r>
+        <w:t>La telemetría local v1 registra uso de cartas, ofertas, comandantes y campañas sin transmitir datos ni guardar información personal.</w:t>
+      </w:r>
+    </w:p>
+    <w:p>
+      <w:pPr>
+        <w:numPr>
+          <w:ilvl w:val="0"/>
+          <w:numId w:val="2"/>
+        </w:numPr>
+        <w:spacing w:before="100" w:beforeAutospacing="1" w:after="100" w:afterAutospacing="1" w:line="240" w:lineRule="auto"/>
+        <w:rPr>
+          <w:rFonts w:ascii="Segoe UI" w:eastAsia="Times New Roman" w:hAnsi="Segoe UI" w:cs="Segoe UI"/>
+          <w:sz w:val="21"/>
+          <w:szCs w:val="21"/>
+          <w:lang w:eastAsia="es-DO"/>
+        </w:rPr>
+      </w:pPr>
+      <w:r>
+        <w:t>La simulación P4 mostró que el líder territorial de ronda 8 gana el 89,2% de las campañas y que la correlación territorio victoria es 0,80.</w:t>
+      </w:r>
+    </w:p>
+    <w:p>
+      <w:pPr>
+        <w:spacing w:before="90" w:after="0" w:line="240" w:lineRule="auto"/>
+        <w:outlineLvl w:val="2"/>
         <w:rPr>
           <w:rFonts w:ascii="Segoe UI" w:eastAsia="Times New Roman" w:hAnsi="Segoe UI" w:cs="Segoe UI"/>
           <w:b/>
           <w:bCs/>
-          <w:sz w:val="28"/>
-          <w:szCs w:val="28"/>
-          <w:lang w:eastAsia="es-DO"/>
-        </w:rPr>
-        <w:t xml:space="preserve"> </w:t>
-      </w:r>
-      <w:proofErr w:type="spellStart"/>
-      <w:r>
+          <w:sz w:val="24"/>
+          <w:szCs w:val="24"/>
+          <w:lang w:eastAsia="es-DO"/>
+        </w:rPr>
+      </w:pPr>
+      <w:r>
+        <w:t>Compatibilidad</w:t>
+      </w:r>
+    </w:p>
+    <w:p>
+      <w:pPr>
+        <w:numPr>
+          <w:ilvl w:val="0"/>
+          <w:numId w:val="3"/>
+        </w:numPr>
+        <w:spacing w:before="100" w:beforeAutospacing="1" w:after="100" w:afterAutospacing="1" w:line="240" w:lineRule="auto"/>
+        <w:rPr>
+          <w:rFonts w:ascii="Segoe UI" w:eastAsia="Times New Roman" w:hAnsi="Segoe UI" w:cs="Segoe UI"/>
+          <w:sz w:val="21"/>
+          <w:szCs w:val="21"/>
+          <w:lang w:eastAsia="es-DO"/>
+        </w:rPr>
+      </w:pPr>
+      <w:r>
+        <w:t>El guardado v10 incluye todos los sistemas actuales y migra campañas antiguas compatibles.</w:t>
+      </w:r>
+    </w:p>
+    <w:p>
+      <w:pPr>
+        <w:numPr>
+          <w:ilvl w:val="0"/>
+          <w:numId w:val="3"/>
+        </w:numPr>
+        <w:spacing w:before="100" w:beforeAutospacing="1" w:after="100" w:afterAutospacing="1" w:line="240" w:lineRule="auto"/>
+        <w:rPr>
+          <w:rFonts w:ascii="Segoe UI" w:eastAsia="Times New Roman" w:hAnsi="Segoe UI" w:cs="Segoe UI"/>
+          <w:sz w:val="21"/>
+          <w:szCs w:val="21"/>
+          <w:lang w:eastAsia="es-DO"/>
+        </w:rPr>
+      </w:pPr>
+      <w:r>
+        <w:t>Los eventos de terremoto, tsunami y temporal solo se generan y muestran en Modo terreno.</w:t>
+      </w:r>
+    </w:p>
+    <w:p>
+      <w:pPr>
+        <w:numPr>
+          <w:ilvl w:val="0"/>
+          <w:numId w:val="3"/>
+        </w:numPr>
+        <w:spacing w:before="100" w:beforeAutospacing="1" w:after="100" w:afterAutospacing="1" w:line="240" w:lineRule="auto"/>
+        <w:rPr>
+          <w:rFonts w:ascii="Segoe UI" w:eastAsia="Times New Roman" w:hAnsi="Segoe UI" w:cs="Segoe UI"/>
+          <w:sz w:val="21"/>
+          <w:szCs w:val="21"/>
+          <w:lang w:eastAsia="es-DO"/>
+        </w:rPr>
+      </w:pPr>
+      <w:r>
+        <w:t>La telemetría puede consultarse, exportarse y borrarse desde Ayuda.</w:t>
+      </w:r>
+    </w:p>
+    <w:p>
+      <w:pPr>
+        <w:spacing w:before="90" w:after="0" w:line="240" w:lineRule="auto"/>
+        <w:outlineLvl w:val="2"/>
         <w:rPr>
           <w:rFonts w:ascii="Segoe UI" w:eastAsia="Times New Roman" w:hAnsi="Segoe UI" w:cs="Segoe UI"/>
           <w:b/>
           <w:bCs/>
-          <w:sz w:val="28"/>
-          <w:szCs w:val="28"/>
-          <w:lang w:eastAsia="es-DO"/>
-        </w:rPr>
-        <w:t>Design</w:t>
-      </w:r>
-      <w:proofErr w:type="spellEnd"/>
-      <w:r>
-        <w:rPr>
-          <w:rFonts w:ascii="Segoe UI" w:eastAsia="Times New Roman" w:hAnsi="Segoe UI" w:cs="Segoe UI"/>
-          <w:b/>
-          <w:bCs/>
-          <w:sz w:val="28"/>
-          <w:szCs w:val="28"/>
-          <w:lang w:eastAsia="es-DO"/>
-        </w:rPr>
-        <w:t xml:space="preserve"> </w:t>
-      </w:r>
-      <w:proofErr w:type="spellStart"/>
-      <w:r>
-        <w:rPr>
-          <w:rFonts w:ascii="Segoe UI" w:eastAsia="Times New Roman" w:hAnsi="Segoe UI" w:cs="Segoe UI"/>
-          <w:b/>
-          <w:bCs/>
-          <w:sz w:val="28"/>
-          <w:szCs w:val="28"/>
-          <w:lang w:eastAsia="es-DO"/>
-        </w:rPr>
-        <w:t>Document</w:t>
-      </w:r>
-      <w:proofErr w:type="spellEnd"/>
-      <w:r>
-        <w:rPr>
-          <w:rFonts w:ascii="Segoe UI" w:eastAsia="Times New Roman" w:hAnsi="Segoe UI" w:cs="Segoe UI"/>
-          <w:b/>
-          <w:bCs/>
-          <w:sz w:val="28"/>
-          <w:szCs w:val="28"/>
-          <w:lang w:eastAsia="es-DO"/>
-        </w:rPr>
-        <w:t xml:space="preserve"> — Versión 0.2</w:t>
+          <w:sz w:val="24"/>
+          <w:szCs w:val="24"/>
+          <w:lang w:eastAsia="es-DO"/>
+        </w:rPr>
+      </w:pPr>
+      <w:r>
+        <w:t>Alcance futuro</w:t>
       </w:r>
     </w:p>
     <w:p>
@@ -126,62 +336,7 @@
         </w:rPr>
       </w:pPr>
       <w:r>
-        <w:rPr>
-          <w:rFonts w:ascii="Segoe UI" w:eastAsia="Times New Roman" w:hAnsi="Segoe UI" w:cs="Segoe UI"/>
-          <w:sz w:val="21"/>
-          <w:szCs w:val="21"/>
-          <w:lang w:eastAsia="es-DO"/>
-        </w:rPr>
-        <w:t xml:space="preserve">Esta versión reemplaza a la v0.1. Se conserva la visión y los pilares originales, pero se cierran los cuatro elementos que quedaban pendientes (ronda, dinero, influencia, victoria) y se concilia el documento con el prototipo ya construido en </w:t>
-      </w:r>
-      <w:r>
-        <w:rPr>
-          <w:rFonts w:ascii="Consolas" w:eastAsia="Times New Roman" w:hAnsi="Consolas" w:cs="Courier New"/>
-          <w:sz w:val="19"/>
-          <w:szCs w:val="19"/>
-          <w:lang w:eastAsia="es-DO"/>
-        </w:rPr>
-        <w:t>masterpet22.github.io/</w:t>
-      </w:r>
-      <w:proofErr w:type="spellStart"/>
-      <w:r>
-        <w:rPr>
-          <w:rFonts w:ascii="Consolas" w:eastAsia="Times New Roman" w:hAnsi="Consolas" w:cs="Courier New"/>
-          <w:sz w:val="19"/>
-          <w:szCs w:val="19"/>
-          <w:lang w:eastAsia="es-DO"/>
-        </w:rPr>
-        <w:t>risk</w:t>
-      </w:r>
-      <w:proofErr w:type="spellEnd"/>
-      <w:r>
-        <w:rPr>
-          <w:rFonts w:ascii="Segoe UI" w:eastAsia="Times New Roman" w:hAnsi="Segoe UI" w:cs="Segoe UI"/>
-          <w:sz w:val="21"/>
-          <w:szCs w:val="21"/>
-          <w:lang w:eastAsia="es-DO"/>
-        </w:rPr>
-        <w:t xml:space="preserve">. Esta versión </w:t>
-      </w:r>
-      <w:r>
-        <w:rPr>
-          <w:rFonts w:ascii="Segoe UI" w:eastAsia="Times New Roman" w:hAnsi="Segoe UI" w:cs="Segoe UI"/>
-          <w:b/>
-          <w:bCs/>
-          <w:sz w:val="21"/>
-          <w:szCs w:val="21"/>
-          <w:lang w:eastAsia="es-DO"/>
-        </w:rPr>
-        <w:t>es el norte del proyecto</w:t>
-      </w:r>
-      <w:r>
-        <w:rPr>
-          <w:rFonts w:ascii="Segoe UI" w:eastAsia="Times New Roman" w:hAnsi="Segoe UI" w:cs="Segoe UI"/>
-          <w:sz w:val="21"/>
-          <w:szCs w:val="21"/>
-          <w:lang w:eastAsia="es-DO"/>
-        </w:rPr>
-        <w:t>: donde el prototipo se desvíe de aquí, debe adaptarse a este documento, no al revés.</w:t>
+        <w:t>El multijugador requiere un servidor autoritativo y permanece fuera del alcance hasta estabilizar el balance individual.</w:t>
       </w:r>
     </w:p>
     <w:p>
@@ -201,13 +356,14 @@
           <w:szCs w:val="24"/>
           <w:lang w:eastAsia="es-DO"/>
         </w:rPr>
-        <w:pict w14:anchorId="7F8352EE">
-          <v:rect id="_x0000_i1025" style="width:0;height:1.5pt" o:hralign="center" o:hrstd="t" o:hr="t" fillcolor="#a0a0a0" stroked="f"/>
+        <w:pict w14:anchorId="6C117B7B">
+          <v:rect id="_x0000_i1026" style="width:0;height:1.5pt" o:hralign="center" o:hrstd="t" o:hr="t" fillcolor="#a0a0a0" stroked="f"/>
         </w:pict>
       </w:r>
     </w:p>
     <w:p>
       <w:pPr>
+        <w:pStyle w:val="Ttulo1"/>
         <w:spacing w:before="90" w:after="0" w:line="240" w:lineRule="auto"/>
         <w:outlineLvl w:val="0"/>
         <w:rPr>
@@ -230,190 +386,69 @@
           <w:szCs w:val="32"/>
           <w:lang w:eastAsia="es-DO"/>
         </w:rPr>
-        <w:t>0. Registro de cambios respecto a v0.1</w:t>
-      </w:r>
-    </w:p>
-    <w:p>
-      <w:pPr>
-        <w:spacing w:before="90" w:after="0" w:line="240" w:lineRule="auto"/>
-        <w:outlineLvl w:val="2"/>
+        <w:t>1. Visión general</w:t>
+      </w:r>
+    </w:p>
+    <w:p>
+      <w:pPr>
+        <w:spacing w:after="0" w:line="240" w:lineRule="auto"/>
+        <w:rPr>
+          <w:rFonts w:ascii="Segoe UI" w:eastAsia="Times New Roman" w:hAnsi="Segoe UI" w:cs="Segoe UI"/>
+          <w:sz w:val="21"/>
+          <w:szCs w:val="21"/>
+          <w:lang w:eastAsia="es-DO"/>
+        </w:rPr>
+      </w:pPr>
+      <w:r>
         <w:rPr>
           <w:rFonts w:ascii="Segoe UI" w:eastAsia="Times New Roman" w:hAnsi="Segoe UI" w:cs="Segoe UI"/>
           <w:b/>
           <w:bCs/>
-          <w:sz w:val="24"/>
-          <w:szCs w:val="24"/>
-          <w:lang w:eastAsia="es-DO"/>
-        </w:rPr>
-      </w:pPr>
-      <w:r>
-        <w:rPr>
-          <w:rFonts w:ascii="Segoe UI" w:eastAsia="Times New Roman" w:hAnsi="Segoe UI" w:cs="Segoe UI"/>
-          <w:b/>
-          <w:bCs/>
-          <w:sz w:val="24"/>
-          <w:szCs w:val="24"/>
-          <w:lang w:eastAsia="es-DO"/>
-        </w:rPr>
-        <w:t>Se resuelve (antes pendiente)</w:t>
-      </w:r>
-    </w:p>
-    <w:p>
-      <w:pPr>
-        <w:numPr>
-          <w:ilvl w:val="0"/>
-          <w:numId w:val="1"/>
-        </w:numPr>
-        <w:spacing w:before="100" w:beforeAutospacing="1" w:after="100" w:afterAutospacing="1" w:line="240" w:lineRule="auto"/>
-        <w:rPr>
-          <w:rFonts w:ascii="Segoe UI" w:eastAsia="Times New Roman" w:hAnsi="Segoe UI" w:cs="Segoe UI"/>
-          <w:sz w:val="21"/>
-          <w:szCs w:val="21"/>
-          <w:lang w:eastAsia="es-DO"/>
-        </w:rPr>
-      </w:pPr>
-      <w:r>
-        <w:rPr>
-          <w:rFonts w:ascii="Segoe UI" w:eastAsia="Times New Roman" w:hAnsi="Segoe UI" w:cs="Segoe UI"/>
-          <w:sz w:val="21"/>
-          <w:szCs w:val="21"/>
-          <w:lang w:eastAsia="es-DO"/>
-        </w:rPr>
-        <w:t>Estructura exacta de la ronda (§3).</w:t>
-      </w:r>
-    </w:p>
-    <w:p>
-      <w:pPr>
-        <w:numPr>
-          <w:ilvl w:val="0"/>
-          <w:numId w:val="1"/>
-        </w:numPr>
-        <w:spacing w:before="100" w:beforeAutospacing="1" w:after="100" w:afterAutospacing="1" w:line="240" w:lineRule="auto"/>
-        <w:rPr>
-          <w:rFonts w:ascii="Segoe UI" w:eastAsia="Times New Roman" w:hAnsi="Segoe UI" w:cs="Segoe UI"/>
-          <w:sz w:val="21"/>
-          <w:szCs w:val="21"/>
-          <w:lang w:eastAsia="es-DO"/>
-        </w:rPr>
-      </w:pPr>
-      <w:r>
-        <w:rPr>
-          <w:rFonts w:ascii="Segoe UI" w:eastAsia="Times New Roman" w:hAnsi="Segoe UI" w:cs="Segoe UI"/>
-          <w:sz w:val="21"/>
-          <w:szCs w:val="21"/>
-          <w:lang w:eastAsia="es-DO"/>
-        </w:rPr>
-        <w:t>Obtención y uso del dinero (§7).</w:t>
-      </w:r>
-    </w:p>
-    <w:p>
-      <w:pPr>
-        <w:numPr>
-          <w:ilvl w:val="0"/>
-          <w:numId w:val="1"/>
-        </w:numPr>
-        <w:spacing w:before="100" w:beforeAutospacing="1" w:after="100" w:afterAutospacing="1" w:line="240" w:lineRule="auto"/>
-        <w:rPr>
-          <w:rFonts w:ascii="Segoe UI" w:eastAsia="Times New Roman" w:hAnsi="Segoe UI" w:cs="Segoe UI"/>
-          <w:sz w:val="21"/>
-          <w:szCs w:val="21"/>
-          <w:lang w:eastAsia="es-DO"/>
-        </w:rPr>
-      </w:pPr>
-      <w:r>
-        <w:rPr>
-          <w:rFonts w:ascii="Segoe UI" w:eastAsia="Times New Roman" w:hAnsi="Segoe UI" w:cs="Segoe UI"/>
-          <w:sz w:val="21"/>
-          <w:szCs w:val="21"/>
-          <w:lang w:eastAsia="es-DO"/>
-        </w:rPr>
-        <w:t>Fórmula de Influencia (§8).</w:t>
-      </w:r>
-    </w:p>
-    <w:p>
-      <w:pPr>
-        <w:numPr>
-          <w:ilvl w:val="0"/>
-          <w:numId w:val="1"/>
-        </w:numPr>
-        <w:spacing w:before="100" w:beforeAutospacing="1" w:after="100" w:afterAutospacing="1" w:line="240" w:lineRule="auto"/>
-        <w:rPr>
-          <w:rFonts w:ascii="Segoe UI" w:eastAsia="Times New Roman" w:hAnsi="Segoe UI" w:cs="Segoe UI"/>
-          <w:sz w:val="21"/>
-          <w:szCs w:val="21"/>
-          <w:lang w:eastAsia="es-DO"/>
-        </w:rPr>
-      </w:pPr>
-      <w:r>
-        <w:rPr>
-          <w:rFonts w:ascii="Segoe UI" w:eastAsia="Times New Roman" w:hAnsi="Segoe UI" w:cs="Segoe UI"/>
-          <w:sz w:val="21"/>
-          <w:szCs w:val="21"/>
-          <w:lang w:eastAsia="es-DO"/>
-        </w:rPr>
-        <w:t>Condición de victoria (§16).</w:t>
-      </w:r>
-    </w:p>
-    <w:p>
-      <w:pPr>
-        <w:spacing w:before="90" w:after="0" w:line="240" w:lineRule="auto"/>
-        <w:outlineLvl w:val="2"/>
-        <w:rPr>
-          <w:rFonts w:ascii="Segoe UI" w:eastAsia="Times New Roman" w:hAnsi="Segoe UI" w:cs="Segoe UI"/>
-          <w:b/>
-          <w:bCs/>
-          <w:sz w:val="24"/>
-          <w:szCs w:val="24"/>
-          <w:lang w:eastAsia="es-DO"/>
-        </w:rPr>
-      </w:pPr>
-      <w:r>
-        <w:rPr>
-          <w:rFonts w:ascii="Segoe UI" w:eastAsia="Times New Roman" w:hAnsi="Segoe UI" w:cs="Segoe UI"/>
-          <w:b/>
-          <w:bCs/>
-          <w:sz w:val="24"/>
-          <w:szCs w:val="24"/>
-          <w:lang w:eastAsia="es-DO"/>
-        </w:rPr>
-        <w:t>Se elimina del prototipo</w:t>
-      </w:r>
-    </w:p>
-    <w:p>
-      <w:pPr>
-        <w:numPr>
-          <w:ilvl w:val="0"/>
-          <w:numId w:val="2"/>
-        </w:numPr>
-        <w:spacing w:before="100" w:beforeAutospacing="1" w:after="100" w:afterAutospacing="1" w:line="240" w:lineRule="auto"/>
-        <w:rPr>
-          <w:rFonts w:ascii="Segoe UI" w:eastAsia="Times New Roman" w:hAnsi="Segoe UI" w:cs="Segoe UI"/>
-          <w:sz w:val="21"/>
-          <w:szCs w:val="21"/>
-          <w:lang w:eastAsia="es-DO"/>
-        </w:rPr>
-      </w:pPr>
-      <w:r>
-        <w:rPr>
-          <w:rFonts w:ascii="Segoe UI" w:eastAsia="Times New Roman" w:hAnsi="Segoe UI" w:cs="Segoe UI"/>
-          <w:b/>
-          <w:bCs/>
-          <w:sz w:val="21"/>
-          <w:szCs w:val="21"/>
-          <w:lang w:eastAsia="es-DO"/>
-        </w:rPr>
-        <w:t>Canje clásico de cartas por tríos</w:t>
-      </w:r>
-      <w:r>
-        <w:rPr>
-          <w:rFonts w:ascii="Segoe UI" w:eastAsia="Times New Roman" w:hAnsi="Segoe UI" w:cs="Segoe UI"/>
-          <w:sz w:val="21"/>
-          <w:szCs w:val="21"/>
-          <w:lang w:eastAsia="es-DO"/>
-        </w:rPr>
-        <w:t xml:space="preserve"> (3 cartas → tropas, canje obligatorio con 5). Es la mecánica genérica de </w:t>
-      </w:r>
-      <w:proofErr w:type="spellStart"/>
+          <w:sz w:val="21"/>
+          <w:szCs w:val="21"/>
+          <w:lang w:eastAsia="es-DO"/>
+        </w:rPr>
+        <w:t>Fronteras de Acero</w:t>
+      </w:r>
+      <w:r>
+        <w:rPr>
+          <w:rFonts w:ascii="Segoe UI" w:eastAsia="Times New Roman" w:hAnsi="Segoe UI" w:cs="Segoe UI"/>
+          <w:sz w:val="21"/>
+          <w:szCs w:val="21"/>
+          <w:lang w:eastAsia="es-DO"/>
+        </w:rPr>
+        <w:t xml:space="preserve"> es un juego de estrategia territorial por turnos para web, con posibilidad de multijugador a futuro. Toma como punto de partida la conquista de territorios, pero se diferencia mediante economía territorial, influencia como medida de </w:t>
+      </w:r>
+      <w:r>
+        <w:rPr>
+          <w:rFonts w:ascii="Segoe UI" w:eastAsia="Times New Roman" w:hAnsi="Segoe UI" w:cs="Segoe UI"/>
+          <w:sz w:val="21"/>
+          <w:szCs w:val="21"/>
+          <w:lang w:eastAsia="es-DO"/>
+        </w:rPr>
+        <w:lastRenderedPageBreak/>
+        <w:t>poder, comandantes con doctrinas distintas, información imperfecta, cartas tácticas, objetivos dinámicos, frentes de guerra y eventos que modifican el mapa.</w:t>
+      </w:r>
+    </w:p>
+    <w:p>
+      <w:pPr>
+        <w:spacing w:after="0" w:line="240" w:lineRule="auto"/>
+        <w:rPr>
+          <w:rFonts w:ascii="Segoe UI" w:eastAsia="Times New Roman" w:hAnsi="Segoe UI" w:cs="Segoe UI"/>
+          <w:sz w:val="21"/>
+          <w:szCs w:val="21"/>
+          <w:lang w:eastAsia="es-DO"/>
+        </w:rPr>
+      </w:pPr>
+      <w:r>
+        <w:rPr>
+          <w:rFonts w:ascii="Segoe UI" w:eastAsia="Times New Roman" w:hAnsi="Segoe UI" w:cs="Segoe UI"/>
+          <w:sz w:val="21"/>
+          <w:szCs w:val="21"/>
+          <w:lang w:eastAsia="es-DO"/>
+        </w:rPr>
+        <w:t xml:space="preserve">La experiencia no debe reducirse a </w:t>
+      </w:r>
       <w:r>
         <w:rPr>
           <w:rFonts w:ascii="Segoe UI" w:eastAsia="Times New Roman" w:hAnsi="Segoe UI" w:cs="Segoe UI"/>
@@ -423,247 +458,16 @@
           <w:szCs w:val="21"/>
           <w:lang w:eastAsia="es-DO"/>
         </w:rPr>
-        <w:t>Risk</w:t>
-      </w:r>
-      <w:proofErr w:type="spellEnd"/>
-      <w:r>
-        <w:rPr>
-          <w:rFonts w:ascii="Segoe UI" w:eastAsia="Times New Roman" w:hAnsi="Segoe UI" w:cs="Segoe UI"/>
-          <w:sz w:val="21"/>
-          <w:szCs w:val="21"/>
-          <w:lang w:eastAsia="es-DO"/>
-        </w:rPr>
-        <w:t xml:space="preserve"> que el propio §11 original quería evitar ("una carta debe proporcionar una herramienta, no garantizar una victoria"). Se reemplaza por el sistema de </w:t>
-      </w:r>
-      <w:r>
-        <w:rPr>
-          <w:rFonts w:ascii="Segoe UI" w:eastAsia="Times New Roman" w:hAnsi="Segoe UI" w:cs="Segoe UI"/>
-          <w:b/>
-          <w:bCs/>
-          <w:sz w:val="21"/>
-          <w:szCs w:val="21"/>
-          <w:lang w:eastAsia="es-DO"/>
-        </w:rPr>
-        <w:t>Cartas Tácticas</w:t>
-      </w:r>
-      <w:r>
-        <w:rPr>
-          <w:rFonts w:ascii="Segoe UI" w:eastAsia="Times New Roman" w:hAnsi="Segoe UI" w:cs="Segoe UI"/>
-          <w:sz w:val="21"/>
-          <w:szCs w:val="21"/>
-          <w:lang w:eastAsia="es-DO"/>
-        </w:rPr>
-        <w:t xml:space="preserve"> ya descrito conceptualmente, ahora con costes y efectos concretos (§11).</w:t>
-      </w:r>
-    </w:p>
-    <w:p>
-      <w:pPr>
-        <w:numPr>
-          <w:ilvl w:val="0"/>
-          <w:numId w:val="2"/>
-        </w:numPr>
-        <w:spacing w:before="100" w:beforeAutospacing="1" w:after="100" w:afterAutospacing="1" w:line="240" w:lineRule="auto"/>
-        <w:rPr>
-          <w:rFonts w:ascii="Segoe UI" w:eastAsia="Times New Roman" w:hAnsi="Segoe UI" w:cs="Segoe UI"/>
-          <w:sz w:val="21"/>
-          <w:szCs w:val="21"/>
-          <w:lang w:eastAsia="es-DO"/>
-        </w:rPr>
-      </w:pPr>
-      <w:r>
-        <w:rPr>
-          <w:rFonts w:ascii="Segoe UI" w:eastAsia="Times New Roman" w:hAnsi="Segoe UI" w:cs="Segoe UI"/>
-          <w:b/>
-          <w:bCs/>
-          <w:sz w:val="21"/>
-          <w:szCs w:val="21"/>
-          <w:lang w:eastAsia="es-DO"/>
-        </w:rPr>
-        <w:t>Selector de dificultad como ajuste de IA genérico</w:t>
-      </w:r>
-      <w:r>
-        <w:rPr>
-          <w:rFonts w:ascii="Segoe UI" w:eastAsia="Times New Roman" w:hAnsi="Segoe UI" w:cs="Segoe UI"/>
-          <w:sz w:val="21"/>
-          <w:szCs w:val="21"/>
-          <w:lang w:eastAsia="es-DO"/>
-        </w:rPr>
-        <w:t xml:space="preserve"> sin efecto documentado. Pasa a definirse como modificador de producción/percepción de la IA (§9.3), no como un simple multiplicador de dados.</w:t>
-      </w:r>
-    </w:p>
-    <w:p>
-      <w:pPr>
-        <w:spacing w:before="90" w:after="0" w:line="240" w:lineRule="auto"/>
-        <w:outlineLvl w:val="2"/>
-        <w:rPr>
-          <w:rFonts w:ascii="Segoe UI" w:eastAsia="Times New Roman" w:hAnsi="Segoe UI" w:cs="Segoe UI"/>
-          <w:b/>
-          <w:bCs/>
-          <w:sz w:val="24"/>
-          <w:szCs w:val="24"/>
-          <w:lang w:eastAsia="es-DO"/>
-        </w:rPr>
-      </w:pPr>
-      <w:r>
-        <w:rPr>
-          <w:rFonts w:ascii="Segoe UI" w:eastAsia="Times New Roman" w:hAnsi="Segoe UI" w:cs="Segoe UI"/>
-          <w:b/>
-          <w:bCs/>
-          <w:sz w:val="24"/>
-          <w:szCs w:val="24"/>
-          <w:lang w:eastAsia="es-DO"/>
-        </w:rPr>
-        <w:t>Se incorpora (no estaba en v0.1, ya existe en el prototipo)</w:t>
-      </w:r>
-    </w:p>
-    <w:p>
-      <w:pPr>
-        <w:numPr>
-          <w:ilvl w:val="0"/>
-          <w:numId w:val="3"/>
-        </w:numPr>
-        <w:spacing w:before="100" w:beforeAutospacing="1" w:after="100" w:afterAutospacing="1" w:line="240" w:lineRule="auto"/>
-        <w:rPr>
-          <w:rFonts w:ascii="Segoe UI" w:eastAsia="Times New Roman" w:hAnsi="Segoe UI" w:cs="Segoe UI"/>
-          <w:sz w:val="21"/>
-          <w:szCs w:val="21"/>
-          <w:lang w:eastAsia="es-DO"/>
-        </w:rPr>
-      </w:pPr>
-      <w:r>
-        <w:rPr>
-          <w:rFonts w:ascii="Segoe UI" w:eastAsia="Times New Roman" w:hAnsi="Segoe UI" w:cs="Segoe UI"/>
-          <w:b/>
-          <w:bCs/>
-          <w:sz w:val="21"/>
-          <w:szCs w:val="21"/>
-          <w:lang w:eastAsia="es-DO"/>
-        </w:rPr>
-        <w:t>Modo Terreno</w:t>
-      </w:r>
-      <w:r>
-        <w:rPr>
-          <w:rFonts w:ascii="Segoe UI" w:eastAsia="Times New Roman" w:hAnsi="Segoe UI" w:cs="Segoe UI"/>
-          <w:sz w:val="21"/>
-          <w:szCs w:val="21"/>
-          <w:lang w:eastAsia="es-DO"/>
-        </w:rPr>
-        <w:t xml:space="preserve"> (Infantería/Artillería/Caballería): se formaliza como variante de reglas opcional, no como el modo base (§6.1).</w:t>
-      </w:r>
-    </w:p>
-    <w:p>
-      <w:pPr>
-        <w:numPr>
-          <w:ilvl w:val="0"/>
-          <w:numId w:val="3"/>
-        </w:numPr>
-        <w:spacing w:before="100" w:beforeAutospacing="1" w:after="100" w:afterAutospacing="1" w:line="240" w:lineRule="auto"/>
-        <w:rPr>
-          <w:rFonts w:ascii="Segoe UI" w:eastAsia="Times New Roman" w:hAnsi="Segoe UI" w:cs="Segoe UI"/>
-          <w:sz w:val="21"/>
-          <w:szCs w:val="21"/>
-          <w:lang w:eastAsia="es-DO"/>
-        </w:rPr>
-      </w:pPr>
-      <w:r>
-        <w:rPr>
-          <w:rFonts w:ascii="Segoe UI" w:eastAsia="Times New Roman" w:hAnsi="Segoe UI" w:cs="Segoe UI"/>
-          <w:b/>
-          <w:bCs/>
-          <w:sz w:val="21"/>
-          <w:szCs w:val="21"/>
-          <w:lang w:eastAsia="es-DO"/>
-        </w:rPr>
-        <w:t>Múltiples mapas</w:t>
-      </w:r>
-      <w:r>
-        <w:rPr>
-          <w:rFonts w:ascii="Segoe UI" w:eastAsia="Times New Roman" w:hAnsi="Segoe UI" w:cs="Segoe UI"/>
-          <w:sz w:val="21"/>
-          <w:szCs w:val="21"/>
-          <w:lang w:eastAsia="es-DO"/>
-        </w:rPr>
-        <w:t xml:space="preserve"> (Fronteras de Acero, Archipiélago Quebrado, La Gran Grieta): se documentan como variantes de conectividad, no como contenido nuevo por sí mismo (§4.4).</w:t>
-      </w:r>
-    </w:p>
-    <w:p>
-      <w:pPr>
-        <w:numPr>
-          <w:ilvl w:val="0"/>
-          <w:numId w:val="3"/>
-        </w:numPr>
-        <w:spacing w:before="100" w:beforeAutospacing="1" w:after="100" w:afterAutospacing="1" w:line="240" w:lineRule="auto"/>
-        <w:rPr>
-          <w:rFonts w:ascii="Segoe UI" w:eastAsia="Times New Roman" w:hAnsi="Segoe UI" w:cs="Segoe UI"/>
-          <w:sz w:val="21"/>
-          <w:szCs w:val="21"/>
-          <w:lang w:eastAsia="es-DO"/>
-        </w:rPr>
-      </w:pPr>
-      <w:r>
-        <w:rPr>
-          <w:rFonts w:ascii="Segoe UI" w:eastAsia="Times New Roman" w:hAnsi="Segoe UI" w:cs="Segoe UI"/>
-          <w:b/>
-          <w:bCs/>
-          <w:sz w:val="21"/>
-          <w:szCs w:val="21"/>
-          <w:lang w:eastAsia="es-DO"/>
-        </w:rPr>
-        <w:t>Guardado automático</w:t>
-      </w:r>
-      <w:r>
-        <w:rPr>
-          <w:rFonts w:ascii="Segoe UI" w:eastAsia="Times New Roman" w:hAnsi="Segoe UI" w:cs="Segoe UI"/>
-          <w:sz w:val="21"/>
-          <w:szCs w:val="21"/>
-          <w:lang w:eastAsia="es-DO"/>
-        </w:rPr>
-        <w:t>: se documenta como requisito técnico, no de diseño (§20).</w:t>
-      </w:r>
-    </w:p>
-    <w:p>
-      <w:pPr>
-        <w:spacing w:before="90" w:after="0" w:line="240" w:lineRule="auto"/>
-        <w:outlineLvl w:val="2"/>
-        <w:rPr>
-          <w:rFonts w:ascii="Segoe UI" w:eastAsia="Times New Roman" w:hAnsi="Segoe UI" w:cs="Segoe UI"/>
-          <w:b/>
-          <w:bCs/>
-          <w:sz w:val="24"/>
-          <w:szCs w:val="24"/>
-          <w:lang w:eastAsia="es-DO"/>
-        </w:rPr>
-      </w:pPr>
-      <w:r>
-        <w:rPr>
-          <w:rFonts w:ascii="Segoe UI" w:eastAsia="Times New Roman" w:hAnsi="Segoe UI" w:cs="Segoe UI"/>
-          <w:b/>
-          <w:bCs/>
-          <w:sz w:val="24"/>
-          <w:szCs w:val="24"/>
-          <w:lang w:eastAsia="es-DO"/>
-        </w:rPr>
-        <w:t>Se mantiene sin cambios</w:t>
-      </w:r>
-    </w:p>
-    <w:p>
-      <w:pPr>
-        <w:spacing w:after="0" w:line="240" w:lineRule="auto"/>
-        <w:rPr>
-          <w:rFonts w:ascii="Segoe UI" w:eastAsia="Times New Roman" w:hAnsi="Segoe UI" w:cs="Segoe UI"/>
-          <w:sz w:val="21"/>
-          <w:szCs w:val="21"/>
-          <w:lang w:eastAsia="es-DO"/>
-        </w:rPr>
-      </w:pPr>
-      <w:r>
-        <w:rPr>
-          <w:rFonts w:ascii="Segoe UI" w:eastAsia="Times New Roman" w:hAnsi="Segoe UI" w:cs="Segoe UI"/>
-          <w:sz w:val="21"/>
-          <w:szCs w:val="21"/>
-          <w:lang w:eastAsia="es-DO"/>
-        </w:rPr>
-        <w:t>Pilares (§2), tablero de 24 territorios / 6 regiones (§4), información imperfecta (§10), objetivos (§12), frentes de guerra (§13), eventos dinámicos (§14), eliminación del sistema de Legado (§15), filosofía de diseño (§17) y prueba de calidad de mecánicas (§18).</w:t>
+        <w:t>conquistar hasta eliminar a los demás</w:t>
+      </w:r>
+      <w:r>
+        <w:rPr>
+          <w:rFonts w:ascii="Segoe UI" w:eastAsia="Times New Roman" w:hAnsi="Segoe UI" w:cs="Segoe UI"/>
+          <w:sz w:val="21"/>
+          <w:szCs w:val="21"/>
+          <w:lang w:eastAsia="es-DO"/>
+        </w:rPr>
+        <w:t>. El prototipo actual ya cumple el núcleo de conquista; el trabajo desde aquí es hacer que el resto de pilares (economía, información, adaptación) tengan el mismo nivel de solidez que el dominio territorial.</w:t>
       </w:r>
     </w:p>
     <w:p>
@@ -683,13 +487,14 @@
           <w:szCs w:val="24"/>
           <w:lang w:eastAsia="es-DO"/>
         </w:rPr>
-        <w:pict w14:anchorId="6C117B7B">
-          <v:rect id="_x0000_i1026" style="width:0;height:1.5pt" o:hralign="center" o:hrstd="t" o:hr="t" fillcolor="#a0a0a0" stroked="f"/>
+        <w:pict w14:anchorId="75BB03CF">
+          <v:rect id="_x0000_i1027" style="width:0;height:1.5pt" o:hralign="center" o:hrstd="t" o:hr="t" fillcolor="#a0a0a0" stroked="f"/>
         </w:pict>
       </w:r>
     </w:p>
     <w:p>
       <w:pPr>
+        <w:pStyle w:val="Ttulo1"/>
         <w:spacing w:before="90" w:after="0" w:line="240" w:lineRule="auto"/>
         <w:outlineLvl w:val="0"/>
         <w:rPr>
@@ -712,12 +517,36 @@
           <w:szCs w:val="32"/>
           <w:lang w:eastAsia="es-DO"/>
         </w:rPr>
-        <w:t>1. Visión general</w:t>
+        <w:t>2. Pilares de diseño</w:t>
       </w:r>
     </w:p>
     <w:p>
       <w:pPr>
         <w:spacing w:after="0" w:line="240" w:lineRule="auto"/>
+        <w:rPr>
+          <w:rFonts w:ascii="Segoe UI" w:eastAsia="Times New Roman" w:hAnsi="Segoe UI" w:cs="Segoe UI"/>
+          <w:sz w:val="21"/>
+          <w:szCs w:val="21"/>
+          <w:lang w:eastAsia="es-DO"/>
+        </w:rPr>
+      </w:pPr>
+      <w:r>
+        <w:rPr>
+          <w:rFonts w:ascii="Segoe UI" w:eastAsia="Times New Roman" w:hAnsi="Segoe UI" w:cs="Segoe UI"/>
+          <w:sz w:val="21"/>
+          <w:szCs w:val="21"/>
+          <w:lang w:eastAsia="es-DO"/>
+        </w:rPr>
+        <w:t>Sin cambios respecto a v0.1. Todo sistema nuevo debe justificar su existencia dentro de uno o más de:</w:t>
+      </w:r>
+    </w:p>
+    <w:p>
+      <w:pPr>
+        <w:numPr>
+          <w:ilvl w:val="0"/>
+          <w:numId w:val="4"/>
+        </w:numPr>
+        <w:spacing w:before="100" w:beforeAutospacing="1" w:after="100" w:afterAutospacing="1" w:line="240" w:lineRule="auto"/>
         <w:rPr>
           <w:rFonts w:ascii="Segoe UI" w:eastAsia="Times New Roman" w:hAnsi="Segoe UI" w:cs="Segoe UI"/>
           <w:sz w:val="21"/>
@@ -734,66 +563,121 @@
           <w:szCs w:val="21"/>
           <w:lang w:eastAsia="es-DO"/>
         </w:rPr>
-        <w:t>Fronteras de Acero</w:t>
-      </w:r>
-      <w:r>
-        <w:rPr>
-          <w:rFonts w:ascii="Segoe UI" w:eastAsia="Times New Roman" w:hAnsi="Segoe UI" w:cs="Segoe UI"/>
-          <w:sz w:val="21"/>
-          <w:szCs w:val="21"/>
-          <w:lang w:eastAsia="es-DO"/>
-        </w:rPr>
-        <w:t xml:space="preserve"> es un juego de estrategia territorial por turnos para web, con posibilidad de multijugador a futuro. Toma como punto de partida la conquista de territorios, pero se diferencia mediante economía territorial, influencia como medida de </w:t>
-      </w:r>
-      <w:r>
-        <w:rPr>
-          <w:rFonts w:ascii="Segoe UI" w:eastAsia="Times New Roman" w:hAnsi="Segoe UI" w:cs="Segoe UI"/>
-          <w:sz w:val="21"/>
-          <w:szCs w:val="21"/>
-          <w:lang w:eastAsia="es-DO"/>
-        </w:rPr>
-        <w:lastRenderedPageBreak/>
-        <w:t>poder, comandantes con doctrinas distintas, información imperfecta, cartas tácticas, objetivos dinámicos, frentes de guerra y eventos que modifican el mapa.</w:t>
-      </w:r>
-    </w:p>
-    <w:p>
-      <w:pPr>
-        <w:spacing w:after="0" w:line="240" w:lineRule="auto"/>
-        <w:rPr>
-          <w:rFonts w:ascii="Segoe UI" w:eastAsia="Times New Roman" w:hAnsi="Segoe UI" w:cs="Segoe UI"/>
-          <w:sz w:val="21"/>
-          <w:szCs w:val="21"/>
-          <w:lang w:eastAsia="es-DO"/>
-        </w:rPr>
-      </w:pPr>
-      <w:r>
-        <w:rPr>
-          <w:rFonts w:ascii="Segoe UI" w:eastAsia="Times New Roman" w:hAnsi="Segoe UI" w:cs="Segoe UI"/>
-          <w:sz w:val="21"/>
-          <w:szCs w:val="21"/>
-          <w:lang w:eastAsia="es-DO"/>
-        </w:rPr>
-        <w:t xml:space="preserve">La experiencia no debe reducirse a </w:t>
-      </w:r>
-      <w:r>
-        <w:rPr>
-          <w:rFonts w:ascii="Segoe UI" w:eastAsia="Times New Roman" w:hAnsi="Segoe UI" w:cs="Segoe UI"/>
-          <w:i/>
-          <w:iCs/>
-          <w:sz w:val="21"/>
-          <w:szCs w:val="21"/>
-          <w:lang w:eastAsia="es-DO"/>
-        </w:rPr>
-        <w:t>conquistar hasta eliminar a los demás</w:t>
-      </w:r>
-      <w:r>
-        <w:rPr>
-          <w:rFonts w:ascii="Segoe UI" w:eastAsia="Times New Roman" w:hAnsi="Segoe UI" w:cs="Segoe UI"/>
-          <w:sz w:val="21"/>
-          <w:szCs w:val="21"/>
-          <w:lang w:eastAsia="es-DO"/>
-        </w:rPr>
-        <w:t>. El prototipo actual ya cumple el núcleo de conquista; el trabajo desde aquí es hacer que el resto de pilares (economía, información, adaptación) tengan el mismo nivel de solidez que el dominio territorial.</w:t>
+        <w:t>Dominio territorial</w:t>
+      </w:r>
+      <w:r>
+        <w:rPr>
+          <w:rFonts w:ascii="Segoe UI" w:eastAsia="Times New Roman" w:hAnsi="Segoe UI" w:cs="Segoe UI"/>
+          <w:sz w:val="21"/>
+          <w:szCs w:val="21"/>
+          <w:lang w:eastAsia="es-DO"/>
+        </w:rPr>
+        <w:t xml:space="preserve"> — ¿Dónde tengo poder?</w:t>
+      </w:r>
+    </w:p>
+    <w:p>
+      <w:pPr>
+        <w:numPr>
+          <w:ilvl w:val="0"/>
+          <w:numId w:val="4"/>
+        </w:numPr>
+        <w:spacing w:before="100" w:beforeAutospacing="1" w:after="100" w:afterAutospacing="1" w:line="240" w:lineRule="auto"/>
+        <w:rPr>
+          <w:rFonts w:ascii="Segoe UI" w:eastAsia="Times New Roman" w:hAnsi="Segoe UI" w:cs="Segoe UI"/>
+          <w:sz w:val="21"/>
+          <w:szCs w:val="21"/>
+          <w:lang w:eastAsia="es-DO"/>
+        </w:rPr>
+      </w:pPr>
+      <w:r>
+        <w:rPr>
+          <w:rFonts w:ascii="Segoe UI" w:eastAsia="Times New Roman" w:hAnsi="Segoe UI" w:cs="Segoe UI"/>
+          <w:b/>
+          <w:bCs/>
+          <w:sz w:val="21"/>
+          <w:szCs w:val="21"/>
+          <w:lang w:eastAsia="es-DO"/>
+        </w:rPr>
+        <w:t>Economía</w:t>
+      </w:r>
+      <w:r>
+        <w:rPr>
+          <w:rFonts w:ascii="Segoe UI" w:eastAsia="Times New Roman" w:hAnsi="Segoe UI" w:cs="Segoe UI"/>
+          <w:sz w:val="21"/>
+          <w:szCs w:val="21"/>
+          <w:lang w:eastAsia="es-DO"/>
+        </w:rPr>
+        <w:t xml:space="preserve"> — ¿Qué puedo permitirme hacer?</w:t>
+      </w:r>
+    </w:p>
+    <w:p>
+      <w:pPr>
+        <w:numPr>
+          <w:ilvl w:val="0"/>
+          <w:numId w:val="4"/>
+        </w:numPr>
+        <w:spacing w:before="100" w:beforeAutospacing="1" w:after="100" w:afterAutospacing="1" w:line="240" w:lineRule="auto"/>
+        <w:rPr>
+          <w:rFonts w:ascii="Segoe UI" w:eastAsia="Times New Roman" w:hAnsi="Segoe UI" w:cs="Segoe UI"/>
+          <w:sz w:val="21"/>
+          <w:szCs w:val="21"/>
+          <w:lang w:eastAsia="es-DO"/>
+        </w:rPr>
+      </w:pPr>
+      <w:r>
+        <w:rPr>
+          <w:rFonts w:ascii="Segoe UI" w:eastAsia="Times New Roman" w:hAnsi="Segoe UI" w:cs="Segoe UI"/>
+          <w:b/>
+          <w:bCs/>
+          <w:sz w:val="21"/>
+          <w:szCs w:val="21"/>
+          <w:lang w:eastAsia="es-DO"/>
+        </w:rPr>
+        <w:t>Información</w:t>
+      </w:r>
+      <w:r>
+        <w:rPr>
+          <w:rFonts w:ascii="Segoe UI" w:eastAsia="Times New Roman" w:hAnsi="Segoe UI" w:cs="Segoe UI"/>
+          <w:sz w:val="21"/>
+          <w:szCs w:val="21"/>
+          <w:lang w:eastAsia="es-DO"/>
+        </w:rPr>
+        <w:t xml:space="preserve"> — ¿Qué sé realmente del enemigo?</w:t>
+      </w:r>
+    </w:p>
+    <w:p>
+      <w:pPr>
+        <w:numPr>
+          <w:ilvl w:val="0"/>
+          <w:numId w:val="4"/>
+        </w:numPr>
+        <w:spacing w:before="100" w:beforeAutospacing="1" w:after="100" w:afterAutospacing="1" w:line="240" w:lineRule="auto"/>
+        <w:rPr>
+          <w:rFonts w:ascii="Segoe UI" w:eastAsia="Times New Roman" w:hAnsi="Segoe UI" w:cs="Segoe UI"/>
+          <w:sz w:val="21"/>
+          <w:szCs w:val="21"/>
+          <w:lang w:eastAsia="es-DO"/>
+        </w:rPr>
+      </w:pPr>
+      <w:r>
+        <w:rPr>
+          <w:rFonts w:ascii="Segoe UI" w:eastAsia="Times New Roman" w:hAnsi="Segoe UI" w:cs="Segoe UI"/>
+          <w:b/>
+          <w:bCs/>
+          <w:sz w:val="21"/>
+          <w:szCs w:val="21"/>
+          <w:lang w:eastAsia="es-DO"/>
+        </w:rPr>
+        <w:t>Adaptación</w:t>
+      </w:r>
+      <w:r>
+        <w:rPr>
+          <w:rFonts w:ascii="Segoe UI" w:eastAsia="Times New Roman" w:hAnsi="Segoe UI" w:cs="Segoe UI"/>
+          <w:sz w:val="21"/>
+          <w:szCs w:val="21"/>
+          <w:lang w:eastAsia="es-DO"/>
+        </w:rPr>
+        <w:t xml:space="preserve"> — ¿Cómo reacciono cuando cambia la situación?</w:t>
       </w:r>
     </w:p>
     <w:p>
@@ -813,13 +697,14 @@
           <w:szCs w:val="24"/>
           <w:lang w:eastAsia="es-DO"/>
         </w:rPr>
-        <w:pict w14:anchorId="75BB03CF">
-          <v:rect id="_x0000_i1027" style="width:0;height:1.5pt" o:hralign="center" o:hrstd="t" o:hr="t" fillcolor="#a0a0a0" stroked="f"/>
+        <w:pict w14:anchorId="228E0C38">
+          <v:rect id="_x0000_i1028" style="width:0;height:1.5pt" o:hralign="center" o:hrstd="t" o:hr="t" fillcolor="#a0a0a0" stroked="f"/>
         </w:pict>
       </w:r>
     </w:p>
     <w:p>
       <w:pPr>
+        <w:pStyle w:val="Ttulo1"/>
         <w:spacing w:before="90" w:after="0" w:line="240" w:lineRule="auto"/>
         <w:outlineLvl w:val="0"/>
         <w:rPr>
@@ -842,7 +727,7 @@
           <w:szCs w:val="32"/>
           <w:lang w:eastAsia="es-DO"/>
         </w:rPr>
-        <w:t>2. Pilares de diseño</w:t>
+        <w:t>3. La ronda — RESUELTO</w:t>
       </w:r>
     </w:p>
     <w:p>
@@ -856,20 +741,62 @@
         </w:rPr>
       </w:pPr>
       <w:r>
-        <w:rPr>
-          <w:rFonts w:ascii="Segoe UI" w:eastAsia="Times New Roman" w:hAnsi="Segoe UI" w:cs="Segoe UI"/>
-          <w:sz w:val="21"/>
-          <w:szCs w:val="21"/>
-          <w:lang w:eastAsia="es-DO"/>
-        </w:rPr>
-        <w:t>Sin cambios respecto a v0.1. Todo sistema nuevo debe justificar su existencia dentro de uno o más de:</w:t>
+        <w:t>El juego implementa una estructura oficial de cuatro fases con economía, objetivos, Influencia y Frentes conectados al flujo de turno:</w:t>
+      </w:r>
+    </w:p>
+    <w:p>
+      <w:pPr>
+        <w:pStyle w:val="Ttulo2"/>
+        <w:spacing w:before="90" w:after="0" w:line="240" w:lineRule="auto"/>
+        <w:outlineLvl w:val="1"/>
+        <w:rPr>
+          <w:rFonts w:ascii="Segoe UI" w:eastAsia="Times New Roman" w:hAnsi="Segoe UI" w:cs="Segoe UI"/>
+          <w:b/>
+          <w:bCs/>
+          <w:sz w:val="28"/>
+          <w:szCs w:val="28"/>
+          <w:lang w:eastAsia="es-DO"/>
+        </w:rPr>
+      </w:pPr>
+      <w:r>
+        <w:rPr>
+          <w:rFonts w:ascii="Segoe UI" w:eastAsia="Times New Roman" w:hAnsi="Segoe UI" w:cs="Segoe UI"/>
+          <w:b/>
+          <w:bCs/>
+          <w:sz w:val="28"/>
+          <w:szCs w:val="28"/>
+          <w:lang w:eastAsia="es-DO"/>
+        </w:rPr>
+        <w:t>3.1. Estructura de un turno (por jugador)</w:t>
+      </w:r>
+    </w:p>
+    <w:p>
+      <w:pPr>
+        <w:spacing w:after="0" w:line="240" w:lineRule="auto"/>
+        <w:rPr>
+          <w:rFonts w:ascii="Segoe UI" w:eastAsia="Times New Roman" w:hAnsi="Segoe UI" w:cs="Segoe UI"/>
+          <w:sz w:val="21"/>
+          <w:szCs w:val="21"/>
+          <w:lang w:eastAsia="es-DO"/>
+        </w:rPr>
+      </w:pPr>
+      <w:r>
+        <w:rPr>
+          <w:rFonts w:ascii="Segoe UI" w:eastAsia="Times New Roman" w:hAnsi="Segoe UI" w:cs="Segoe UI"/>
+          <w:b/>
+          <w:bCs/>
+          <w:sz w:val="21"/>
+          <w:szCs w:val="21"/>
+          <w:lang w:eastAsia="es-DO"/>
+        </w:rPr>
+        <w:t>Fase 1 — Reclutamiento</w:t>
       </w:r>
     </w:p>
     <w:p>
       <w:pPr>
         <w:numPr>
           <w:ilvl w:val="0"/>
-          <w:numId w:val="4"/>
+          <w:numId w:val="5"/>
         </w:numPr>
         <w:spacing w:before="100" w:beforeAutospacing="1" w:after="100" w:afterAutospacing="1" w:line="240" w:lineRule="auto"/>
         <w:rPr>
@@ -882,29 +809,215 @@
       <w:r>
         <w:rPr>
           <w:rFonts w:ascii="Segoe UI" w:eastAsia="Times New Roman" w:hAnsi="Segoe UI" w:cs="Segoe UI"/>
+          <w:sz w:val="21"/>
+          <w:szCs w:val="21"/>
+          <w:lang w:eastAsia="es-DO"/>
+        </w:rPr>
+        <w:t>Se cobra la producción económica de todos los territorios propios (ver §7).</w:t>
+      </w:r>
+    </w:p>
+    <w:p>
+      <w:pPr>
+        <w:numPr>
+          <w:ilvl w:val="0"/>
+          <w:numId w:val="5"/>
+        </w:numPr>
+        <w:spacing w:before="100" w:beforeAutospacing="1" w:after="100" w:afterAutospacing="1" w:line="240" w:lineRule="auto"/>
+        <w:rPr>
+          <w:rFonts w:ascii="Segoe UI" w:eastAsia="Times New Roman" w:hAnsi="Segoe UI" w:cs="Segoe UI"/>
+          <w:sz w:val="21"/>
+          <w:szCs w:val="21"/>
+          <w:lang w:eastAsia="es-DO"/>
+        </w:rPr>
+      </w:pPr>
+      <w:r>
+        <w:rPr>
+          <w:rFonts w:ascii="Segoe UI" w:eastAsia="Times New Roman" w:hAnsi="Segoe UI" w:cs="Segoe UI"/>
+          <w:sz w:val="21"/>
+          <w:szCs w:val="21"/>
+          <w:lang w:eastAsia="es-DO"/>
+        </w:rPr>
+        <w:t xml:space="preserve">Se calculan refuerzos: </w:t>
+      </w:r>
+      <w:r>
+        <w:rPr>
+          <w:rFonts w:ascii="Consolas" w:eastAsia="Times New Roman" w:hAnsi="Consolas" w:cs="Courier New"/>
+          <w:sz w:val="19"/>
+          <w:szCs w:val="19"/>
+          <w:lang w:eastAsia="es-DO"/>
+        </w:rPr>
+        <w:t xml:space="preserve">Refuerzos = </w:t>
+      </w:r>
+      <w:proofErr w:type="spellStart"/>
+      <w:proofErr w:type="gramStart"/>
+      <w:r>
+        <w:rPr>
+          <w:rFonts w:ascii="Consolas" w:eastAsia="Times New Roman" w:hAnsi="Consolas" w:cs="Courier New"/>
+          <w:sz w:val="19"/>
+          <w:szCs w:val="19"/>
+          <w:lang w:eastAsia="es-DO"/>
+        </w:rPr>
+        <w:t>max</w:t>
+      </w:r>
+      <w:proofErr w:type="spellEnd"/>
+      <w:r>
+        <w:rPr>
+          <w:rFonts w:ascii="Consolas" w:eastAsia="Times New Roman" w:hAnsi="Consolas" w:cs="Courier New"/>
+          <w:sz w:val="19"/>
+          <w:szCs w:val="19"/>
+          <w:lang w:eastAsia="es-DO"/>
+        </w:rPr>
+        <w:t>(</w:t>
+      </w:r>
+      <w:proofErr w:type="gramEnd"/>
+      <w:r>
+        <w:rPr>
+          <w:rFonts w:ascii="Consolas" w:eastAsia="Times New Roman" w:hAnsi="Consolas" w:cs="Courier New"/>
+          <w:sz w:val="19"/>
+          <w:szCs w:val="19"/>
+          <w:lang w:eastAsia="es-DO"/>
+        </w:rPr>
+        <w:t xml:space="preserve">3, </w:t>
+      </w:r>
+      <w:r>
+        <w:rPr>
+          <w:rFonts w:ascii="Cambria Math" w:eastAsia="Times New Roman" w:hAnsi="Cambria Math" w:cs="Cambria Math"/>
+          <w:sz w:val="19"/>
+          <w:szCs w:val="19"/>
+          <w:lang w:eastAsia="es-DO"/>
+        </w:rPr>
+        <w:t>⌊</w:t>
+      </w:r>
+      <w:r>
+        <w:rPr>
+          <w:rFonts w:ascii="Consolas" w:eastAsia="Times New Roman" w:hAnsi="Consolas" w:cs="Courier New"/>
+          <w:sz w:val="19"/>
+          <w:szCs w:val="19"/>
+          <w:lang w:eastAsia="es-DO"/>
+        </w:rPr>
+        <w:t xml:space="preserve">territorios propios </w:t>
+      </w:r>
+      <w:r>
+        <w:rPr>
+          <w:rFonts w:ascii="Consolas" w:eastAsia="Times New Roman" w:hAnsi="Consolas" w:cs="Consolas"/>
+          <w:sz w:val="19"/>
+          <w:szCs w:val="19"/>
+          <w:lang w:eastAsia="es-DO"/>
+        </w:rPr>
+        <w:t>÷</w:t>
+      </w:r>
+      <w:r>
+        <w:rPr>
+          <w:rFonts w:ascii="Consolas" w:eastAsia="Times New Roman" w:hAnsi="Consolas" w:cs="Courier New"/>
+          <w:sz w:val="19"/>
+          <w:szCs w:val="19"/>
+          <w:lang w:eastAsia="es-DO"/>
+        </w:rPr>
+        <w:t xml:space="preserve"> 3</w:t>
+      </w:r>
+      <w:r>
+        <w:rPr>
+          <w:rFonts w:ascii="Cambria Math" w:eastAsia="Times New Roman" w:hAnsi="Cambria Math" w:cs="Cambria Math"/>
+          <w:sz w:val="19"/>
+          <w:szCs w:val="19"/>
+          <w:lang w:eastAsia="es-DO"/>
+        </w:rPr>
+        <w:t>⌋</w:t>
+      </w:r>
+      <w:r>
+        <w:rPr>
+          <w:rFonts w:ascii="Consolas" w:eastAsia="Times New Roman" w:hAnsi="Consolas" w:cs="Courier New"/>
+          <w:sz w:val="19"/>
+          <w:szCs w:val="19"/>
+          <w:lang w:eastAsia="es-DO"/>
+        </w:rPr>
+        <w:t>) + bonos regionales</w:t>
+      </w:r>
+      <w:r>
+        <w:rPr>
+          <w:rFonts w:ascii="Segoe UI" w:eastAsia="Times New Roman" w:hAnsi="Segoe UI" w:cs="Segoe UI"/>
+          <w:sz w:val="21"/>
+          <w:szCs w:val="21"/>
+          <w:lang w:eastAsia="es-DO"/>
+        </w:rPr>
+        <w:t>.</w:t>
+      </w:r>
+    </w:p>
+    <w:p>
+      <w:pPr>
+        <w:numPr>
+          <w:ilvl w:val="0"/>
+          <w:numId w:val="5"/>
+        </w:numPr>
+        <w:spacing w:before="100" w:beforeAutospacing="1" w:after="100" w:afterAutospacing="1" w:line="240" w:lineRule="auto"/>
+        <w:rPr>
+          <w:rFonts w:ascii="Segoe UI" w:eastAsia="Times New Roman" w:hAnsi="Segoe UI" w:cs="Segoe UI"/>
+          <w:sz w:val="21"/>
+          <w:szCs w:val="21"/>
+          <w:lang w:eastAsia="es-DO"/>
+        </w:rPr>
+      </w:pPr>
+      <w:r>
+        <w:rPr>
+          <w:rFonts w:ascii="Segoe UI" w:eastAsia="Times New Roman" w:hAnsi="Segoe UI" w:cs="Segoe UI"/>
+          <w:sz w:val="21"/>
+          <w:szCs w:val="21"/>
+          <w:lang w:eastAsia="es-DO"/>
+        </w:rPr>
+        <w:t>El jugador puede gastar dinero en el Mercado (si está disponible esa ronda) antes o después de recibir refuerzos.</w:t>
+      </w:r>
+    </w:p>
+    <w:p>
+      <w:pPr>
+        <w:numPr>
+          <w:ilvl w:val="0"/>
+          <w:numId w:val="5"/>
+        </w:numPr>
+        <w:spacing w:before="100" w:beforeAutospacing="1" w:after="100" w:afterAutospacing="1" w:line="240" w:lineRule="auto"/>
+        <w:rPr>
+          <w:rFonts w:ascii="Segoe UI" w:eastAsia="Times New Roman" w:hAnsi="Segoe UI" w:cs="Segoe UI"/>
+          <w:sz w:val="21"/>
+          <w:szCs w:val="21"/>
+          <w:lang w:eastAsia="es-DO"/>
+        </w:rPr>
+      </w:pPr>
+      <w:r>
+        <w:rPr>
+          <w:rFonts w:ascii="Segoe UI" w:eastAsia="Times New Roman" w:hAnsi="Segoe UI" w:cs="Segoe UI"/>
+          <w:sz w:val="21"/>
+          <w:szCs w:val="21"/>
+          <w:lang w:eastAsia="es-DO"/>
+        </w:rPr>
+        <w:t>Se colocan los refuerzos.</w:t>
+      </w:r>
+    </w:p>
+    <w:p>
+      <w:pPr>
+        <w:spacing w:after="0" w:line="240" w:lineRule="auto"/>
+        <w:rPr>
+          <w:rFonts w:ascii="Segoe UI" w:eastAsia="Times New Roman" w:hAnsi="Segoe UI" w:cs="Segoe UI"/>
+          <w:sz w:val="21"/>
+          <w:szCs w:val="21"/>
+          <w:lang w:eastAsia="es-DO"/>
+        </w:rPr>
+      </w:pPr>
+      <w:r>
+        <w:rPr>
+          <w:rFonts w:ascii="Segoe UI" w:eastAsia="Times New Roman" w:hAnsi="Segoe UI" w:cs="Segoe UI"/>
           <w:b/>
           <w:bCs/>
           <w:sz w:val="21"/>
           <w:szCs w:val="21"/>
           <w:lang w:eastAsia="es-DO"/>
         </w:rPr>
-        <w:t>Dominio territorial</w:t>
-      </w:r>
-      <w:r>
-        <w:rPr>
-          <w:rFonts w:ascii="Segoe UI" w:eastAsia="Times New Roman" w:hAnsi="Segoe UI" w:cs="Segoe UI"/>
-          <w:sz w:val="21"/>
-          <w:szCs w:val="21"/>
-          <w:lang w:eastAsia="es-DO"/>
-        </w:rPr>
-        <w:t xml:space="preserve"> — ¿Dónde tengo poder?</w:t>
+        <w:t>Fase 2 — Combate</w:t>
       </w:r>
     </w:p>
     <w:p>
       <w:pPr>
         <w:numPr>
           <w:ilvl w:val="0"/>
-          <w:numId w:val="4"/>
+          <w:numId w:val="6"/>
         </w:numPr>
         <w:spacing w:before="100" w:beforeAutospacing="1" w:after="100" w:afterAutospacing="1" w:line="240" w:lineRule="auto"/>
         <w:rPr>
@@ -917,29 +1030,64 @@
       <w:r>
         <w:rPr>
           <w:rFonts w:ascii="Segoe UI" w:eastAsia="Times New Roman" w:hAnsi="Segoe UI" w:cs="Segoe UI"/>
+          <w:sz w:val="21"/>
+          <w:szCs w:val="21"/>
+          <w:lang w:eastAsia="es-DO"/>
+        </w:rPr>
+        <w:t>Al menos un ataque es obligatorio si existe un origen válido (2+ tropas) con un vecino enemigo, tal como ya funciona.</w:t>
+      </w:r>
+    </w:p>
+    <w:p>
+      <w:pPr>
+        <w:numPr>
+          <w:ilvl w:val="0"/>
+          <w:numId w:val="6"/>
+        </w:numPr>
+        <w:spacing w:before="100" w:beforeAutospacing="1" w:after="100" w:afterAutospacing="1" w:line="240" w:lineRule="auto"/>
+        <w:rPr>
+          <w:rFonts w:ascii="Segoe UI" w:eastAsia="Times New Roman" w:hAnsi="Segoe UI" w:cs="Segoe UI"/>
+          <w:sz w:val="21"/>
+          <w:szCs w:val="21"/>
+          <w:lang w:eastAsia="es-DO"/>
+        </w:rPr>
+      </w:pPr>
+      <w:r>
+        <w:rPr>
+          <w:rFonts w:ascii="Segoe UI" w:eastAsia="Times New Roman" w:hAnsi="Segoe UI" w:cs="Segoe UI"/>
+          <w:sz w:val="21"/>
+          <w:szCs w:val="21"/>
+          <w:lang w:eastAsia="es-DO"/>
+        </w:rPr>
+        <w:t>El jugador puede jugar Cartas Tácticas antes, durante o después de un ataque, según el efecto de la carta (§11).</w:t>
+      </w:r>
+    </w:p>
+    <w:p>
+      <w:pPr>
+        <w:spacing w:after="0" w:line="240" w:lineRule="auto"/>
+        <w:rPr>
+          <w:rFonts w:ascii="Segoe UI" w:eastAsia="Times New Roman" w:hAnsi="Segoe UI" w:cs="Segoe UI"/>
+          <w:sz w:val="21"/>
+          <w:szCs w:val="21"/>
+          <w:lang w:eastAsia="es-DO"/>
+        </w:rPr>
+      </w:pPr>
+      <w:r>
+        <w:rPr>
+          <w:rFonts w:ascii="Segoe UI" w:eastAsia="Times New Roman" w:hAnsi="Segoe UI" w:cs="Segoe UI"/>
           <w:b/>
           <w:bCs/>
           <w:sz w:val="21"/>
           <w:szCs w:val="21"/>
           <w:lang w:eastAsia="es-DO"/>
         </w:rPr>
-        <w:t>Economía</w:t>
-      </w:r>
-      <w:r>
-        <w:rPr>
-          <w:rFonts w:ascii="Segoe UI" w:eastAsia="Times New Roman" w:hAnsi="Segoe UI" w:cs="Segoe UI"/>
-          <w:sz w:val="21"/>
-          <w:szCs w:val="21"/>
-          <w:lang w:eastAsia="es-DO"/>
-        </w:rPr>
-        <w:t xml:space="preserve"> — ¿Qué puedo permitirme hacer?</w:t>
+        <w:t>Fase 3 — Maniobra</w:t>
       </w:r>
     </w:p>
     <w:p>
       <w:pPr>
         <w:numPr>
           <w:ilvl w:val="0"/>
-          <w:numId w:val="4"/>
+          <w:numId w:val="7"/>
         </w:numPr>
         <w:spacing w:before="100" w:beforeAutospacing="1" w:after="100" w:afterAutospacing="1" w:line="240" w:lineRule="auto"/>
         <w:rPr>
@@ -952,29 +1100,40 @@
       <w:r>
         <w:rPr>
           <w:rFonts w:ascii="Segoe UI" w:eastAsia="Times New Roman" w:hAnsi="Segoe UI" w:cs="Segoe UI"/>
+          <w:sz w:val="21"/>
+          <w:szCs w:val="21"/>
+          <w:lang w:eastAsia="es-DO"/>
+        </w:rPr>
+        <w:t>Una sola operación de movimiento entre territorios propios conectados, o pasar. Sin cambios.</w:t>
+      </w:r>
+    </w:p>
+    <w:p>
+      <w:pPr>
+        <w:spacing w:after="0" w:line="240" w:lineRule="auto"/>
+        <w:rPr>
+          <w:rFonts w:ascii="Segoe UI" w:eastAsia="Times New Roman" w:hAnsi="Segoe UI" w:cs="Segoe UI"/>
+          <w:sz w:val="21"/>
+          <w:szCs w:val="21"/>
+          <w:lang w:eastAsia="es-DO"/>
+        </w:rPr>
+      </w:pPr>
+      <w:r>
+        <w:rPr>
+          <w:rFonts w:ascii="Segoe UI" w:eastAsia="Times New Roman" w:hAnsi="Segoe UI" w:cs="Segoe UI"/>
           <w:b/>
           <w:bCs/>
           <w:sz w:val="21"/>
           <w:szCs w:val="21"/>
           <w:lang w:eastAsia="es-DO"/>
         </w:rPr>
-        <w:t>Información</w:t>
-      </w:r>
-      <w:r>
-        <w:rPr>
-          <w:rFonts w:ascii="Segoe UI" w:eastAsia="Times New Roman" w:hAnsi="Segoe UI" w:cs="Segoe UI"/>
-          <w:sz w:val="21"/>
-          <w:szCs w:val="21"/>
-          <w:lang w:eastAsia="es-DO"/>
-        </w:rPr>
-        <w:t xml:space="preserve"> — ¿Qué sé realmente del enemigo?</w:t>
+        <w:t>Fase 4 — Cierre</w:t>
       </w:r>
     </w:p>
     <w:p>
       <w:pPr>
         <w:numPr>
           <w:ilvl w:val="0"/>
-          <w:numId w:val="4"/>
+          <w:numId w:val="8"/>
         </w:numPr>
         <w:spacing w:before="100" w:beforeAutospacing="1" w:after="100" w:afterAutospacing="1" w:line="240" w:lineRule="auto"/>
         <w:rPr>
@@ -987,22 +1146,242 @@
       <w:r>
         <w:rPr>
           <w:rFonts w:ascii="Segoe UI" w:eastAsia="Times New Roman" w:hAnsi="Segoe UI" w:cs="Segoe UI"/>
+          <w:sz w:val="21"/>
+          <w:szCs w:val="21"/>
+          <w:lang w:eastAsia="es-DO"/>
+        </w:rPr>
+        <w:t xml:space="preserve">Si se conquistó al menos un territorio, se roba </w:t>
+      </w:r>
+      <w:r>
+        <w:rPr>
+          <w:rFonts w:ascii="Segoe UI" w:eastAsia="Times New Roman" w:hAnsi="Segoe UI" w:cs="Segoe UI"/>
           <w:b/>
           <w:bCs/>
           <w:sz w:val="21"/>
           <w:szCs w:val="21"/>
           <w:lang w:eastAsia="es-DO"/>
         </w:rPr>
-        <w:t>Adaptación</w:t>
-      </w:r>
-      <w:r>
-        <w:rPr>
-          <w:rFonts w:ascii="Segoe UI" w:eastAsia="Times New Roman" w:hAnsi="Segoe UI" w:cs="Segoe UI"/>
-          <w:sz w:val="21"/>
-          <w:szCs w:val="21"/>
-          <w:lang w:eastAsia="es-DO"/>
-        </w:rPr>
-        <w:t xml:space="preserve"> — ¿Cómo reacciono cuando cambia la situación?</w:t>
+        <w:t>una Carta Táctica</w:t>
+      </w:r>
+      <w:r>
+        <w:rPr>
+          <w:rFonts w:ascii="Segoe UI" w:eastAsia="Times New Roman" w:hAnsi="Segoe UI" w:cs="Segoe UI"/>
+          <w:sz w:val="21"/>
+          <w:szCs w:val="21"/>
+          <w:lang w:eastAsia="es-DO"/>
+        </w:rPr>
+        <w:t xml:space="preserve"> (reemplaza el robo de carta clásica).</w:t>
+      </w:r>
+    </w:p>
+    <w:p>
+      <w:pPr>
+        <w:numPr>
+          <w:ilvl w:val="0"/>
+          <w:numId w:val="8"/>
+        </w:numPr>
+        <w:spacing w:before="100" w:beforeAutospacing="1" w:after="100" w:afterAutospacing="1" w:line="240" w:lineRule="auto"/>
+        <w:rPr>
+          <w:rFonts w:ascii="Segoe UI" w:eastAsia="Times New Roman" w:hAnsi="Segoe UI" w:cs="Segoe UI"/>
+          <w:sz w:val="21"/>
+          <w:szCs w:val="21"/>
+          <w:lang w:eastAsia="es-DO"/>
+        </w:rPr>
+      </w:pPr>
+      <w:r>
+        <w:rPr>
+          <w:rFonts w:ascii="Segoe UI" w:eastAsia="Times New Roman" w:hAnsi="Segoe UI" w:cs="Segoe UI"/>
+          <w:sz w:val="21"/>
+          <w:szCs w:val="21"/>
+          <w:lang w:eastAsia="es-DO"/>
+        </w:rPr>
+        <w:lastRenderedPageBreak/>
+        <w:t>Se recalcula la Influencia del jugador (§8) y se actualiza el estado de los Frentes de Guerra afectados por sus acciones (§13).</w:t>
+      </w:r>
+    </w:p>
+    <w:p>
+      <w:pPr>
+        <w:numPr>
+          <w:ilvl w:val="0"/>
+          <w:numId w:val="8"/>
+        </w:numPr>
+        <w:spacing w:before="100" w:beforeAutospacing="1" w:after="100" w:afterAutospacing="1" w:line="240" w:lineRule="auto"/>
+        <w:rPr>
+          <w:rFonts w:ascii="Segoe UI" w:eastAsia="Times New Roman" w:hAnsi="Segoe UI" w:cs="Segoe UI"/>
+          <w:sz w:val="21"/>
+          <w:szCs w:val="21"/>
+          <w:lang w:eastAsia="es-DO"/>
+        </w:rPr>
+      </w:pPr>
+      <w:r>
+        <w:rPr>
+          <w:rFonts w:ascii="Segoe UI" w:eastAsia="Times New Roman" w:hAnsi="Segoe UI" w:cs="Segoe UI"/>
+          <w:sz w:val="21"/>
+          <w:szCs w:val="21"/>
+          <w:lang w:eastAsia="es-DO"/>
+        </w:rPr>
+        <w:t>Se resuelven objetivos completados esa ronda (§12).</w:t>
+      </w:r>
+    </w:p>
+    <w:p>
+      <w:pPr>
+        <w:numPr>
+          <w:ilvl w:val="0"/>
+          <w:numId w:val="8"/>
+        </w:numPr>
+        <w:spacing w:before="100" w:beforeAutospacing="1" w:after="100" w:afterAutospacing="1" w:line="240" w:lineRule="auto"/>
+        <w:rPr>
+          <w:rFonts w:ascii="Segoe UI" w:eastAsia="Times New Roman" w:hAnsi="Segoe UI" w:cs="Segoe UI"/>
+          <w:sz w:val="21"/>
+          <w:szCs w:val="21"/>
+          <w:lang w:eastAsia="es-DO"/>
+        </w:rPr>
+      </w:pPr>
+      <w:r>
+        <w:rPr>
+          <w:rFonts w:ascii="Segoe UI" w:eastAsia="Times New Roman" w:hAnsi="Segoe UI" w:cs="Segoe UI"/>
+          <w:sz w:val="21"/>
+          <w:szCs w:val="21"/>
+          <w:lang w:eastAsia="es-DO"/>
+        </w:rPr>
+        <w:t>Pasa el turno al siguiente jugador.</w:t>
+      </w:r>
+    </w:p>
+    <w:p>
+      <w:pPr>
+        <w:pStyle w:val="Ttulo2"/>
+        <w:spacing w:before="90" w:after="0" w:line="240" w:lineRule="auto"/>
+        <w:outlineLvl w:val="1"/>
+        <w:rPr>
+          <w:rFonts w:ascii="Segoe UI" w:eastAsia="Times New Roman" w:hAnsi="Segoe UI" w:cs="Segoe UI"/>
+          <w:b/>
+          <w:bCs/>
+          <w:sz w:val="28"/>
+          <w:szCs w:val="28"/>
+          <w:lang w:eastAsia="es-DO"/>
+        </w:rPr>
+      </w:pPr>
+      <w:r>
+        <w:rPr>
+          <w:rFonts w:ascii="Segoe UI" w:eastAsia="Times New Roman" w:hAnsi="Segoe UI" w:cs="Segoe UI"/>
+          <w:b/>
+          <w:bCs/>
+          <w:sz w:val="28"/>
+          <w:szCs w:val="28"/>
+          <w:lang w:eastAsia="es-DO"/>
+        </w:rPr>
+        <w:t>3.2. Ronda completa</w:t>
+      </w:r>
+    </w:p>
+    <w:p>
+      <w:pPr>
+        <w:spacing w:after="0" w:line="240" w:lineRule="auto"/>
+        <w:rPr>
+          <w:rFonts w:ascii="Segoe UI" w:eastAsia="Times New Roman" w:hAnsi="Segoe UI" w:cs="Segoe UI"/>
+          <w:sz w:val="21"/>
+          <w:szCs w:val="21"/>
+          <w:lang w:eastAsia="es-DO"/>
+        </w:rPr>
+      </w:pPr>
+      <w:r>
+        <w:rPr>
+          <w:rFonts w:ascii="Segoe UI" w:eastAsia="Times New Roman" w:hAnsi="Segoe UI" w:cs="Segoe UI"/>
+          <w:sz w:val="21"/>
+          <w:szCs w:val="21"/>
+          <w:lang w:eastAsia="es-DO"/>
+        </w:rPr>
+        <w:t xml:space="preserve">Una </w:t>
+      </w:r>
+      <w:r>
+        <w:rPr>
+          <w:rFonts w:ascii="Segoe UI" w:eastAsia="Times New Roman" w:hAnsi="Segoe UI" w:cs="Segoe UI"/>
+          <w:b/>
+          <w:bCs/>
+          <w:sz w:val="21"/>
+          <w:szCs w:val="21"/>
+          <w:lang w:eastAsia="es-DO"/>
+        </w:rPr>
+        <w:t>ronda</w:t>
+      </w:r>
+      <w:r>
+        <w:rPr>
+          <w:rFonts w:ascii="Segoe UI" w:eastAsia="Times New Roman" w:hAnsi="Segoe UI" w:cs="Segoe UI"/>
+          <w:sz w:val="21"/>
+          <w:szCs w:val="21"/>
+          <w:lang w:eastAsia="es-DO"/>
+        </w:rPr>
+        <w:t xml:space="preserve"> termina cuando todos los jugadores vivos han tomado su turno. Al cierre de la ronda (no de cada turno):</w:t>
+      </w:r>
+    </w:p>
+    <w:p>
+      <w:pPr>
+        <w:numPr>
+          <w:ilvl w:val="0"/>
+          <w:numId w:val="9"/>
+        </w:numPr>
+        <w:spacing w:before="100" w:beforeAutospacing="1" w:after="100" w:afterAutospacing="1" w:line="240" w:lineRule="auto"/>
+        <w:rPr>
+          <w:rFonts w:ascii="Segoe UI" w:eastAsia="Times New Roman" w:hAnsi="Segoe UI" w:cs="Segoe UI"/>
+          <w:sz w:val="21"/>
+          <w:szCs w:val="21"/>
+          <w:lang w:eastAsia="es-DO"/>
+        </w:rPr>
+      </w:pPr>
+      <w:r>
+        <w:rPr>
+          <w:rFonts w:ascii="Segoe UI" w:eastAsia="Times New Roman" w:hAnsi="Segoe UI" w:cs="Segoe UI"/>
+          <w:sz w:val="21"/>
+          <w:szCs w:val="21"/>
+          <w:lang w:eastAsia="es-DO"/>
+        </w:rPr>
+        <w:t>Se resuelven eventos anunciados si corresponde (§14).</w:t>
+      </w:r>
+    </w:p>
+    <w:p>
+      <w:pPr>
+        <w:numPr>
+          <w:ilvl w:val="0"/>
+          <w:numId w:val="9"/>
+        </w:numPr>
+        <w:spacing w:before="100" w:beforeAutospacing="1" w:after="100" w:afterAutospacing="1" w:line="240" w:lineRule="auto"/>
+        <w:rPr>
+          <w:rFonts w:ascii="Segoe UI" w:eastAsia="Times New Roman" w:hAnsi="Segoe UI" w:cs="Segoe UI"/>
+          <w:sz w:val="21"/>
+          <w:szCs w:val="21"/>
+          <w:lang w:eastAsia="es-DO"/>
+        </w:rPr>
+      </w:pPr>
+      <w:r>
+        <w:rPr>
+          <w:rFonts w:ascii="Segoe UI" w:eastAsia="Times New Roman" w:hAnsi="Segoe UI" w:cs="Segoe UI"/>
+          <w:sz w:val="21"/>
+          <w:szCs w:val="21"/>
+          <w:lang w:eastAsia="es-DO"/>
+        </w:rPr>
+        <w:t>Se verifica la condición de victoria (§16).</w:t>
+      </w:r>
+    </w:p>
+    <w:p>
+      <w:pPr>
+        <w:numPr>
+          <w:ilvl w:val="0"/>
+          <w:numId w:val="9"/>
+        </w:numPr>
+        <w:spacing w:before="100" w:beforeAutospacing="1" w:after="100" w:afterAutospacing="1" w:line="240" w:lineRule="auto"/>
+        <w:rPr>
+          <w:rFonts w:ascii="Segoe UI" w:eastAsia="Times New Roman" w:hAnsi="Segoe UI" w:cs="Segoe UI"/>
+          <w:sz w:val="21"/>
+          <w:szCs w:val="21"/>
+          <w:lang w:eastAsia="es-DO"/>
+        </w:rPr>
+      </w:pPr>
+      <w:r>
+        <w:rPr>
+          <w:rFonts w:ascii="Segoe UI" w:eastAsia="Times New Roman" w:hAnsi="Segoe UI" w:cs="Segoe UI"/>
+          <w:sz w:val="21"/>
+          <w:szCs w:val="21"/>
+          <w:lang w:eastAsia="es-DO"/>
+        </w:rPr>
+        <w:t>El Mercado rota cada 3 rondas (§7.1).</w:t>
       </w:r>
     </w:p>
     <w:p>
@@ -1022,13 +1401,14 @@
           <w:szCs w:val="24"/>
           <w:lang w:eastAsia="es-DO"/>
         </w:rPr>
-        <w:pict w14:anchorId="228E0C38">
-          <v:rect id="_x0000_i1028" style="width:0;height:1.5pt" o:hralign="center" o:hrstd="t" o:hr="t" fillcolor="#a0a0a0" stroked="f"/>
+        <w:pict w14:anchorId="3E778919">
+          <v:rect id="_x0000_i1029" style="width:0;height:1.5pt" o:hralign="center" o:hrstd="t" o:hr="t" fillcolor="#a0a0a0" stroked="f"/>
         </w:pict>
       </w:r>
     </w:p>
     <w:p>
       <w:pPr>
+        <w:pStyle w:val="Ttulo1"/>
         <w:spacing w:before="90" w:after="0" w:line="240" w:lineRule="auto"/>
         <w:outlineLvl w:val="0"/>
         <w:rPr>
@@ -1051,31 +1431,12 @@
           <w:szCs w:val="32"/>
           <w:lang w:eastAsia="es-DO"/>
         </w:rPr>
-        <w:t>3. La ronda — RESUELTO</w:t>
-      </w:r>
-    </w:p>
-    <w:p>
-      <w:pPr>
-        <w:spacing w:after="0" w:line="240" w:lineRule="auto"/>
-        <w:rPr>
-          <w:rFonts w:ascii="Segoe UI" w:eastAsia="Times New Roman" w:hAnsi="Segoe UI" w:cs="Segoe UI"/>
-          <w:sz w:val="21"/>
-          <w:szCs w:val="21"/>
-          <w:lang w:eastAsia="es-DO"/>
-        </w:rPr>
-      </w:pPr>
-      <w:r>
-        <w:rPr>
-          <w:rFonts w:ascii="Segoe UI" w:eastAsia="Times New Roman" w:hAnsi="Segoe UI" w:cs="Segoe UI"/>
-          <w:sz w:val="21"/>
-          <w:szCs w:val="21"/>
-          <w:lang w:eastAsia="es-DO"/>
-        </w:rPr>
-        <w:t>El prototipo ya implementa una estructura de turno de 4 fases. Se adopta esa estructura como oficial, ampliándola con los ganchos de economía e influencia que faltaban:</w:t>
-      </w:r>
-    </w:p>
-    <w:p>
-      <w:pPr>
+        <w:t>4. Estructura del mapa</w:t>
+      </w:r>
+    </w:p>
+    <w:p>
+      <w:pPr>
+        <w:pStyle w:val="Ttulo1"/>
         <w:spacing w:before="90" w:after="0" w:line="240" w:lineRule="auto"/>
         <w:outlineLvl w:val="1"/>
         <w:rPr>
@@ -1096,7 +1457,7 @@
           <w:szCs w:val="28"/>
           <w:lang w:eastAsia="es-DO"/>
         </w:rPr>
-        <w:t>3.1. Estructura de un turno (por jugador)</w:t>
+        <w:t>4.1–4.3</w:t>
       </w:r>
     </w:p>
     <w:p>
@@ -1112,693 +1473,6 @@
       <w:r>
         <w:rPr>
           <w:rFonts w:ascii="Segoe UI" w:eastAsia="Times New Roman" w:hAnsi="Segoe UI" w:cs="Segoe UI"/>
-          <w:b/>
-          <w:bCs/>
-          <w:sz w:val="21"/>
-          <w:szCs w:val="21"/>
-          <w:lang w:eastAsia="es-DO"/>
-        </w:rPr>
-        <w:t>Fase 1 — Reclutamiento</w:t>
-      </w:r>
-    </w:p>
-    <w:p>
-      <w:pPr>
-        <w:numPr>
-          <w:ilvl w:val="0"/>
-          <w:numId w:val="5"/>
-        </w:numPr>
-        <w:spacing w:before="100" w:beforeAutospacing="1" w:after="100" w:afterAutospacing="1" w:line="240" w:lineRule="auto"/>
-        <w:rPr>
-          <w:rFonts w:ascii="Segoe UI" w:eastAsia="Times New Roman" w:hAnsi="Segoe UI" w:cs="Segoe UI"/>
-          <w:sz w:val="21"/>
-          <w:szCs w:val="21"/>
-          <w:lang w:eastAsia="es-DO"/>
-        </w:rPr>
-      </w:pPr>
-      <w:r>
-        <w:rPr>
-          <w:rFonts w:ascii="Segoe UI" w:eastAsia="Times New Roman" w:hAnsi="Segoe UI" w:cs="Segoe UI"/>
-          <w:sz w:val="21"/>
-          <w:szCs w:val="21"/>
-          <w:lang w:eastAsia="es-DO"/>
-        </w:rPr>
-        <w:t>Se cobra la producción económica de todos los territorios propios (ver §7).</w:t>
-      </w:r>
-    </w:p>
-    <w:p>
-      <w:pPr>
-        <w:numPr>
-          <w:ilvl w:val="0"/>
-          <w:numId w:val="5"/>
-        </w:numPr>
-        <w:spacing w:before="100" w:beforeAutospacing="1" w:after="100" w:afterAutospacing="1" w:line="240" w:lineRule="auto"/>
-        <w:rPr>
-          <w:rFonts w:ascii="Segoe UI" w:eastAsia="Times New Roman" w:hAnsi="Segoe UI" w:cs="Segoe UI"/>
-          <w:sz w:val="21"/>
-          <w:szCs w:val="21"/>
-          <w:lang w:eastAsia="es-DO"/>
-        </w:rPr>
-      </w:pPr>
-      <w:r>
-        <w:rPr>
-          <w:rFonts w:ascii="Segoe UI" w:eastAsia="Times New Roman" w:hAnsi="Segoe UI" w:cs="Segoe UI"/>
-          <w:sz w:val="21"/>
-          <w:szCs w:val="21"/>
-          <w:lang w:eastAsia="es-DO"/>
-        </w:rPr>
-        <w:t xml:space="preserve">Se calculan refuerzos: </w:t>
-      </w:r>
-      <w:r>
-        <w:rPr>
-          <w:rFonts w:ascii="Consolas" w:eastAsia="Times New Roman" w:hAnsi="Consolas" w:cs="Courier New"/>
-          <w:sz w:val="19"/>
-          <w:szCs w:val="19"/>
-          <w:lang w:eastAsia="es-DO"/>
-        </w:rPr>
-        <w:t xml:space="preserve">Refuerzos = </w:t>
-      </w:r>
-      <w:proofErr w:type="spellStart"/>
-      <w:proofErr w:type="gramStart"/>
-      <w:r>
-        <w:rPr>
-          <w:rFonts w:ascii="Consolas" w:eastAsia="Times New Roman" w:hAnsi="Consolas" w:cs="Courier New"/>
-          <w:sz w:val="19"/>
-          <w:szCs w:val="19"/>
-          <w:lang w:eastAsia="es-DO"/>
-        </w:rPr>
-        <w:t>max</w:t>
-      </w:r>
-      <w:proofErr w:type="spellEnd"/>
-      <w:r>
-        <w:rPr>
-          <w:rFonts w:ascii="Consolas" w:eastAsia="Times New Roman" w:hAnsi="Consolas" w:cs="Courier New"/>
-          <w:sz w:val="19"/>
-          <w:szCs w:val="19"/>
-          <w:lang w:eastAsia="es-DO"/>
-        </w:rPr>
-        <w:t>(</w:t>
-      </w:r>
-      <w:proofErr w:type="gramEnd"/>
-      <w:r>
-        <w:rPr>
-          <w:rFonts w:ascii="Consolas" w:eastAsia="Times New Roman" w:hAnsi="Consolas" w:cs="Courier New"/>
-          <w:sz w:val="19"/>
-          <w:szCs w:val="19"/>
-          <w:lang w:eastAsia="es-DO"/>
-        </w:rPr>
-        <w:t xml:space="preserve">3, </w:t>
-      </w:r>
-      <w:r>
-        <w:rPr>
-          <w:rFonts w:ascii="Cambria Math" w:eastAsia="Times New Roman" w:hAnsi="Cambria Math" w:cs="Cambria Math"/>
-          <w:sz w:val="19"/>
-          <w:szCs w:val="19"/>
-          <w:lang w:eastAsia="es-DO"/>
-        </w:rPr>
-        <w:t>⌊</w:t>
-      </w:r>
-      <w:r>
-        <w:rPr>
-          <w:rFonts w:ascii="Consolas" w:eastAsia="Times New Roman" w:hAnsi="Consolas" w:cs="Courier New"/>
-          <w:sz w:val="19"/>
-          <w:szCs w:val="19"/>
-          <w:lang w:eastAsia="es-DO"/>
-        </w:rPr>
-        <w:t xml:space="preserve">territorios propios </w:t>
-      </w:r>
-      <w:r>
-        <w:rPr>
-          <w:rFonts w:ascii="Consolas" w:eastAsia="Times New Roman" w:hAnsi="Consolas" w:cs="Consolas"/>
-          <w:sz w:val="19"/>
-          <w:szCs w:val="19"/>
-          <w:lang w:eastAsia="es-DO"/>
-        </w:rPr>
-        <w:t>÷</w:t>
-      </w:r>
-      <w:r>
-        <w:rPr>
-          <w:rFonts w:ascii="Consolas" w:eastAsia="Times New Roman" w:hAnsi="Consolas" w:cs="Courier New"/>
-          <w:sz w:val="19"/>
-          <w:szCs w:val="19"/>
-          <w:lang w:eastAsia="es-DO"/>
-        </w:rPr>
-        <w:t xml:space="preserve"> 3</w:t>
-      </w:r>
-      <w:r>
-        <w:rPr>
-          <w:rFonts w:ascii="Cambria Math" w:eastAsia="Times New Roman" w:hAnsi="Cambria Math" w:cs="Cambria Math"/>
-          <w:sz w:val="19"/>
-          <w:szCs w:val="19"/>
-          <w:lang w:eastAsia="es-DO"/>
-        </w:rPr>
-        <w:t>⌋</w:t>
-      </w:r>
-      <w:r>
-        <w:rPr>
-          <w:rFonts w:ascii="Consolas" w:eastAsia="Times New Roman" w:hAnsi="Consolas" w:cs="Courier New"/>
-          <w:sz w:val="19"/>
-          <w:szCs w:val="19"/>
-          <w:lang w:eastAsia="es-DO"/>
-        </w:rPr>
-        <w:t>) + bonos regionales</w:t>
-      </w:r>
-      <w:r>
-        <w:rPr>
-          <w:rFonts w:ascii="Segoe UI" w:eastAsia="Times New Roman" w:hAnsi="Segoe UI" w:cs="Segoe UI"/>
-          <w:sz w:val="21"/>
-          <w:szCs w:val="21"/>
-          <w:lang w:eastAsia="es-DO"/>
-        </w:rPr>
-        <w:t>.</w:t>
-      </w:r>
-    </w:p>
-    <w:p>
-      <w:pPr>
-        <w:numPr>
-          <w:ilvl w:val="0"/>
-          <w:numId w:val="5"/>
-        </w:numPr>
-        <w:spacing w:before="100" w:beforeAutospacing="1" w:after="100" w:afterAutospacing="1" w:line="240" w:lineRule="auto"/>
-        <w:rPr>
-          <w:rFonts w:ascii="Segoe UI" w:eastAsia="Times New Roman" w:hAnsi="Segoe UI" w:cs="Segoe UI"/>
-          <w:sz w:val="21"/>
-          <w:szCs w:val="21"/>
-          <w:lang w:eastAsia="es-DO"/>
-        </w:rPr>
-      </w:pPr>
-      <w:r>
-        <w:rPr>
-          <w:rFonts w:ascii="Segoe UI" w:eastAsia="Times New Roman" w:hAnsi="Segoe UI" w:cs="Segoe UI"/>
-          <w:sz w:val="21"/>
-          <w:szCs w:val="21"/>
-          <w:lang w:eastAsia="es-DO"/>
-        </w:rPr>
-        <w:t>El jugador puede gastar dinero en el Mercado (si está disponible esa ronda) antes o después de recibir refuerzos.</w:t>
-      </w:r>
-    </w:p>
-    <w:p>
-      <w:pPr>
-        <w:numPr>
-          <w:ilvl w:val="0"/>
-          <w:numId w:val="5"/>
-        </w:numPr>
-        <w:spacing w:before="100" w:beforeAutospacing="1" w:after="100" w:afterAutospacing="1" w:line="240" w:lineRule="auto"/>
-        <w:rPr>
-          <w:rFonts w:ascii="Segoe UI" w:eastAsia="Times New Roman" w:hAnsi="Segoe UI" w:cs="Segoe UI"/>
-          <w:sz w:val="21"/>
-          <w:szCs w:val="21"/>
-          <w:lang w:eastAsia="es-DO"/>
-        </w:rPr>
-      </w:pPr>
-      <w:r>
-        <w:rPr>
-          <w:rFonts w:ascii="Segoe UI" w:eastAsia="Times New Roman" w:hAnsi="Segoe UI" w:cs="Segoe UI"/>
-          <w:sz w:val="21"/>
-          <w:szCs w:val="21"/>
-          <w:lang w:eastAsia="es-DO"/>
-        </w:rPr>
-        <w:t>Se colocan los refuerzos.</w:t>
-      </w:r>
-    </w:p>
-    <w:p>
-      <w:pPr>
-        <w:spacing w:after="0" w:line="240" w:lineRule="auto"/>
-        <w:rPr>
-          <w:rFonts w:ascii="Segoe UI" w:eastAsia="Times New Roman" w:hAnsi="Segoe UI" w:cs="Segoe UI"/>
-          <w:sz w:val="21"/>
-          <w:szCs w:val="21"/>
-          <w:lang w:eastAsia="es-DO"/>
-        </w:rPr>
-      </w:pPr>
-      <w:r>
-        <w:rPr>
-          <w:rFonts w:ascii="Segoe UI" w:eastAsia="Times New Roman" w:hAnsi="Segoe UI" w:cs="Segoe UI"/>
-          <w:b/>
-          <w:bCs/>
-          <w:sz w:val="21"/>
-          <w:szCs w:val="21"/>
-          <w:lang w:eastAsia="es-DO"/>
-        </w:rPr>
-        <w:t>Fase 2 — Combate</w:t>
-      </w:r>
-    </w:p>
-    <w:p>
-      <w:pPr>
-        <w:numPr>
-          <w:ilvl w:val="0"/>
-          <w:numId w:val="6"/>
-        </w:numPr>
-        <w:spacing w:before="100" w:beforeAutospacing="1" w:after="100" w:afterAutospacing="1" w:line="240" w:lineRule="auto"/>
-        <w:rPr>
-          <w:rFonts w:ascii="Segoe UI" w:eastAsia="Times New Roman" w:hAnsi="Segoe UI" w:cs="Segoe UI"/>
-          <w:sz w:val="21"/>
-          <w:szCs w:val="21"/>
-          <w:lang w:eastAsia="es-DO"/>
-        </w:rPr>
-      </w:pPr>
-      <w:r>
-        <w:rPr>
-          <w:rFonts w:ascii="Segoe UI" w:eastAsia="Times New Roman" w:hAnsi="Segoe UI" w:cs="Segoe UI"/>
-          <w:sz w:val="21"/>
-          <w:szCs w:val="21"/>
-          <w:lang w:eastAsia="es-DO"/>
-        </w:rPr>
-        <w:t>Al menos un ataque es obligatorio si existe un origen válido (2+ tropas) con un vecino enemigo, tal como ya funciona.</w:t>
-      </w:r>
-    </w:p>
-    <w:p>
-      <w:pPr>
-        <w:numPr>
-          <w:ilvl w:val="0"/>
-          <w:numId w:val="6"/>
-        </w:numPr>
-        <w:spacing w:before="100" w:beforeAutospacing="1" w:after="100" w:afterAutospacing="1" w:line="240" w:lineRule="auto"/>
-        <w:rPr>
-          <w:rFonts w:ascii="Segoe UI" w:eastAsia="Times New Roman" w:hAnsi="Segoe UI" w:cs="Segoe UI"/>
-          <w:sz w:val="21"/>
-          <w:szCs w:val="21"/>
-          <w:lang w:eastAsia="es-DO"/>
-        </w:rPr>
-      </w:pPr>
-      <w:r>
-        <w:rPr>
-          <w:rFonts w:ascii="Segoe UI" w:eastAsia="Times New Roman" w:hAnsi="Segoe UI" w:cs="Segoe UI"/>
-          <w:sz w:val="21"/>
-          <w:szCs w:val="21"/>
-          <w:lang w:eastAsia="es-DO"/>
-        </w:rPr>
-        <w:t>El jugador puede jugar Cartas Tácticas antes, durante o después de un ataque, según el efecto de la carta (§11).</w:t>
-      </w:r>
-    </w:p>
-    <w:p>
-      <w:pPr>
-        <w:spacing w:after="0" w:line="240" w:lineRule="auto"/>
-        <w:rPr>
-          <w:rFonts w:ascii="Segoe UI" w:eastAsia="Times New Roman" w:hAnsi="Segoe UI" w:cs="Segoe UI"/>
-          <w:sz w:val="21"/>
-          <w:szCs w:val="21"/>
-          <w:lang w:eastAsia="es-DO"/>
-        </w:rPr>
-      </w:pPr>
-      <w:r>
-        <w:rPr>
-          <w:rFonts w:ascii="Segoe UI" w:eastAsia="Times New Roman" w:hAnsi="Segoe UI" w:cs="Segoe UI"/>
-          <w:b/>
-          <w:bCs/>
-          <w:sz w:val="21"/>
-          <w:szCs w:val="21"/>
-          <w:lang w:eastAsia="es-DO"/>
-        </w:rPr>
-        <w:t>Fase 3 — Maniobra</w:t>
-      </w:r>
-    </w:p>
-    <w:p>
-      <w:pPr>
-        <w:numPr>
-          <w:ilvl w:val="0"/>
-          <w:numId w:val="7"/>
-        </w:numPr>
-        <w:spacing w:before="100" w:beforeAutospacing="1" w:after="100" w:afterAutospacing="1" w:line="240" w:lineRule="auto"/>
-        <w:rPr>
-          <w:rFonts w:ascii="Segoe UI" w:eastAsia="Times New Roman" w:hAnsi="Segoe UI" w:cs="Segoe UI"/>
-          <w:sz w:val="21"/>
-          <w:szCs w:val="21"/>
-          <w:lang w:eastAsia="es-DO"/>
-        </w:rPr>
-      </w:pPr>
-      <w:r>
-        <w:rPr>
-          <w:rFonts w:ascii="Segoe UI" w:eastAsia="Times New Roman" w:hAnsi="Segoe UI" w:cs="Segoe UI"/>
-          <w:sz w:val="21"/>
-          <w:szCs w:val="21"/>
-          <w:lang w:eastAsia="es-DO"/>
-        </w:rPr>
-        <w:t>Una sola operación de movimiento entre territorios propios conectados, o pasar. Sin cambios.</w:t>
-      </w:r>
-    </w:p>
-    <w:p>
-      <w:pPr>
-        <w:spacing w:after="0" w:line="240" w:lineRule="auto"/>
-        <w:rPr>
-          <w:rFonts w:ascii="Segoe UI" w:eastAsia="Times New Roman" w:hAnsi="Segoe UI" w:cs="Segoe UI"/>
-          <w:sz w:val="21"/>
-          <w:szCs w:val="21"/>
-          <w:lang w:eastAsia="es-DO"/>
-        </w:rPr>
-      </w:pPr>
-      <w:r>
-        <w:rPr>
-          <w:rFonts w:ascii="Segoe UI" w:eastAsia="Times New Roman" w:hAnsi="Segoe UI" w:cs="Segoe UI"/>
-          <w:b/>
-          <w:bCs/>
-          <w:sz w:val="21"/>
-          <w:szCs w:val="21"/>
-          <w:lang w:eastAsia="es-DO"/>
-        </w:rPr>
-        <w:t>Fase 4 — Cierre</w:t>
-      </w:r>
-    </w:p>
-    <w:p>
-      <w:pPr>
-        <w:numPr>
-          <w:ilvl w:val="0"/>
-          <w:numId w:val="8"/>
-        </w:numPr>
-        <w:spacing w:before="100" w:beforeAutospacing="1" w:after="100" w:afterAutospacing="1" w:line="240" w:lineRule="auto"/>
-        <w:rPr>
-          <w:rFonts w:ascii="Segoe UI" w:eastAsia="Times New Roman" w:hAnsi="Segoe UI" w:cs="Segoe UI"/>
-          <w:sz w:val="21"/>
-          <w:szCs w:val="21"/>
-          <w:lang w:eastAsia="es-DO"/>
-        </w:rPr>
-      </w:pPr>
-      <w:r>
-        <w:rPr>
-          <w:rFonts w:ascii="Segoe UI" w:eastAsia="Times New Roman" w:hAnsi="Segoe UI" w:cs="Segoe UI"/>
-          <w:sz w:val="21"/>
-          <w:szCs w:val="21"/>
-          <w:lang w:eastAsia="es-DO"/>
-        </w:rPr>
-        <w:t xml:space="preserve">Si se conquistó al menos un territorio, se roba </w:t>
-      </w:r>
-      <w:r>
-        <w:rPr>
-          <w:rFonts w:ascii="Segoe UI" w:eastAsia="Times New Roman" w:hAnsi="Segoe UI" w:cs="Segoe UI"/>
-          <w:b/>
-          <w:bCs/>
-          <w:sz w:val="21"/>
-          <w:szCs w:val="21"/>
-          <w:lang w:eastAsia="es-DO"/>
-        </w:rPr>
-        <w:t>una Carta Táctica</w:t>
-      </w:r>
-      <w:r>
-        <w:rPr>
-          <w:rFonts w:ascii="Segoe UI" w:eastAsia="Times New Roman" w:hAnsi="Segoe UI" w:cs="Segoe UI"/>
-          <w:sz w:val="21"/>
-          <w:szCs w:val="21"/>
-          <w:lang w:eastAsia="es-DO"/>
-        </w:rPr>
-        <w:t xml:space="preserve"> (reemplaza el robo de carta clásica).</w:t>
-      </w:r>
-    </w:p>
-    <w:p>
-      <w:pPr>
-        <w:numPr>
-          <w:ilvl w:val="0"/>
-          <w:numId w:val="8"/>
-        </w:numPr>
-        <w:spacing w:before="100" w:beforeAutospacing="1" w:after="100" w:afterAutospacing="1" w:line="240" w:lineRule="auto"/>
-        <w:rPr>
-          <w:rFonts w:ascii="Segoe UI" w:eastAsia="Times New Roman" w:hAnsi="Segoe UI" w:cs="Segoe UI"/>
-          <w:sz w:val="21"/>
-          <w:szCs w:val="21"/>
-          <w:lang w:eastAsia="es-DO"/>
-        </w:rPr>
-      </w:pPr>
-      <w:r>
-        <w:rPr>
-          <w:rFonts w:ascii="Segoe UI" w:eastAsia="Times New Roman" w:hAnsi="Segoe UI" w:cs="Segoe UI"/>
-          <w:sz w:val="21"/>
-          <w:szCs w:val="21"/>
-          <w:lang w:eastAsia="es-DO"/>
-        </w:rPr>
-        <w:lastRenderedPageBreak/>
-        <w:t>Se recalcula la Influencia del jugador (§8) y se actualiza el estado de los Frentes de Guerra afectados por sus acciones (§13).</w:t>
-      </w:r>
-    </w:p>
-    <w:p>
-      <w:pPr>
-        <w:numPr>
-          <w:ilvl w:val="0"/>
-          <w:numId w:val="8"/>
-        </w:numPr>
-        <w:spacing w:before="100" w:beforeAutospacing="1" w:after="100" w:afterAutospacing="1" w:line="240" w:lineRule="auto"/>
-        <w:rPr>
-          <w:rFonts w:ascii="Segoe UI" w:eastAsia="Times New Roman" w:hAnsi="Segoe UI" w:cs="Segoe UI"/>
-          <w:sz w:val="21"/>
-          <w:szCs w:val="21"/>
-          <w:lang w:eastAsia="es-DO"/>
-        </w:rPr>
-      </w:pPr>
-      <w:r>
-        <w:rPr>
-          <w:rFonts w:ascii="Segoe UI" w:eastAsia="Times New Roman" w:hAnsi="Segoe UI" w:cs="Segoe UI"/>
-          <w:sz w:val="21"/>
-          <w:szCs w:val="21"/>
-          <w:lang w:eastAsia="es-DO"/>
-        </w:rPr>
-        <w:t>Se resuelven objetivos completados esa ronda (§12).</w:t>
-      </w:r>
-    </w:p>
-    <w:p>
-      <w:pPr>
-        <w:numPr>
-          <w:ilvl w:val="0"/>
-          <w:numId w:val="8"/>
-        </w:numPr>
-        <w:spacing w:before="100" w:beforeAutospacing="1" w:after="100" w:afterAutospacing="1" w:line="240" w:lineRule="auto"/>
-        <w:rPr>
-          <w:rFonts w:ascii="Segoe UI" w:eastAsia="Times New Roman" w:hAnsi="Segoe UI" w:cs="Segoe UI"/>
-          <w:sz w:val="21"/>
-          <w:szCs w:val="21"/>
-          <w:lang w:eastAsia="es-DO"/>
-        </w:rPr>
-      </w:pPr>
-      <w:r>
-        <w:rPr>
-          <w:rFonts w:ascii="Segoe UI" w:eastAsia="Times New Roman" w:hAnsi="Segoe UI" w:cs="Segoe UI"/>
-          <w:sz w:val="21"/>
-          <w:szCs w:val="21"/>
-          <w:lang w:eastAsia="es-DO"/>
-        </w:rPr>
-        <w:t>Pasa el turno al siguiente jugador.</w:t>
-      </w:r>
-    </w:p>
-    <w:p>
-      <w:pPr>
-        <w:spacing w:before="90" w:after="0" w:line="240" w:lineRule="auto"/>
-        <w:outlineLvl w:val="1"/>
-        <w:rPr>
-          <w:rFonts w:ascii="Segoe UI" w:eastAsia="Times New Roman" w:hAnsi="Segoe UI" w:cs="Segoe UI"/>
-          <w:b/>
-          <w:bCs/>
-          <w:sz w:val="28"/>
-          <w:szCs w:val="28"/>
-          <w:lang w:eastAsia="es-DO"/>
-        </w:rPr>
-      </w:pPr>
-      <w:r>
-        <w:rPr>
-          <w:rFonts w:ascii="Segoe UI" w:eastAsia="Times New Roman" w:hAnsi="Segoe UI" w:cs="Segoe UI"/>
-          <w:b/>
-          <w:bCs/>
-          <w:sz w:val="28"/>
-          <w:szCs w:val="28"/>
-          <w:lang w:eastAsia="es-DO"/>
-        </w:rPr>
-        <w:t>3.2. Ronda completa</w:t>
-      </w:r>
-    </w:p>
-    <w:p>
-      <w:pPr>
-        <w:spacing w:after="0" w:line="240" w:lineRule="auto"/>
-        <w:rPr>
-          <w:rFonts w:ascii="Segoe UI" w:eastAsia="Times New Roman" w:hAnsi="Segoe UI" w:cs="Segoe UI"/>
-          <w:sz w:val="21"/>
-          <w:szCs w:val="21"/>
-          <w:lang w:eastAsia="es-DO"/>
-        </w:rPr>
-      </w:pPr>
-      <w:r>
-        <w:rPr>
-          <w:rFonts w:ascii="Segoe UI" w:eastAsia="Times New Roman" w:hAnsi="Segoe UI" w:cs="Segoe UI"/>
-          <w:sz w:val="21"/>
-          <w:szCs w:val="21"/>
-          <w:lang w:eastAsia="es-DO"/>
-        </w:rPr>
-        <w:t xml:space="preserve">Una </w:t>
-      </w:r>
-      <w:r>
-        <w:rPr>
-          <w:rFonts w:ascii="Segoe UI" w:eastAsia="Times New Roman" w:hAnsi="Segoe UI" w:cs="Segoe UI"/>
-          <w:b/>
-          <w:bCs/>
-          <w:sz w:val="21"/>
-          <w:szCs w:val="21"/>
-          <w:lang w:eastAsia="es-DO"/>
-        </w:rPr>
-        <w:t>ronda</w:t>
-      </w:r>
-      <w:r>
-        <w:rPr>
-          <w:rFonts w:ascii="Segoe UI" w:eastAsia="Times New Roman" w:hAnsi="Segoe UI" w:cs="Segoe UI"/>
-          <w:sz w:val="21"/>
-          <w:szCs w:val="21"/>
-          <w:lang w:eastAsia="es-DO"/>
-        </w:rPr>
-        <w:t xml:space="preserve"> termina cuando todos los jugadores vivos han tomado su turno. Al cierre de la ronda (no de cada turno):</w:t>
-      </w:r>
-    </w:p>
-    <w:p>
-      <w:pPr>
-        <w:numPr>
-          <w:ilvl w:val="0"/>
-          <w:numId w:val="9"/>
-        </w:numPr>
-        <w:spacing w:before="100" w:beforeAutospacing="1" w:after="100" w:afterAutospacing="1" w:line="240" w:lineRule="auto"/>
-        <w:rPr>
-          <w:rFonts w:ascii="Segoe UI" w:eastAsia="Times New Roman" w:hAnsi="Segoe UI" w:cs="Segoe UI"/>
-          <w:sz w:val="21"/>
-          <w:szCs w:val="21"/>
-          <w:lang w:eastAsia="es-DO"/>
-        </w:rPr>
-      </w:pPr>
-      <w:r>
-        <w:rPr>
-          <w:rFonts w:ascii="Segoe UI" w:eastAsia="Times New Roman" w:hAnsi="Segoe UI" w:cs="Segoe UI"/>
-          <w:sz w:val="21"/>
-          <w:szCs w:val="21"/>
-          <w:lang w:eastAsia="es-DO"/>
-        </w:rPr>
-        <w:t>Se resuelven eventos anunciados si corresponde (§14).</w:t>
-      </w:r>
-    </w:p>
-    <w:p>
-      <w:pPr>
-        <w:numPr>
-          <w:ilvl w:val="0"/>
-          <w:numId w:val="9"/>
-        </w:numPr>
-        <w:spacing w:before="100" w:beforeAutospacing="1" w:after="100" w:afterAutospacing="1" w:line="240" w:lineRule="auto"/>
-        <w:rPr>
-          <w:rFonts w:ascii="Segoe UI" w:eastAsia="Times New Roman" w:hAnsi="Segoe UI" w:cs="Segoe UI"/>
-          <w:sz w:val="21"/>
-          <w:szCs w:val="21"/>
-          <w:lang w:eastAsia="es-DO"/>
-        </w:rPr>
-      </w:pPr>
-      <w:r>
-        <w:rPr>
-          <w:rFonts w:ascii="Segoe UI" w:eastAsia="Times New Roman" w:hAnsi="Segoe UI" w:cs="Segoe UI"/>
-          <w:sz w:val="21"/>
-          <w:szCs w:val="21"/>
-          <w:lang w:eastAsia="es-DO"/>
-        </w:rPr>
-        <w:t>Se verifica la condición de victoria (§16).</w:t>
-      </w:r>
-    </w:p>
-    <w:p>
-      <w:pPr>
-        <w:numPr>
-          <w:ilvl w:val="0"/>
-          <w:numId w:val="9"/>
-        </w:numPr>
-        <w:spacing w:before="100" w:beforeAutospacing="1" w:after="100" w:afterAutospacing="1" w:line="240" w:lineRule="auto"/>
-        <w:rPr>
-          <w:rFonts w:ascii="Segoe UI" w:eastAsia="Times New Roman" w:hAnsi="Segoe UI" w:cs="Segoe UI"/>
-          <w:sz w:val="21"/>
-          <w:szCs w:val="21"/>
-          <w:lang w:eastAsia="es-DO"/>
-        </w:rPr>
-      </w:pPr>
-      <w:r>
-        <w:rPr>
-          <w:rFonts w:ascii="Segoe UI" w:eastAsia="Times New Roman" w:hAnsi="Segoe UI" w:cs="Segoe UI"/>
-          <w:sz w:val="21"/>
-          <w:szCs w:val="21"/>
-          <w:lang w:eastAsia="es-DO"/>
-        </w:rPr>
-        <w:t>El Mercado rota cada 3 rondas (§7.1).</w:t>
-      </w:r>
-    </w:p>
-    <w:p>
-      <w:pPr>
-        <w:spacing w:after="0" w:line="240" w:lineRule="auto"/>
-        <w:rPr>
-          <w:rFonts w:ascii="Times New Roman" w:eastAsia="Times New Roman" w:hAnsi="Times New Roman" w:cs="Times New Roman"/>
-          <w:sz w:val="24"/>
-          <w:szCs w:val="24"/>
-          <w:lang w:eastAsia="es-DO"/>
-        </w:rPr>
-      </w:pPr>
-      <w:r>
-        <w:rPr>
-          <w:rFonts w:ascii="Times New Roman" w:eastAsia="Times New Roman" w:hAnsi="Times New Roman" w:cs="Times New Roman"/>
-          <w:sz w:val="24"/>
-          <w:szCs w:val="24"/>
-          <w:lang w:eastAsia="es-DO"/>
-        </w:rPr>
-        <w:pict w14:anchorId="3E778919">
-          <v:rect id="_x0000_i1029" style="width:0;height:1.5pt" o:hralign="center" o:hrstd="t" o:hr="t" fillcolor="#a0a0a0" stroked="f"/>
-        </w:pict>
-      </w:r>
-    </w:p>
-    <w:p>
-      <w:pPr>
-        <w:spacing w:before="90" w:after="0" w:line="240" w:lineRule="auto"/>
-        <w:outlineLvl w:val="0"/>
-        <w:rPr>
-          <w:rFonts w:ascii="Segoe UI" w:eastAsia="Times New Roman" w:hAnsi="Segoe UI" w:cs="Segoe UI"/>
-          <w:b/>
-          <w:bCs/>
-          <w:kern w:val="36"/>
-          <w:sz w:val="32"/>
-          <w:szCs w:val="32"/>
-          <w:lang w:eastAsia="es-DO"/>
-        </w:rPr>
-      </w:pPr>
-      <w:r>
-        <w:rPr>
-          <w:rFonts w:ascii="Segoe UI" w:eastAsia="Times New Roman" w:hAnsi="Segoe UI" w:cs="Segoe UI"/>
-          <w:b/>
-          <w:bCs/>
-          <w:kern w:val="36"/>
-          <w:sz w:val="32"/>
-          <w:szCs w:val="32"/>
-          <w:lang w:eastAsia="es-DO"/>
-        </w:rPr>
-        <w:t>4. Estructura del mapa</w:t>
-      </w:r>
-    </w:p>
-    <w:p>
-      <w:pPr>
-        <w:spacing w:before="90" w:after="0" w:line="240" w:lineRule="auto"/>
-        <w:outlineLvl w:val="1"/>
-        <w:rPr>
-          <w:rFonts w:ascii="Segoe UI" w:eastAsia="Times New Roman" w:hAnsi="Segoe UI" w:cs="Segoe UI"/>
-          <w:b/>
-          <w:bCs/>
-          <w:sz w:val="28"/>
-          <w:szCs w:val="28"/>
-          <w:lang w:eastAsia="es-DO"/>
-        </w:rPr>
-      </w:pPr>
-      <w:r>
-        <w:rPr>
-          <w:rFonts w:ascii="Segoe UI" w:eastAsia="Times New Roman" w:hAnsi="Segoe UI" w:cs="Segoe UI"/>
-          <w:b/>
-          <w:bCs/>
-          <w:sz w:val="28"/>
-          <w:szCs w:val="28"/>
-          <w:lang w:eastAsia="es-DO"/>
-        </w:rPr>
-        <w:t>4.1–4.3</w:t>
-      </w:r>
-    </w:p>
-    <w:p>
-      <w:pPr>
-        <w:spacing w:after="0" w:line="240" w:lineRule="auto"/>
-        <w:rPr>
-          <w:rFonts w:ascii="Segoe UI" w:eastAsia="Times New Roman" w:hAnsi="Segoe UI" w:cs="Segoe UI"/>
-          <w:sz w:val="21"/>
-          <w:szCs w:val="21"/>
-          <w:lang w:eastAsia="es-DO"/>
-        </w:rPr>
-      </w:pPr>
-      <w:r>
-        <w:rPr>
-          <w:rFonts w:ascii="Segoe UI" w:eastAsia="Times New Roman" w:hAnsi="Segoe UI" w:cs="Segoe UI"/>
           <w:sz w:val="21"/>
           <w:szCs w:val="21"/>
           <w:lang w:eastAsia="es-DO"/>
@@ -1808,6 +1482,7 @@
     </w:p>
     <w:p>
       <w:pPr>
+        <w:pStyle w:val="Ttulo2"/>
         <w:spacing w:before="90" w:after="0" w:line="240" w:lineRule="auto"/>
         <w:outlineLvl w:val="1"/>
         <w:rPr>
@@ -1856,6 +1531,14 @@
         <w:tblStyle w:val="Tablanormal3"/>
         <w:tblW w:w="8931" w:type="dxa"/>
         <w:tblLook w:val="04A0" w:firstRow="1" w:lastRow="0" w:firstColumn="1" w:lastColumn="0" w:noHBand="0" w:noVBand="1"/>
+        <w:tblBorders>
+          <w:top w:val="single" w:sz="4" w:color="D9D9D9"/>
+          <w:left w:val="single" w:sz="4" w:color="D9D9D9"/>
+          <w:bottom w:val="single" w:sz="4" w:color="D9D9D9"/>
+          <w:right w:val="single" w:sz="4" w:color="D9D9D9"/>
+          <w:insideH w:val="single" w:sz="4" w:color="D9D9D9"/>
+          <w:insideV w:val="single" w:sz="4" w:color="D9D9D9"/>
+        </w:tblBorders>
       </w:tblPr>
       <w:tblGrid>
         <w:gridCol w:w="4311"/>
@@ -1883,6 +1566,7 @@
             <w:r>
               <w:rPr>
                 <w:rFonts w:ascii="Segoe UI" w:eastAsia="Times New Roman" w:hAnsi="Segoe UI" w:cs="Segoe UI"/>
+                <w:b/>
                 <w:sz w:val="21"/>
                 <w:szCs w:val="21"/>
                 <w:lang w:eastAsia="es-DO"/>
@@ -1909,6 +1593,7 @@
             <w:r>
               <w:rPr>
                 <w:rFonts w:ascii="Segoe UI" w:eastAsia="Times New Roman" w:hAnsi="Segoe UI" w:cs="Segoe UI"/>
+                <w:b/>
                 <w:sz w:val="21"/>
                 <w:szCs w:val="21"/>
                 <w:lang w:eastAsia="es-DO"/>
@@ -2164,6 +1849,7 @@
     </w:p>
     <w:p>
       <w:pPr>
+        <w:pStyle w:val="Ttulo1"/>
         <w:spacing w:before="90" w:after="0" w:line="240" w:lineRule="auto"/>
         <w:outlineLvl w:val="0"/>
         <w:rPr>
@@ -2233,6 +1919,7 @@
     </w:p>
     <w:p>
       <w:pPr>
+        <w:pStyle w:val="Ttulo1"/>
         <w:spacing w:before="90" w:after="0" w:line="240" w:lineRule="auto"/>
         <w:outlineLvl w:val="0"/>
         <w:rPr>
@@ -2260,6 +1947,7 @@
     </w:p>
     <w:p>
       <w:pPr>
+        <w:pStyle w:val="Ttulo2"/>
         <w:spacing w:before="90" w:after="0" w:line="240" w:lineRule="auto"/>
         <w:outlineLvl w:val="1"/>
         <w:rPr>
@@ -2498,6 +2186,7 @@
     </w:p>
     <w:p>
       <w:pPr>
+        <w:pStyle w:val="Ttulo2"/>
         <w:spacing w:before="90" w:after="0" w:line="240" w:lineRule="auto"/>
         <w:outlineLvl w:val="1"/>
         <w:rPr>
@@ -2565,6 +2254,7 @@
     </w:p>
     <w:p>
       <w:pPr>
+        <w:pStyle w:val="Ttulo1"/>
         <w:spacing w:before="90" w:after="0" w:line="240" w:lineRule="auto"/>
         <w:outlineLvl w:val="0"/>
         <w:rPr>
@@ -2592,6 +2282,7 @@
     </w:p>
     <w:p>
       <w:pPr>
+        <w:pStyle w:val="Ttulo2"/>
         <w:spacing w:before="90" w:after="0" w:line="240" w:lineRule="auto"/>
         <w:outlineLvl w:val="1"/>
         <w:rPr>
@@ -2791,6 +2482,7 @@
     </w:p>
     <w:p>
       <w:pPr>
+        <w:pStyle w:val="Ttulo2"/>
         <w:spacing w:before="90" w:after="0" w:line="240" w:lineRule="auto"/>
         <w:outlineLvl w:val="1"/>
         <w:rPr>
@@ -2819,6 +2511,14 @@
         <w:tblStyle w:val="Tablanormal1"/>
         <w:tblW w:w="7548" w:type="dxa"/>
         <w:tblLook w:val="04A0" w:firstRow="1" w:lastRow="0" w:firstColumn="1" w:lastColumn="0" w:noHBand="0" w:noVBand="1"/>
+        <w:tblBorders>
+          <w:top w:val="single" w:sz="4" w:color="D9D9D9"/>
+          <w:left w:val="single" w:sz="4" w:color="D9D9D9"/>
+          <w:bottom w:val="single" w:sz="4" w:color="D9D9D9"/>
+          <w:right w:val="single" w:sz="4" w:color="D9D9D9"/>
+          <w:insideH w:val="single" w:sz="4" w:color="D9D9D9"/>
+          <w:insideV w:val="single" w:sz="4" w:color="D9D9D9"/>
+        </w:tblBorders>
       </w:tblPr>
       <w:tblGrid>
         <w:gridCol w:w="5949"/>
@@ -2846,6 +2546,7 @@
             <w:r>
               <w:rPr>
                 <w:rFonts w:ascii="Segoe UI" w:eastAsia="Times New Roman" w:hAnsi="Segoe UI" w:cs="Segoe UI"/>
+                <w:b/>
                 <w:sz w:val="21"/>
                 <w:szCs w:val="21"/>
                 <w:lang w:eastAsia="es-DO"/>
@@ -2872,6 +2573,7 @@
             <w:r>
               <w:rPr>
                 <w:rFonts w:ascii="Segoe UI" w:eastAsia="Times New Roman" w:hAnsi="Segoe UI" w:cs="Segoe UI"/>
+                <w:b/>
                 <w:sz w:val="21"/>
                 <w:szCs w:val="21"/>
                 <w:lang w:eastAsia="es-DO"/>
@@ -3052,6 +2754,7 @@
     </w:tbl>
     <w:p>
       <w:pPr>
+        <w:pStyle w:val="Ttulo2"/>
         <w:spacing w:before="90" w:after="0" w:line="240" w:lineRule="auto"/>
         <w:outlineLvl w:val="1"/>
         <w:rPr>
@@ -3289,44 +2992,7 @@
         </w:rPr>
       </w:pPr>
       <w:r>
-        <w:rPr>
-          <w:rFonts w:ascii="Segoe UI" w:eastAsia="Times New Roman" w:hAnsi="Segoe UI" w:cs="Segoe UI"/>
-          <w:b/>
-          <w:bCs/>
-          <w:sz w:val="21"/>
-          <w:szCs w:val="21"/>
-          <w:lang w:eastAsia="es-DO"/>
-        </w:rPr>
-        <w:t>Nota de balance:</w:t>
-      </w:r>
-      <w:r>
-        <w:rPr>
-          <w:rFonts w:ascii="Segoe UI" w:eastAsia="Times New Roman" w:hAnsi="Segoe UI" w:cs="Segoe UI"/>
-          <w:sz w:val="21"/>
-          <w:szCs w:val="21"/>
-          <w:lang w:eastAsia="es-DO"/>
-        </w:rPr>
-        <w:t xml:space="preserve"> estos precios son un punto de partida para prototipo, no valores finales. Deben probarse en la Fase 6 (Balance) del </w:t>
-      </w:r>
-      <w:proofErr w:type="spellStart"/>
-      <w:r>
-        <w:rPr>
-          <w:rFonts w:ascii="Segoe UI" w:eastAsia="Times New Roman" w:hAnsi="Segoe UI" w:cs="Segoe UI"/>
-          <w:sz w:val="21"/>
-          <w:szCs w:val="21"/>
-          <w:lang w:eastAsia="es-DO"/>
-        </w:rPr>
-        <w:t>roadmap</w:t>
-      </w:r>
-      <w:proofErr w:type="spellEnd"/>
-      <w:r>
-        <w:rPr>
-          <w:rFonts w:ascii="Segoe UI" w:eastAsia="Times New Roman" w:hAnsi="Segoe UI" w:cs="Segoe UI"/>
-          <w:sz w:val="21"/>
-          <w:szCs w:val="21"/>
-          <w:lang w:eastAsia="es-DO"/>
-        </w:rPr>
-        <w:t xml:space="preserve"> (§20).</w:t>
+        <w:t>Nota de balance: la simulación P4 confirmó que producción y expansión se refuerzan demasiado. Los precios y la fórmula permanecen estables mientras se prueban variantes completas antes de modificar el juego principal.</w:t>
       </w:r>
     </w:p>
     <w:p>
@@ -3353,6 +3019,7 @@
     </w:p>
     <w:p>
       <w:pPr>
+        <w:pStyle w:val="Ttulo1"/>
         <w:spacing w:before="90" w:after="0" w:line="240" w:lineRule="auto"/>
         <w:outlineLvl w:val="0"/>
         <w:rPr>
@@ -3380,6 +3047,7 @@
     </w:p>
     <w:p>
       <w:pPr>
+        <w:pStyle w:val="Ttulo2"/>
         <w:spacing w:before="90" w:after="0" w:line="240" w:lineRule="auto"/>
         <w:outlineLvl w:val="1"/>
         <w:rPr>
@@ -3665,6 +3333,7 @@
     </w:p>
     <w:p>
       <w:pPr>
+        <w:pStyle w:val="Ttulo2"/>
         <w:spacing w:before="90" w:after="0" w:line="240" w:lineRule="auto"/>
         <w:outlineLvl w:val="1"/>
         <w:rPr>
@@ -3752,6 +3421,7 @@
     </w:p>
     <w:p>
       <w:pPr>
+        <w:pStyle w:val="Ttulo1"/>
         <w:spacing w:before="90" w:after="0" w:line="240" w:lineRule="auto"/>
         <w:outlineLvl w:val="0"/>
         <w:rPr>
@@ -3779,6 +3449,7 @@
     </w:p>
     <w:p>
       <w:pPr>
+        <w:pStyle w:val="Ttulo2"/>
         <w:spacing w:before="90" w:after="0" w:line="240" w:lineRule="auto"/>
         <w:outlineLvl w:val="1"/>
         <w:rPr>
@@ -3791,37 +3462,7 @@
         </w:rPr>
       </w:pPr>
       <w:r>
-        <w:rPr>
-          <w:rFonts w:ascii="Segoe UI" w:eastAsia="Times New Roman" w:hAnsi="Segoe UI" w:cs="Segoe UI"/>
-          <w:b/>
-          <w:bCs/>
-          <w:sz w:val="28"/>
-          <w:szCs w:val="28"/>
-          <w:lang w:eastAsia="es-DO"/>
-        </w:rPr>
-        <w:t xml:space="preserve">9.1. Primer borrador de doctrinas — AVANZA (de </w:t>
-      </w:r>
-      <w:r>
-        <w:rPr>
-          <w:rFonts w:ascii="Segoe UI Emoji" w:eastAsia="Times New Roman" w:hAnsi="Segoe UI Emoji" w:cs="Segoe UI Emoji"/>
-          <w:b/>
-          <w:bCs/>
-          <w:sz w:val="28"/>
-          <w:szCs w:val="28"/>
-          <w:lang w:eastAsia="es-DO"/>
-        </w:rPr>
-        <w:t>🟡</w:t>
-      </w:r>
-      <w:r>
-        <w:rPr>
-          <w:rFonts w:ascii="Segoe UI" w:eastAsia="Times New Roman" w:hAnsi="Segoe UI" w:cs="Segoe UI"/>
-          <w:b/>
-          <w:bCs/>
-          <w:sz w:val="28"/>
-          <w:szCs w:val="28"/>
-          <w:lang w:eastAsia="es-DO"/>
-        </w:rPr>
-        <w:t xml:space="preserve"> a borrador jugable)</w:t>
+        <w:t>9.1. Doctrinas implementadas</w:t>
       </w:r>
     </w:p>
     <w:p>
@@ -3835,13 +3476,7 @@
         </w:rPr>
       </w:pPr>
       <w:r>
-        <w:rPr>
-          <w:rFonts w:ascii="Segoe UI" w:eastAsia="Times New Roman" w:hAnsi="Segoe UI" w:cs="Segoe UI"/>
-          <w:sz w:val="21"/>
-          <w:szCs w:val="21"/>
-          <w:lang w:eastAsia="es-DO"/>
-        </w:rPr>
-        <w:t>Para que dejen de ser solo nombres, cada comandante recibe un efecto concreto ligado a un pilar. Esto es un primer borrador para prototipo, sujeto a Fase 6 (Balance):</w:t>
+        <w:t>Cada comandante dispone de un efecto activo y visible. Sus valores siguen sujetos a la matriz factorial de balance prevista después de P4:</w:t>
       </w:r>
     </w:p>
     <w:tbl>
@@ -3849,6 +3484,14 @@
         <w:tblStyle w:val="Tablanormal2"/>
         <w:tblW w:w="9214" w:type="dxa"/>
         <w:tblLook w:val="04A0" w:firstRow="1" w:lastRow="0" w:firstColumn="1" w:lastColumn="0" w:noHBand="0" w:noVBand="1"/>
+        <w:tblBorders>
+          <w:top w:val="single" w:sz="4" w:color="D9D9D9"/>
+          <w:left w:val="single" w:sz="4" w:color="D9D9D9"/>
+          <w:bottom w:val="single" w:sz="4" w:color="D9D9D9"/>
+          <w:right w:val="single" w:sz="4" w:color="D9D9D9"/>
+          <w:insideH w:val="single" w:sz="4" w:color="D9D9D9"/>
+          <w:insideV w:val="single" w:sz="4" w:color="D9D9D9"/>
+        </w:tblBorders>
       </w:tblPr>
       <w:tblGrid>
         <w:gridCol w:w="2262"/>
@@ -3876,6 +3519,7 @@
             <w:r>
               <w:rPr>
                 <w:rFonts w:ascii="Segoe UI" w:eastAsia="Times New Roman" w:hAnsi="Segoe UI" w:cs="Segoe UI"/>
+                <w:b/>
                 <w:sz w:val="21"/>
                 <w:szCs w:val="21"/>
                 <w:lang w:eastAsia="es-DO"/>
@@ -3890,23 +3534,11 @@
             <w:hideMark/>
           </w:tcPr>
           <w:p>
-            <w:pPr>
-              <w:cnfStyle w:val="100000000000" w:firstRow="1" w:lastRow="0" w:firstColumn="0" w:lastColumn="0" w:oddVBand="0" w:evenVBand="0" w:oddHBand="0" w:evenHBand="0" w:firstRowFirstColumn="0" w:firstRowLastColumn="0" w:lastRowFirstColumn="0" w:lastRowLastColumn="0"/>
-              <w:rPr>
-                <w:rFonts w:ascii="Segoe UI" w:eastAsia="Times New Roman" w:hAnsi="Segoe UI" w:cs="Segoe UI"/>
-                <w:sz w:val="21"/>
-                <w:szCs w:val="21"/>
-                <w:lang w:eastAsia="es-DO"/>
-              </w:rPr>
-            </w:pPr>
             <w:r>
               <w:rPr>
-                <w:rFonts w:ascii="Segoe UI" w:eastAsia="Times New Roman" w:hAnsi="Segoe UI" w:cs="Segoe UI"/>
-                <w:sz w:val="21"/>
-                <w:szCs w:val="21"/>
-                <w:lang w:eastAsia="es-DO"/>
-              </w:rPr>
-              <w:t>Efecto de borrador</w:t>
+                <w:b/>
+              </w:rPr>
+              <w:t>Efecto implementado</w:t>
             </w:r>
           </w:p>
         </w:tc>
@@ -3947,22 +3579,7 @@
             <w:hideMark/>
           </w:tcPr>
           <w:p>
-            <w:pPr>
-              <w:cnfStyle w:val="000000100000" w:firstRow="0" w:lastRow="0" w:firstColumn="0" w:lastColumn="0" w:oddVBand="0" w:evenVBand="0" w:oddHBand="1" w:evenHBand="0" w:firstRowFirstColumn="0" w:firstRowLastColumn="0" w:lastRowFirstColumn="0" w:lastRowLastColumn="0"/>
-              <w:rPr>
-                <w:rFonts w:ascii="Segoe UI" w:eastAsia="Times New Roman" w:hAnsi="Segoe UI" w:cs="Segoe UI"/>
-                <w:sz w:val="21"/>
-                <w:szCs w:val="21"/>
-                <w:lang w:eastAsia="es-DO"/>
-              </w:rPr>
-            </w:pPr>
             <w:r>
-              <w:rPr>
-                <w:rFonts w:ascii="Segoe UI" w:eastAsia="Times New Roman" w:hAnsi="Segoe UI" w:cs="Segoe UI"/>
-                <w:sz w:val="21"/>
-                <w:szCs w:val="21"/>
-                <w:lang w:eastAsia="es-DO"/>
-              </w:rPr>
               <w:t>+1 al dado de ataque en el primer combate de cada turno</w:t>
             </w:r>
           </w:p>
@@ -4001,23 +3618,8 @@
             <w:hideMark/>
           </w:tcPr>
           <w:p>
-            <w:pPr>
-              <w:cnfStyle w:val="000000000000" w:firstRow="0" w:lastRow="0" w:firstColumn="0" w:lastColumn="0" w:oddVBand="0" w:evenVBand="0" w:oddHBand="0" w:evenHBand="0" w:firstRowFirstColumn="0" w:firstRowLastColumn="0" w:lastRowFirstColumn="0" w:lastRowLastColumn="0"/>
-              <w:rPr>
-                <w:rFonts w:ascii="Segoe UI" w:eastAsia="Times New Roman" w:hAnsi="Segoe UI" w:cs="Segoe UI"/>
-                <w:sz w:val="21"/>
-                <w:szCs w:val="21"/>
-                <w:lang w:eastAsia="es-DO"/>
-              </w:rPr>
-            </w:pPr>
             <w:r>
-              <w:rPr>
-                <w:rFonts w:ascii="Segoe UI" w:eastAsia="Times New Roman" w:hAnsi="Segoe UI" w:cs="Segoe UI"/>
-                <w:sz w:val="21"/>
-                <w:szCs w:val="21"/>
-                <w:lang w:eastAsia="es-DO"/>
-              </w:rPr>
-              <w:t>El defensor gana empates en territorios con Frente en estado "Guerra"</w:t>
+              <w:t>+1 al dado defensivo mayor en territorios con Frente en Guerra</w:t>
             </w:r>
           </w:p>
         </w:tc>
@@ -4058,23 +3660,8 @@
             <w:hideMark/>
           </w:tcPr>
           <w:p>
-            <w:pPr>
-              <w:cnfStyle w:val="000000100000" w:firstRow="0" w:lastRow="0" w:firstColumn="0" w:lastColumn="0" w:oddVBand="0" w:evenVBand="0" w:oddHBand="1" w:evenHBand="0" w:firstRowFirstColumn="0" w:firstRowLastColumn="0" w:lastRowFirstColumn="0" w:lastRowLastColumn="0"/>
-              <w:rPr>
-                <w:rFonts w:ascii="Segoe UI" w:eastAsia="Times New Roman" w:hAnsi="Segoe UI" w:cs="Segoe UI"/>
-                <w:sz w:val="21"/>
-                <w:szCs w:val="21"/>
-                <w:lang w:eastAsia="es-DO"/>
-              </w:rPr>
-            </w:pPr>
             <w:r>
-              <w:rPr>
-                <w:rFonts w:ascii="Segoe UI" w:eastAsia="Times New Roman" w:hAnsi="Segoe UI" w:cs="Segoe UI"/>
-                <w:sz w:val="21"/>
-                <w:szCs w:val="21"/>
-                <w:lang w:eastAsia="es-DO"/>
-              </w:rPr>
-              <w:t>+1 de producción en todos sus territorios (antes de bonos regionales)</w:t>
+              <w:t>+1 de producción base en todos sus territorios</w:t>
             </w:r>
           </w:p>
         </w:tc>
@@ -4112,23 +3699,8 @@
             <w:hideMark/>
           </w:tcPr>
           <w:p>
-            <w:pPr>
-              <w:cnfStyle w:val="000000000000" w:firstRow="0" w:lastRow="0" w:firstColumn="0" w:lastColumn="0" w:oddVBand="0" w:evenVBand="0" w:oddHBand="0" w:evenHBand="0" w:firstRowFirstColumn="0" w:firstRowLastColumn="0" w:lastRowFirstColumn="0" w:lastRowLastColumn="0"/>
-              <w:rPr>
-                <w:rFonts w:ascii="Segoe UI" w:eastAsia="Times New Roman" w:hAnsi="Segoe UI" w:cs="Segoe UI"/>
-                <w:sz w:val="21"/>
-                <w:szCs w:val="21"/>
-                <w:lang w:eastAsia="es-DO"/>
-              </w:rPr>
-            </w:pPr>
             <w:r>
-              <w:rPr>
-                <w:rFonts w:ascii="Segoe UI" w:eastAsia="Times New Roman" w:hAnsi="Segoe UI" w:cs="Segoe UI"/>
-                <w:sz w:val="21"/>
-                <w:szCs w:val="21"/>
-                <w:lang w:eastAsia="es-DO"/>
-              </w:rPr>
-              <w:t>Coste de Movilización y Bloqueo reducido en $10</w:t>
+              <w:t>−$5 en Mercado, Movilización gratis, Bloqueo a $15 y una Movilización inicial</w:t>
             </w:r>
           </w:p>
         </w:tc>
@@ -4169,23 +3741,8 @@
             <w:hideMark/>
           </w:tcPr>
           <w:p>
-            <w:pPr>
-              <w:cnfStyle w:val="000000100000" w:firstRow="0" w:lastRow="0" w:firstColumn="0" w:lastColumn="0" w:oddVBand="0" w:evenVBand="0" w:oddHBand="1" w:evenHBand="0" w:firstRowFirstColumn="0" w:firstRowLastColumn="0" w:lastRowFirstColumn="0" w:lastRowLastColumn="0"/>
-              <w:rPr>
-                <w:rFonts w:ascii="Segoe UI" w:eastAsia="Times New Roman" w:hAnsi="Segoe UI" w:cs="Segoe UI"/>
-                <w:sz w:val="21"/>
-                <w:szCs w:val="21"/>
-                <w:lang w:eastAsia="es-DO"/>
-              </w:rPr>
-            </w:pPr>
             <w:r>
-              <w:rPr>
-                <w:rFonts w:ascii="Segoe UI" w:eastAsia="Times New Roman" w:hAnsi="Segoe UI" w:cs="Segoe UI"/>
-                <w:sz w:val="21"/>
-                <w:szCs w:val="21"/>
-                <w:lang w:eastAsia="es-DO"/>
-              </w:rPr>
-              <w:t>Las Cartas de Espía y Contrainteligencia no cuestan dinero</w:t>
+              <w:t>+1 al atacar objetivos espiados, una carta Espía inicial y 50% de protección contra sabotaje</w:t>
             </w:r>
           </w:p>
         </w:tc>
@@ -4223,23 +3780,8 @@
             <w:hideMark/>
           </w:tcPr>
           <w:p>
-            <w:pPr>
-              <w:cnfStyle w:val="000000000000" w:firstRow="0" w:lastRow="0" w:firstColumn="0" w:lastColumn="0" w:oddVBand="0" w:evenVBand="0" w:oddHBand="0" w:evenHBand="0" w:firstRowFirstColumn="0" w:firstRowLastColumn="0" w:lastRowFirstColumn="0" w:lastRowLastColumn="0"/>
-              <w:rPr>
-                <w:rFonts w:ascii="Segoe UI" w:eastAsia="Times New Roman" w:hAnsi="Segoe UI" w:cs="Segoe UI"/>
-                <w:sz w:val="21"/>
-                <w:szCs w:val="21"/>
-                <w:lang w:eastAsia="es-DO"/>
-              </w:rPr>
-            </w:pPr>
             <w:r>
-              <w:rPr>
-                <w:rFonts w:ascii="Segoe UI" w:eastAsia="Times New Roman" w:hAnsi="Segoe UI" w:cs="Segoe UI"/>
-                <w:sz w:val="21"/>
-                <w:szCs w:val="21"/>
-                <w:lang w:eastAsia="es-DO"/>
-              </w:rPr>
-              <w:t>+20% de Influencia obtenida por Objetivos completados</w:t>
+              <w:t>+40% de Influencia de objetivos y subsidio de $3 por mantener Frentes pacíficos</w:t>
             </w:r>
           </w:p>
         </w:tc>
@@ -4247,6 +3789,7 @@
     </w:tbl>
     <w:p>
       <w:pPr>
+        <w:pStyle w:val="Ttulo2"/>
         <w:spacing w:before="90" w:after="0" w:line="240" w:lineRule="auto"/>
         <w:outlineLvl w:val="1"/>
         <w:rPr>
@@ -4292,6 +3835,7 @@
     </w:p>
     <w:p>
       <w:pPr>
+        <w:pStyle w:val="Ttulo2"/>
         <w:spacing w:before="90" w:after="0" w:line="240" w:lineRule="auto"/>
         <w:outlineLvl w:val="1"/>
         <w:rPr>
@@ -4504,6 +4048,7 @@
     </w:p>
     <w:p>
       <w:pPr>
+        <w:pStyle w:val="Ttulo2"/>
         <w:spacing w:before="90" w:after="0" w:line="240" w:lineRule="auto"/>
         <w:outlineLvl w:val="0"/>
         <w:rPr>
@@ -4517,6 +4062,50 @@
         </w:rPr>
       </w:pPr>
       <w:r>
+        <w:t>10. Información imperfecta  IMPLEMENTADA</w:t>
+      </w:r>
+    </w:p>
+    <w:p>
+      <w:pPr>
+        <w:spacing w:after="0" w:line="240" w:lineRule="auto"/>
+        <w:rPr>
+          <w:rFonts w:ascii="Segoe UI" w:eastAsia="Times New Roman" w:hAnsi="Segoe UI" w:cs="Segoe UI"/>
+          <w:sz w:val="21"/>
+          <w:szCs w:val="21"/>
+          <w:lang w:eastAsia="es-DO"/>
+        </w:rPr>
+      </w:pPr>
+      <w:r>
+        <w:t>La información es completa en territorios propios, vecinos directos y objetivos espiados; parcial a distancia dos y oculta en tierras remotas. Espía revela temporalmente los datos completos. La dificultad modifica la calidad de decisión de la IA, no las tiradas.</w:t>
+      </w:r>
+    </w:p>
+    <w:p>
+      <w:pPr>
+        <w:spacing w:after="0" w:line="240" w:lineRule="auto"/>
+        <w:rPr>
+          <w:rFonts w:ascii="Times New Roman" w:eastAsia="Times New Roman" w:hAnsi="Times New Roman" w:cs="Times New Roman"/>
+          <w:sz w:val="24"/>
+          <w:szCs w:val="24"/>
+          <w:lang w:eastAsia="es-DO"/>
+        </w:rPr>
+      </w:pPr>
+      <w:r>
+        <w:rPr>
+          <w:rFonts w:ascii="Times New Roman" w:eastAsia="Times New Roman" w:hAnsi="Times New Roman" w:cs="Times New Roman"/>
+          <w:sz w:val="24"/>
+          <w:szCs w:val="24"/>
+          <w:lang w:eastAsia="es-DO"/>
+        </w:rPr>
+        <w:pict w14:anchorId="26DE51CC">
+          <v:rect id="_x0000_i1036" style="width:0;height:1.5pt" o:hralign="center" o:hrstd="t" o:hr="t" fillcolor="#a0a0a0" stroked="f"/>
+        </w:pict>
+      </w:r>
+    </w:p>
+    <w:p>
+      <w:pPr>
+        <w:pStyle w:val="Ttulo2"/>
+        <w:spacing w:before="90" w:after="0" w:line="240" w:lineRule="auto"/>
+        <w:outlineLvl w:val="0"/>
         <w:rPr>
           <w:rFonts w:ascii="Segoe UI" w:eastAsia="Times New Roman" w:hAnsi="Segoe UI" w:cs="Segoe UI"/>
           <w:b/>
@@ -4526,55 +4115,8 @@
           <w:szCs w:val="32"/>
           <w:lang w:eastAsia="es-DO"/>
         </w:rPr>
-        <w:t>10. Información imperfecta</w:t>
-      </w:r>
-    </w:p>
-    <w:p>
-      <w:pPr>
-        <w:spacing w:after="0" w:line="240" w:lineRule="auto"/>
-        <w:rPr>
-          <w:rFonts w:ascii="Segoe UI" w:eastAsia="Times New Roman" w:hAnsi="Segoe UI" w:cs="Segoe UI"/>
-          <w:sz w:val="21"/>
-          <w:szCs w:val="21"/>
-          <w:lang w:eastAsia="es-DO"/>
-        </w:rPr>
-      </w:pPr>
-      <w:r>
-        <w:rPr>
-          <w:rFonts w:ascii="Segoe UI" w:eastAsia="Times New Roman" w:hAnsi="Segoe UI" w:cs="Segoe UI"/>
-          <w:sz w:val="21"/>
-          <w:szCs w:val="21"/>
-          <w:lang w:eastAsia="es-DO"/>
-        </w:rPr>
-        <w:t>Sin cambios respecto a v0.1: información completa, parcial (rango aproximado) y oculta (solo presencia). Pendiente de implementar en el prototipo — hoy el modo clásico no muestra evidencia de niveles de información distintos.</w:t>
-      </w:r>
-    </w:p>
-    <w:p>
-      <w:pPr>
-        <w:spacing w:after="0" w:line="240" w:lineRule="auto"/>
-        <w:rPr>
-          <w:rFonts w:ascii="Times New Roman" w:eastAsia="Times New Roman" w:hAnsi="Times New Roman" w:cs="Times New Roman"/>
-          <w:sz w:val="24"/>
-          <w:szCs w:val="24"/>
-          <w:lang w:eastAsia="es-DO"/>
-        </w:rPr>
-      </w:pPr>
-      <w:r>
-        <w:rPr>
-          <w:rFonts w:ascii="Times New Roman" w:eastAsia="Times New Roman" w:hAnsi="Times New Roman" w:cs="Times New Roman"/>
-          <w:sz w:val="24"/>
-          <w:szCs w:val="24"/>
-          <w:lang w:eastAsia="es-DO"/>
-        </w:rPr>
-        <w:pict w14:anchorId="26DE51CC">
-          <v:rect id="_x0000_i1036" style="width:0;height:1.5pt" o:hralign="center" o:hrstd="t" o:hr="t" fillcolor="#a0a0a0" stroked="f"/>
-        </w:pict>
-      </w:r>
-    </w:p>
-    <w:p>
-      <w:pPr>
-        <w:spacing w:before="90" w:after="0" w:line="240" w:lineRule="auto"/>
-        <w:outlineLvl w:val="0"/>
+      </w:pPr>
+      <w:r>
         <w:rPr>
           <w:rFonts w:ascii="Segoe UI" w:eastAsia="Times New Roman" w:hAnsi="Segoe UI" w:cs="Segoe UI"/>
           <w:b/>
@@ -4584,17 +4126,6 @@
           <w:szCs w:val="32"/>
           <w:lang w:eastAsia="es-DO"/>
         </w:rPr>
-      </w:pPr>
-      <w:r>
-        <w:rPr>
-          <w:rFonts w:ascii="Segoe UI" w:eastAsia="Times New Roman" w:hAnsi="Segoe UI" w:cs="Segoe UI"/>
-          <w:b/>
-          <w:bCs/>
-          <w:kern w:val="36"/>
-          <w:sz w:val="32"/>
-          <w:szCs w:val="32"/>
-          <w:lang w:eastAsia="es-DO"/>
-        </w:rPr>
         <w:t>11. Cartas tácticas — RESUELTO (reemplaza el canje clásico)</w:t>
       </w:r>
     </w:p>
@@ -4623,6 +4154,14 @@
         <w:tblStyle w:val="Tablanormal4"/>
         <w:tblW w:w="9585" w:type="dxa"/>
         <w:tblLook w:val="04A0" w:firstRow="1" w:lastRow="0" w:firstColumn="1" w:lastColumn="0" w:noHBand="0" w:noVBand="1"/>
+        <w:tblBorders>
+          <w:top w:val="single" w:sz="4" w:color="D9D9D9"/>
+          <w:left w:val="single" w:sz="4" w:color="D9D9D9"/>
+          <w:bottom w:val="single" w:sz="4" w:color="D9D9D9"/>
+          <w:right w:val="single" w:sz="4" w:color="D9D9D9"/>
+          <w:insideH w:val="single" w:sz="4" w:color="D9D9D9"/>
+          <w:insideV w:val="single" w:sz="4" w:color="D9D9D9"/>
+        </w:tblBorders>
       </w:tblPr>
       <w:tblGrid>
         <w:gridCol w:w="2027"/>
@@ -4651,6 +4190,7 @@
             <w:r>
               <w:rPr>
                 <w:rFonts w:ascii="Segoe UI" w:eastAsia="Times New Roman" w:hAnsi="Segoe UI" w:cs="Segoe UI"/>
+                <w:b/>
                 <w:sz w:val="21"/>
                 <w:szCs w:val="21"/>
                 <w:lang w:eastAsia="es-DO"/>
@@ -4678,6 +4218,7 @@
             <w:r>
               <w:rPr>
                 <w:rFonts w:ascii="Segoe UI" w:eastAsia="Times New Roman" w:hAnsi="Segoe UI" w:cs="Segoe UI"/>
+                <w:b/>
                 <w:sz w:val="21"/>
                 <w:szCs w:val="21"/>
                 <w:lang w:eastAsia="es-DO"/>
@@ -4704,6 +4245,7 @@
             <w:r>
               <w:rPr>
                 <w:rFonts w:ascii="Segoe UI" w:eastAsia="Times New Roman" w:hAnsi="Segoe UI" w:cs="Segoe UI"/>
+                <w:b/>
                 <w:sz w:val="21"/>
                 <w:szCs w:val="21"/>
                 <w:lang w:eastAsia="es-DO"/>
@@ -5198,6 +4740,7 @@
     </w:p>
     <w:p>
       <w:pPr>
+        <w:pStyle w:val="Ttulo2"/>
         <w:spacing w:before="90" w:after="0" w:line="240" w:lineRule="auto"/>
         <w:outlineLvl w:val="0"/>
         <w:rPr>
@@ -5211,6 +4754,50 @@
         </w:rPr>
       </w:pPr>
       <w:r>
+        <w:t>12. Objetivos  IMPLEMENTADOS</w:t>
+      </w:r>
+    </w:p>
+    <w:p>
+      <w:pPr>
+        <w:spacing w:after="0" w:line="240" w:lineRule="auto"/>
+        <w:rPr>
+          <w:rFonts w:ascii="Segoe UI" w:eastAsia="Times New Roman" w:hAnsi="Segoe UI" w:cs="Segoe UI"/>
+          <w:sz w:val="21"/>
+          <w:szCs w:val="21"/>
+          <w:lang w:eastAsia="es-DO"/>
+        </w:rPr>
+      </w:pPr>
+      <w:r>
+        <w:t>Cada comandante recibe un objetivo principal y uno temporal. El catálogo incluye control regional, expansión, tesoro, ofensiva y eliminación; otorgan entre 10 y 15 puntos de Influencia y los temporales rotan durante la campaña.</w:t>
+      </w:r>
+    </w:p>
+    <w:p>
+      <w:pPr>
+        <w:spacing w:after="0" w:line="240" w:lineRule="auto"/>
+        <w:rPr>
+          <w:rFonts w:ascii="Times New Roman" w:eastAsia="Times New Roman" w:hAnsi="Times New Roman" w:cs="Times New Roman"/>
+          <w:sz w:val="24"/>
+          <w:szCs w:val="24"/>
+          <w:lang w:eastAsia="es-DO"/>
+        </w:rPr>
+      </w:pPr>
+      <w:r>
+        <w:rPr>
+          <w:rFonts w:ascii="Times New Roman" w:eastAsia="Times New Roman" w:hAnsi="Times New Roman" w:cs="Times New Roman"/>
+          <w:sz w:val="24"/>
+          <w:szCs w:val="24"/>
+          <w:lang w:eastAsia="es-DO"/>
+        </w:rPr>
+        <w:pict w14:anchorId="7C93693A">
+          <v:rect id="_x0000_i1038" style="width:0;height:1.5pt" o:hralign="center" o:hrstd="t" o:hr="t" fillcolor="#a0a0a0" stroked="f"/>
+        </w:pict>
+      </w:r>
+    </w:p>
+    <w:p>
+      <w:pPr>
+        <w:pStyle w:val="Ttulo2"/>
+        <w:spacing w:before="90" w:after="0" w:line="240" w:lineRule="auto"/>
+        <w:outlineLvl w:val="0"/>
         <w:rPr>
           <w:rFonts w:ascii="Segoe UI" w:eastAsia="Times New Roman" w:hAnsi="Segoe UI" w:cs="Segoe UI"/>
           <w:b/>
@@ -5220,7 +4807,9 @@
           <w:szCs w:val="32"/>
           <w:lang w:eastAsia="es-DO"/>
         </w:rPr>
-        <w:t>12. Objetivos</w:t>
+      </w:pPr>
+      <w:r>
+        <w:t>13. Frentes de Guerra  IMPLEMENTADOS</w:t>
       </w:r>
     </w:p>
     <w:p>
@@ -5234,13 +4823,7 @@
         </w:rPr>
       </w:pPr>
       <w:r>
-        <w:rPr>
-          <w:rFonts w:ascii="Segoe UI" w:eastAsia="Times New Roman" w:hAnsi="Segoe UI" w:cs="Segoe UI"/>
-          <w:sz w:val="21"/>
-          <w:szCs w:val="21"/>
-          <w:lang w:eastAsia="es-DO"/>
-        </w:rPr>
-        <w:t>Sin cambios respecto a v0.1: objetivo principal de largo plazo + objetivos temporales rotativos. Ambos otorgan Influencia (ahora con valores concretos a definir en prototipo, sugerido 5–15 puntos de Influencia según dificultad del objetivo). Pendiente de implementación.</w:t>
+        <w:t>Los Frentes evolucionan entre Estable, Tenso, Conflicto y Guerra según espionaje, sabotaje, combates y conquistas. Se enfrían después de rondas sin hostilidades, colorean las fronteras regionales y activan efectos de doctrinas.</w:t>
       </w:r>
     </w:p>
     <w:p>
@@ -5260,13 +4843,14 @@
           <w:szCs w:val="24"/>
           <w:lang w:eastAsia="es-DO"/>
         </w:rPr>
-        <w:pict w14:anchorId="7C93693A">
-          <v:rect id="_x0000_i1038" style="width:0;height:1.5pt" o:hralign="center" o:hrstd="t" o:hr="t" fillcolor="#a0a0a0" stroked="f"/>
+        <w:pict w14:anchorId="3E38DFB7">
+          <v:rect id="_x0000_i1039" style="width:0;height:1.5pt" o:hralign="center" o:hrstd="t" o:hr="t" fillcolor="#a0a0a0" stroked="f"/>
         </w:pict>
       </w:r>
     </w:p>
     <w:p>
       <w:pPr>
+        <w:pStyle w:val="Ttulo2"/>
         <w:spacing w:before="90" w:after="0" w:line="240" w:lineRule="auto"/>
         <w:outlineLvl w:val="0"/>
         <w:rPr>
@@ -5280,6 +4864,50 @@
         </w:rPr>
       </w:pPr>
       <w:r>
+        <w:t>14. Eventos dinámicos del mapa  IMPLEMENTADOS</w:t>
+      </w:r>
+    </w:p>
+    <w:p>
+      <w:pPr>
+        <w:spacing w:after="0" w:line="240" w:lineRule="auto"/>
+        <w:rPr>
+          <w:rFonts w:ascii="Segoe UI" w:eastAsia="Times New Roman" w:hAnsi="Segoe UI" w:cs="Segoe UI"/>
+          <w:sz w:val="21"/>
+          <w:szCs w:val="21"/>
+          <w:lang w:eastAsia="es-DO"/>
+        </w:rPr>
+      </w:pPr>
+      <w:r>
+        <w:t>Terremoto, tsunami y temporal se anuncian con una ronda de anticipación, causan una baja mínima controlada y bloquean conexiones durante dos rondas. Solo existen en Modo terreno; el Modo clásico no conserva ni muestra sus efectos.</w:t>
+      </w:r>
+    </w:p>
+    <w:p>
+      <w:pPr>
+        <w:spacing w:after="0" w:line="240" w:lineRule="auto"/>
+        <w:rPr>
+          <w:rFonts w:ascii="Times New Roman" w:eastAsia="Times New Roman" w:hAnsi="Times New Roman" w:cs="Times New Roman"/>
+          <w:sz w:val="24"/>
+          <w:szCs w:val="24"/>
+          <w:lang w:eastAsia="es-DO"/>
+        </w:rPr>
+      </w:pPr>
+      <w:r>
+        <w:rPr>
+          <w:rFonts w:ascii="Times New Roman" w:eastAsia="Times New Roman" w:hAnsi="Times New Roman" w:cs="Times New Roman"/>
+          <w:sz w:val="24"/>
+          <w:szCs w:val="24"/>
+          <w:lang w:eastAsia="es-DO"/>
+        </w:rPr>
+        <w:pict w14:anchorId="26EB3CE2">
+          <v:rect id="_x0000_i1040" style="width:0;height:1.5pt" o:hralign="center" o:hrstd="t" o:hr="t" fillcolor="#a0a0a0" stroked="f"/>
+        </w:pict>
+      </w:r>
+    </w:p>
+    <w:p>
+      <w:pPr>
+        <w:pStyle w:val="Ttulo2"/>
+        <w:spacing w:before="90" w:after="0" w:line="240" w:lineRule="auto"/>
+        <w:outlineLvl w:val="0"/>
         <w:rPr>
           <w:rFonts w:ascii="Segoe UI" w:eastAsia="Times New Roman" w:hAnsi="Segoe UI" w:cs="Segoe UI"/>
           <w:b/>
@@ -5289,55 +4917,8 @@
           <w:szCs w:val="32"/>
           <w:lang w:eastAsia="es-DO"/>
         </w:rPr>
-        <w:t>13. Frentes de Guerra</w:t>
-      </w:r>
-    </w:p>
-    <w:p>
-      <w:pPr>
-        <w:spacing w:after="0" w:line="240" w:lineRule="auto"/>
-        <w:rPr>
-          <w:rFonts w:ascii="Segoe UI" w:eastAsia="Times New Roman" w:hAnsi="Segoe UI" w:cs="Segoe UI"/>
-          <w:sz w:val="21"/>
-          <w:szCs w:val="21"/>
-          <w:lang w:eastAsia="es-DO"/>
-        </w:rPr>
-      </w:pPr>
-      <w:r>
-        <w:rPr>
-          <w:rFonts w:ascii="Segoe UI" w:eastAsia="Times New Roman" w:hAnsi="Segoe UI" w:cs="Segoe UI"/>
-          <w:sz w:val="21"/>
-          <w:szCs w:val="21"/>
-          <w:lang w:eastAsia="es-DO"/>
-        </w:rPr>
-        <w:t>Sin cambios conceptuales (Estable → Tenso → Conflicto → Guerra). Se conecta ahora con §9.1: el estado "Guerra" en un Frente ya tiene un efecto concreto de ejemplo (bono de El Guardián). Pendiente de implementación general.</w:t>
-      </w:r>
-    </w:p>
-    <w:p>
-      <w:pPr>
-        <w:spacing w:after="0" w:line="240" w:lineRule="auto"/>
-        <w:rPr>
-          <w:rFonts w:ascii="Times New Roman" w:eastAsia="Times New Roman" w:hAnsi="Times New Roman" w:cs="Times New Roman"/>
-          <w:sz w:val="24"/>
-          <w:szCs w:val="24"/>
-          <w:lang w:eastAsia="es-DO"/>
-        </w:rPr>
-      </w:pPr>
-      <w:r>
-        <w:rPr>
-          <w:rFonts w:ascii="Times New Roman" w:eastAsia="Times New Roman" w:hAnsi="Times New Roman" w:cs="Times New Roman"/>
-          <w:sz w:val="24"/>
-          <w:szCs w:val="24"/>
-          <w:lang w:eastAsia="es-DO"/>
-        </w:rPr>
-        <w:pict w14:anchorId="3E38DFB7">
-          <v:rect id="_x0000_i1039" style="width:0;height:1.5pt" o:hralign="center" o:hrstd="t" o:hr="t" fillcolor="#a0a0a0" stroked="f"/>
-        </w:pict>
-      </w:r>
-    </w:p>
-    <w:p>
-      <w:pPr>
-        <w:spacing w:before="90" w:after="0" w:line="240" w:lineRule="auto"/>
-        <w:outlineLvl w:val="0"/>
+      </w:pPr>
+      <w:r>
         <w:rPr>
           <w:rFonts w:ascii="Segoe UI" w:eastAsia="Times New Roman" w:hAnsi="Segoe UI" w:cs="Segoe UI"/>
           <w:b/>
@@ -5347,8 +4928,50 @@
           <w:szCs w:val="32"/>
           <w:lang w:eastAsia="es-DO"/>
         </w:rPr>
-      </w:pPr>
-      <w:r>
+        <w:t>15. Eliminación y recuperación</w:t>
+      </w:r>
+    </w:p>
+    <w:p>
+      <w:pPr>
+        <w:spacing w:after="0" w:line="240" w:lineRule="auto"/>
+        <w:rPr>
+          <w:rFonts w:ascii="Segoe UI" w:eastAsia="Times New Roman" w:hAnsi="Segoe UI" w:cs="Segoe UI"/>
+          <w:sz w:val="21"/>
+          <w:szCs w:val="21"/>
+          <w:lang w:eastAsia="es-DO"/>
+        </w:rPr>
+      </w:pPr>
+      <w:r>
+        <w:t>El sistema de Legado permanece eliminado. La Resistencia Nacional concede un refuerzo de emergencia a quien controla tres territorios o menos. Mercado, objetivos e información ofrecen opciones adicionales, pero la simulación P4 demuestra que todavía no producen suficientes remontadas.</w:t>
+      </w:r>
+    </w:p>
+    <w:p>
+      <w:pPr>
+        <w:spacing w:after="0" w:line="240" w:lineRule="auto"/>
+        <w:rPr>
+          <w:rFonts w:ascii="Times New Roman" w:eastAsia="Times New Roman" w:hAnsi="Times New Roman" w:cs="Times New Roman"/>
+          <w:sz w:val="24"/>
+          <w:szCs w:val="24"/>
+          <w:lang w:eastAsia="es-DO"/>
+        </w:rPr>
+      </w:pPr>
+      <w:r>
+        <w:rPr>
+          <w:rFonts w:ascii="Times New Roman" w:eastAsia="Times New Roman" w:hAnsi="Times New Roman" w:cs="Times New Roman"/>
+          <w:sz w:val="24"/>
+          <w:szCs w:val="24"/>
+          <w:lang w:eastAsia="es-DO"/>
+        </w:rPr>
+        <w:pict w14:anchorId="298B75EE">
+          <v:rect id="_x0000_i1041" style="width:0;height:1.5pt" o:hralign="center" o:hrstd="t" o:hr="t" fillcolor="#a0a0a0" stroked="f"/>
+        </w:pict>
+      </w:r>
+    </w:p>
+    <w:p>
+      <w:pPr>
+        <w:pStyle w:val="Ttulo2"/>
+        <w:spacing w:before="90" w:after="0" w:line="240" w:lineRule="auto"/>
+        <w:outlineLvl w:val="0"/>
         <w:rPr>
           <w:rFonts w:ascii="Segoe UI" w:eastAsia="Times New Roman" w:hAnsi="Segoe UI" w:cs="Segoe UI"/>
           <w:b/>
@@ -5358,55 +4981,8 @@
           <w:szCs w:val="32"/>
           <w:lang w:eastAsia="es-DO"/>
         </w:rPr>
-        <w:t>14. Eventos dinámicos del mapa</w:t>
-      </w:r>
-    </w:p>
-    <w:p>
-      <w:pPr>
-        <w:spacing w:after="0" w:line="240" w:lineRule="auto"/>
-        <w:rPr>
-          <w:rFonts w:ascii="Segoe UI" w:eastAsia="Times New Roman" w:hAnsi="Segoe UI" w:cs="Segoe UI"/>
-          <w:sz w:val="21"/>
-          <w:szCs w:val="21"/>
-          <w:lang w:eastAsia="es-DO"/>
-        </w:rPr>
-      </w:pPr>
-      <w:r>
-        <w:rPr>
-          <w:rFonts w:ascii="Segoe UI" w:eastAsia="Times New Roman" w:hAnsi="Segoe UI" w:cs="Segoe UI"/>
-          <w:sz w:val="21"/>
-          <w:szCs w:val="21"/>
-          <w:lang w:eastAsia="es-DO"/>
-        </w:rPr>
-        <w:t>Sin cambios respecto a v0.1 (Terremoto, Tsunami, eventos anunciados con una ronda de aviso). Pendiente de implementación.</w:t>
-      </w:r>
-    </w:p>
-    <w:p>
-      <w:pPr>
-        <w:spacing w:after="0" w:line="240" w:lineRule="auto"/>
-        <w:rPr>
-          <w:rFonts w:ascii="Times New Roman" w:eastAsia="Times New Roman" w:hAnsi="Times New Roman" w:cs="Times New Roman"/>
-          <w:sz w:val="24"/>
-          <w:szCs w:val="24"/>
-          <w:lang w:eastAsia="es-DO"/>
-        </w:rPr>
-      </w:pPr>
-      <w:r>
-        <w:rPr>
-          <w:rFonts w:ascii="Times New Roman" w:eastAsia="Times New Roman" w:hAnsi="Times New Roman" w:cs="Times New Roman"/>
-          <w:sz w:val="24"/>
-          <w:szCs w:val="24"/>
-          <w:lang w:eastAsia="es-DO"/>
-        </w:rPr>
-        <w:pict w14:anchorId="26EB3CE2">
-          <v:rect id="_x0000_i1040" style="width:0;height:1.5pt" o:hralign="center" o:hrstd="t" o:hr="t" fillcolor="#a0a0a0" stroked="f"/>
-        </w:pict>
-      </w:r>
-    </w:p>
-    <w:p>
-      <w:pPr>
-        <w:spacing w:before="90" w:after="0" w:line="240" w:lineRule="auto"/>
-        <w:outlineLvl w:val="0"/>
+      </w:pPr>
+      <w:r>
         <w:rPr>
           <w:rFonts w:ascii="Segoe UI" w:eastAsia="Times New Roman" w:hAnsi="Segoe UI" w:cs="Segoe UI"/>
           <w:b/>
@@ -5416,8 +4992,283 @@
           <w:szCs w:val="32"/>
           <w:lang w:eastAsia="es-DO"/>
         </w:rPr>
-      </w:pPr>
-      <w:r>
+        <w:t>16. Condición de victoria — RESUELTO</w:t>
+      </w:r>
+    </w:p>
+    <w:p>
+      <w:pPr>
+        <w:spacing w:after="0" w:line="240" w:lineRule="auto"/>
+        <w:rPr>
+          <w:rFonts w:ascii="Segoe UI" w:eastAsia="Times New Roman" w:hAnsi="Segoe UI" w:cs="Segoe UI"/>
+          <w:sz w:val="21"/>
+          <w:szCs w:val="21"/>
+          <w:lang w:eastAsia="es-DO"/>
+        </w:rPr>
+      </w:pPr>
+      <w:r>
+        <w:rPr>
+          <w:rFonts w:ascii="Segoe UI" w:eastAsia="Times New Roman" w:hAnsi="Segoe UI" w:cs="Segoe UI"/>
+          <w:sz w:val="21"/>
+          <w:szCs w:val="21"/>
+          <w:lang w:eastAsia="es-DO"/>
+        </w:rPr>
+        <w:t xml:space="preserve">Dos caminos posibles, el que ocurra primero </w:t>
+      </w:r>
+      <w:proofErr w:type="gramStart"/>
+      <w:r>
+        <w:rPr>
+          <w:rFonts w:ascii="Segoe UI" w:eastAsia="Times New Roman" w:hAnsi="Segoe UI" w:cs="Segoe UI"/>
+          <w:sz w:val="21"/>
+          <w:szCs w:val="21"/>
+          <w:lang w:eastAsia="es-DO"/>
+        </w:rPr>
+        <w:t>termina</w:t>
+      </w:r>
+      <w:proofErr w:type="gramEnd"/>
+      <w:r>
+        <w:rPr>
+          <w:rFonts w:ascii="Segoe UI" w:eastAsia="Times New Roman" w:hAnsi="Segoe UI" w:cs="Segoe UI"/>
+          <w:sz w:val="21"/>
+          <w:szCs w:val="21"/>
+          <w:lang w:eastAsia="es-DO"/>
+        </w:rPr>
+        <w:t xml:space="preserve"> la partida:</w:t>
+      </w:r>
+    </w:p>
+    <w:p>
+      <w:pPr>
+        <w:spacing w:before="90" w:after="0" w:line="240" w:lineRule="auto"/>
+        <w:outlineLvl w:val="2"/>
+        <w:rPr>
+          <w:rFonts w:ascii="Segoe UI" w:eastAsia="Times New Roman" w:hAnsi="Segoe UI" w:cs="Segoe UI"/>
+          <w:b/>
+          <w:bCs/>
+          <w:sz w:val="24"/>
+          <w:szCs w:val="24"/>
+          <w:lang w:eastAsia="es-DO"/>
+        </w:rPr>
+      </w:pPr>
+      <w:r>
+        <w:rPr>
+          <w:rFonts w:ascii="Segoe UI" w:eastAsia="Times New Roman" w:hAnsi="Segoe UI" w:cs="Segoe UI"/>
+          <w:b/>
+          <w:bCs/>
+          <w:sz w:val="24"/>
+          <w:szCs w:val="24"/>
+          <w:lang w:eastAsia="es-DO"/>
+        </w:rPr>
+        <w:t>A. Victoria por Dominio total</w:t>
+      </w:r>
+    </w:p>
+    <w:p>
+      <w:pPr>
+        <w:spacing w:after="0" w:line="240" w:lineRule="auto"/>
+        <w:rPr>
+          <w:rFonts w:ascii="Segoe UI" w:eastAsia="Times New Roman" w:hAnsi="Segoe UI" w:cs="Segoe UI"/>
+          <w:sz w:val="21"/>
+          <w:szCs w:val="21"/>
+          <w:lang w:eastAsia="es-DO"/>
+        </w:rPr>
+      </w:pPr>
+      <w:r>
+        <w:rPr>
+          <w:rFonts w:ascii="Segoe UI" w:eastAsia="Times New Roman" w:hAnsi="Segoe UI" w:cs="Segoe UI"/>
+          <w:sz w:val="21"/>
+          <w:szCs w:val="21"/>
+          <w:lang w:eastAsia="es-DO"/>
+        </w:rPr>
+        <w:t>Si un jugador controla los 24 territorios, gana de inmediato. (Ya implementado en el prototipo como "Campaña concluida".)</w:t>
+      </w:r>
+    </w:p>
+    <w:p>
+      <w:pPr>
+        <w:spacing w:before="90" w:after="0" w:line="240" w:lineRule="auto"/>
+        <w:outlineLvl w:val="2"/>
+        <w:rPr>
+          <w:rFonts w:ascii="Segoe UI" w:eastAsia="Times New Roman" w:hAnsi="Segoe UI" w:cs="Segoe UI"/>
+          <w:b/>
+          <w:bCs/>
+          <w:sz w:val="24"/>
+          <w:szCs w:val="24"/>
+          <w:lang w:eastAsia="es-DO"/>
+        </w:rPr>
+      </w:pPr>
+      <w:r>
+        <w:rPr>
+          <w:rFonts w:ascii="Segoe UI" w:eastAsia="Times New Roman" w:hAnsi="Segoe UI" w:cs="Segoe UI"/>
+          <w:b/>
+          <w:bCs/>
+          <w:sz w:val="24"/>
+          <w:szCs w:val="24"/>
+          <w:lang w:eastAsia="es-DO"/>
+        </w:rPr>
+        <w:t>B. Victoria por Influencia</w:t>
+      </w:r>
+    </w:p>
+    <w:p>
+      <w:pPr>
+        <w:spacing w:after="0" w:line="240" w:lineRule="auto"/>
+        <w:rPr>
+          <w:rFonts w:ascii="Segoe UI" w:eastAsia="Times New Roman" w:hAnsi="Segoe UI" w:cs="Segoe UI"/>
+          <w:sz w:val="21"/>
+          <w:szCs w:val="21"/>
+          <w:lang w:eastAsia="es-DO"/>
+        </w:rPr>
+      </w:pPr>
+      <w:r>
+        <w:rPr>
+          <w:rFonts w:ascii="Segoe UI" w:eastAsia="Times New Roman" w:hAnsi="Segoe UI" w:cs="Segoe UI"/>
+          <w:sz w:val="21"/>
+          <w:szCs w:val="21"/>
+          <w:lang w:eastAsia="es-DO"/>
+        </w:rPr>
+        <w:t xml:space="preserve">Si un jugador alcanza </w:t>
+      </w:r>
+      <w:r>
+        <w:rPr>
+          <w:rFonts w:ascii="Segoe UI" w:eastAsia="Times New Roman" w:hAnsi="Segoe UI" w:cs="Segoe UI"/>
+          <w:b/>
+          <w:bCs/>
+          <w:sz w:val="21"/>
+          <w:szCs w:val="21"/>
+          <w:lang w:eastAsia="es-DO"/>
+        </w:rPr>
+        <w:t>150 puntos de Influencia</w:t>
+      </w:r>
+      <w:r>
+        <w:rPr>
+          <w:rFonts w:ascii="Segoe UI" w:eastAsia="Times New Roman" w:hAnsi="Segoe UI" w:cs="Segoe UI"/>
+          <w:sz w:val="21"/>
+          <w:szCs w:val="21"/>
+          <w:lang w:eastAsia="es-DO"/>
+        </w:rPr>
+        <w:t xml:space="preserve"> y los mantiene al cierre de una ronda completa (no solo de su turno), gana.</w:t>
+      </w:r>
+    </w:p>
+    <w:p>
+      <w:pPr>
+        <w:spacing w:before="90" w:after="0" w:line="240" w:lineRule="auto"/>
+        <w:outlineLvl w:val="2"/>
+        <w:rPr>
+          <w:rFonts w:ascii="Segoe UI" w:eastAsia="Times New Roman" w:hAnsi="Segoe UI" w:cs="Segoe UI"/>
+          <w:b/>
+          <w:bCs/>
+          <w:sz w:val="24"/>
+          <w:szCs w:val="24"/>
+          <w:lang w:eastAsia="es-DO"/>
+        </w:rPr>
+      </w:pPr>
+      <w:r>
+        <w:rPr>
+          <w:rFonts w:ascii="Segoe UI" w:eastAsia="Times New Roman" w:hAnsi="Segoe UI" w:cs="Segoe UI"/>
+          <w:b/>
+          <w:bCs/>
+          <w:sz w:val="24"/>
+          <w:szCs w:val="24"/>
+          <w:lang w:eastAsia="es-DO"/>
+        </w:rPr>
+        <w:t>C. Límite de rondas (desempate)</w:t>
+      </w:r>
+    </w:p>
+    <w:p>
+      <w:pPr>
+        <w:spacing w:after="0" w:line="240" w:lineRule="auto"/>
+        <w:rPr>
+          <w:rFonts w:ascii="Segoe UI" w:eastAsia="Times New Roman" w:hAnsi="Segoe UI" w:cs="Segoe UI"/>
+          <w:sz w:val="21"/>
+          <w:szCs w:val="21"/>
+          <w:lang w:eastAsia="es-DO"/>
+        </w:rPr>
+      </w:pPr>
+      <w:r>
+        <w:rPr>
+          <w:rFonts w:ascii="Segoe UI" w:eastAsia="Times New Roman" w:hAnsi="Segoe UI" w:cs="Segoe UI"/>
+          <w:sz w:val="21"/>
+          <w:szCs w:val="21"/>
+          <w:lang w:eastAsia="es-DO"/>
+        </w:rPr>
+        <w:lastRenderedPageBreak/>
+        <w:t xml:space="preserve">Si nadie cumple A o B antes de la </w:t>
+      </w:r>
+      <w:r>
+        <w:rPr>
+          <w:rFonts w:ascii="Segoe UI" w:eastAsia="Times New Roman" w:hAnsi="Segoe UI" w:cs="Segoe UI"/>
+          <w:b/>
+          <w:bCs/>
+          <w:sz w:val="21"/>
+          <w:szCs w:val="21"/>
+          <w:lang w:eastAsia="es-DO"/>
+        </w:rPr>
+        <w:t>ronda 40</w:t>
+      </w:r>
+      <w:r>
+        <w:rPr>
+          <w:rFonts w:ascii="Segoe UI" w:eastAsia="Times New Roman" w:hAnsi="Segoe UI" w:cs="Segoe UI"/>
+          <w:sz w:val="21"/>
+          <w:szCs w:val="21"/>
+          <w:lang w:eastAsia="es-DO"/>
+        </w:rPr>
+        <w:t>, gana quien tenga más Influencia en ese momento. Esto evita partidas interminables y le da peso real a Influencia incluso en partidas de tablero disperso.</w:t>
+      </w:r>
+    </w:p>
+    <w:p>
+      <w:pPr>
+        <w:spacing w:after="0" w:line="240" w:lineRule="auto"/>
+        <w:rPr>
+          <w:rFonts w:ascii="Segoe UI" w:eastAsia="Times New Roman" w:hAnsi="Segoe UI" w:cs="Segoe UI"/>
+          <w:sz w:val="21"/>
+          <w:szCs w:val="21"/>
+          <w:lang w:eastAsia="es-DO"/>
+        </w:rPr>
+      </w:pPr>
+      <w:r>
+        <w:rPr>
+          <w:rFonts w:ascii="Segoe UI" w:eastAsia="Times New Roman" w:hAnsi="Segoe UI" w:cs="Segoe UI"/>
+          <w:b/>
+          <w:bCs/>
+          <w:sz w:val="21"/>
+          <w:szCs w:val="21"/>
+          <w:lang w:eastAsia="es-DO"/>
+        </w:rPr>
+        <w:t>Nota de diseño:</w:t>
+      </w:r>
+      <w:r>
+        <w:rPr>
+          <w:rFonts w:ascii="Segoe UI" w:eastAsia="Times New Roman" w:hAnsi="Segoe UI" w:cs="Segoe UI"/>
+          <w:sz w:val="21"/>
+          <w:szCs w:val="21"/>
+          <w:lang w:eastAsia="es-DO"/>
+        </w:rPr>
+        <w:t xml:space="preserve"> el camino A (dominio total) sigue existiendo porque ya está construido y es un final claro, pero el objetivo a mediano plazo es que la mayoría de partidas terminen por B o C, no por A — eso es justamente lo que el §1 pide evitar ("no reducirse a conquistar hasta eliminar a los demás").</w:t>
+      </w:r>
+    </w:p>
+    <w:p>
+      <w:pPr>
+        <w:spacing w:after="0" w:line="240" w:lineRule="auto"/>
+        <w:rPr>
+          <w:rFonts w:ascii="Times New Roman" w:eastAsia="Times New Roman" w:hAnsi="Times New Roman" w:cs="Times New Roman"/>
+          <w:sz w:val="24"/>
+          <w:szCs w:val="24"/>
+          <w:lang w:eastAsia="es-DO"/>
+        </w:rPr>
+      </w:pPr>
+      <w:r>
+        <w:rPr>
+          <w:rFonts w:ascii="Times New Roman" w:eastAsia="Times New Roman" w:hAnsi="Times New Roman" w:cs="Times New Roman"/>
+          <w:sz w:val="24"/>
+          <w:szCs w:val="24"/>
+          <w:lang w:eastAsia="es-DO"/>
+        </w:rPr>
+        <w:pict w14:anchorId="6637FE68">
+          <v:rect id="_x0000_i1042" style="width:0;height:1.5pt" o:hralign="center" o:hrstd="t" o:hr="t" fillcolor="#a0a0a0" stroked="f"/>
+        </w:pict>
+      </w:r>
+    </w:p>
+    <w:p>
+      <w:pPr>
+        <w:pStyle w:val="Ttulo2"/>
+        <w:spacing w:before="90" w:after="0" w:line="240" w:lineRule="auto"/>
+        <w:outlineLvl w:val="0"/>
         <w:rPr>
           <w:rFonts w:ascii="Segoe UI" w:eastAsia="Times New Roman" w:hAnsi="Segoe UI" w:cs="Segoe UI"/>
           <w:b/>
@@ -5427,55 +5278,8 @@
           <w:szCs w:val="32"/>
           <w:lang w:eastAsia="es-DO"/>
         </w:rPr>
-        <w:t>15. Eliminación y recuperación</w:t>
-      </w:r>
-    </w:p>
-    <w:p>
-      <w:pPr>
-        <w:spacing w:after="0" w:line="240" w:lineRule="auto"/>
-        <w:rPr>
-          <w:rFonts w:ascii="Segoe UI" w:eastAsia="Times New Roman" w:hAnsi="Segoe UI" w:cs="Segoe UI"/>
-          <w:sz w:val="21"/>
-          <w:szCs w:val="21"/>
-          <w:lang w:eastAsia="es-DO"/>
-        </w:rPr>
-      </w:pPr>
-      <w:r>
-        <w:rPr>
-          <w:rFonts w:ascii="Segoe UI" w:eastAsia="Times New Roman" w:hAnsi="Segoe UI" w:cs="Segoe UI"/>
-          <w:sz w:val="21"/>
-          <w:szCs w:val="21"/>
-          <w:lang w:eastAsia="es-DO"/>
-        </w:rPr>
-        <w:t>Sin cambios: el sistema de Legado sigue eliminado. El problema de fondo (evitar que un jugador en desventaja se quede sin opciones) se delega al diseño combinado de Mercado + Objetivos + Información imperfecta, que ya tienen valores concretos en esta versión y pueden probarse en Fase 6.</w:t>
-      </w:r>
-    </w:p>
-    <w:p>
-      <w:pPr>
-        <w:spacing w:after="0" w:line="240" w:lineRule="auto"/>
-        <w:rPr>
-          <w:rFonts w:ascii="Times New Roman" w:eastAsia="Times New Roman" w:hAnsi="Times New Roman" w:cs="Times New Roman"/>
-          <w:sz w:val="24"/>
-          <w:szCs w:val="24"/>
-          <w:lang w:eastAsia="es-DO"/>
-        </w:rPr>
-      </w:pPr>
-      <w:r>
-        <w:rPr>
-          <w:rFonts w:ascii="Times New Roman" w:eastAsia="Times New Roman" w:hAnsi="Times New Roman" w:cs="Times New Roman"/>
-          <w:sz w:val="24"/>
-          <w:szCs w:val="24"/>
-          <w:lang w:eastAsia="es-DO"/>
-        </w:rPr>
-        <w:pict w14:anchorId="298B75EE">
-          <v:rect id="_x0000_i1041" style="width:0;height:1.5pt" o:hralign="center" o:hrstd="t" o:hr="t" fillcolor="#a0a0a0" stroked="f"/>
-        </w:pict>
-      </w:r>
-    </w:p>
-    <w:p>
-      <w:pPr>
-        <w:spacing w:before="90" w:after="0" w:line="240" w:lineRule="auto"/>
-        <w:outlineLvl w:val="0"/>
+      </w:pPr>
+      <w:r>
         <w:rPr>
           <w:rFonts w:ascii="Segoe UI" w:eastAsia="Times New Roman" w:hAnsi="Segoe UI" w:cs="Segoe UI"/>
           <w:b/>
@@ -5485,8 +5289,56 @@
           <w:szCs w:val="32"/>
           <w:lang w:eastAsia="es-DO"/>
         </w:rPr>
-      </w:pPr>
-      <w:r>
+        <w:t>17. Filosofía de diseño</w:t>
+      </w:r>
+    </w:p>
+    <w:p>
+      <w:pPr>
+        <w:spacing w:after="0" w:line="240" w:lineRule="auto"/>
+        <w:rPr>
+          <w:rFonts w:ascii="Segoe UI" w:eastAsia="Times New Roman" w:hAnsi="Segoe UI" w:cs="Segoe UI"/>
+          <w:sz w:val="21"/>
+          <w:szCs w:val="21"/>
+          <w:lang w:eastAsia="es-DO"/>
+        </w:rPr>
+      </w:pPr>
+      <w:r>
+        <w:rPr>
+          <w:rFonts w:ascii="Segoe UI" w:eastAsia="Times New Roman" w:hAnsi="Segoe UI" w:cs="Segoe UI"/>
+          <w:sz w:val="21"/>
+          <w:szCs w:val="21"/>
+          <w:lang w:eastAsia="es-DO"/>
+        </w:rPr>
+        <w:t>Sin cambios: decisiones sobre cantidad de acciones, posicionamiento sobre acumulación, información sobre certeza, adaptación sobre guiones, profundidad sobre cantidad de sistemas.</w:t>
+      </w:r>
+    </w:p>
+    <w:p>
+      <w:pPr>
+        <w:spacing w:after="0" w:line="240" w:lineRule="auto"/>
+        <w:rPr>
+          <w:rFonts w:ascii="Times New Roman" w:eastAsia="Times New Roman" w:hAnsi="Times New Roman" w:cs="Times New Roman"/>
+          <w:sz w:val="24"/>
+          <w:szCs w:val="24"/>
+          <w:lang w:eastAsia="es-DO"/>
+        </w:rPr>
+      </w:pPr>
+      <w:r>
+        <w:rPr>
+          <w:rFonts w:ascii="Times New Roman" w:eastAsia="Times New Roman" w:hAnsi="Times New Roman" w:cs="Times New Roman"/>
+          <w:sz w:val="24"/>
+          <w:szCs w:val="24"/>
+          <w:lang w:eastAsia="es-DO"/>
+        </w:rPr>
+        <w:pict w14:anchorId="0D27B88C">
+          <v:rect id="_x0000_i1043" style="width:0;height:1.5pt" o:hralign="center" o:hrstd="t" o:hr="t" fillcolor="#a0a0a0" stroked="f"/>
+        </w:pict>
+      </w:r>
+    </w:p>
+    <w:p>
+      <w:pPr>
+        <w:pStyle w:val="Ttulo2"/>
+        <w:spacing w:before="90" w:after="0" w:line="240" w:lineRule="auto"/>
+        <w:outlineLvl w:val="0"/>
         <w:rPr>
           <w:rFonts w:ascii="Segoe UI" w:eastAsia="Times New Roman" w:hAnsi="Segoe UI" w:cs="Segoe UI"/>
           <w:b/>
@@ -5496,282 +5348,8 @@
           <w:szCs w:val="32"/>
           <w:lang w:eastAsia="es-DO"/>
         </w:rPr>
-        <w:t>16. Condición de victoria — RESUELTO</w:t>
-      </w:r>
-    </w:p>
-    <w:p>
-      <w:pPr>
-        <w:spacing w:after="0" w:line="240" w:lineRule="auto"/>
-        <w:rPr>
-          <w:rFonts w:ascii="Segoe UI" w:eastAsia="Times New Roman" w:hAnsi="Segoe UI" w:cs="Segoe UI"/>
-          <w:sz w:val="21"/>
-          <w:szCs w:val="21"/>
-          <w:lang w:eastAsia="es-DO"/>
-        </w:rPr>
-      </w:pPr>
-      <w:r>
-        <w:rPr>
-          <w:rFonts w:ascii="Segoe UI" w:eastAsia="Times New Roman" w:hAnsi="Segoe UI" w:cs="Segoe UI"/>
-          <w:sz w:val="21"/>
-          <w:szCs w:val="21"/>
-          <w:lang w:eastAsia="es-DO"/>
-        </w:rPr>
-        <w:t xml:space="preserve">Dos caminos posibles, el que ocurra primero </w:t>
-      </w:r>
-      <w:proofErr w:type="gramStart"/>
-      <w:r>
-        <w:rPr>
-          <w:rFonts w:ascii="Segoe UI" w:eastAsia="Times New Roman" w:hAnsi="Segoe UI" w:cs="Segoe UI"/>
-          <w:sz w:val="21"/>
-          <w:szCs w:val="21"/>
-          <w:lang w:eastAsia="es-DO"/>
-        </w:rPr>
-        <w:t>termina</w:t>
-      </w:r>
-      <w:proofErr w:type="gramEnd"/>
-      <w:r>
-        <w:rPr>
-          <w:rFonts w:ascii="Segoe UI" w:eastAsia="Times New Roman" w:hAnsi="Segoe UI" w:cs="Segoe UI"/>
-          <w:sz w:val="21"/>
-          <w:szCs w:val="21"/>
-          <w:lang w:eastAsia="es-DO"/>
-        </w:rPr>
-        <w:t xml:space="preserve"> la partida:</w:t>
-      </w:r>
-    </w:p>
-    <w:p>
-      <w:pPr>
-        <w:spacing w:before="90" w:after="0" w:line="240" w:lineRule="auto"/>
-        <w:outlineLvl w:val="2"/>
-        <w:rPr>
-          <w:rFonts w:ascii="Segoe UI" w:eastAsia="Times New Roman" w:hAnsi="Segoe UI" w:cs="Segoe UI"/>
-          <w:b/>
-          <w:bCs/>
-          <w:sz w:val="24"/>
-          <w:szCs w:val="24"/>
-          <w:lang w:eastAsia="es-DO"/>
-        </w:rPr>
-      </w:pPr>
-      <w:r>
-        <w:rPr>
-          <w:rFonts w:ascii="Segoe UI" w:eastAsia="Times New Roman" w:hAnsi="Segoe UI" w:cs="Segoe UI"/>
-          <w:b/>
-          <w:bCs/>
-          <w:sz w:val="24"/>
-          <w:szCs w:val="24"/>
-          <w:lang w:eastAsia="es-DO"/>
-        </w:rPr>
-        <w:t>A. Victoria por Dominio total</w:t>
-      </w:r>
-    </w:p>
-    <w:p>
-      <w:pPr>
-        <w:spacing w:after="0" w:line="240" w:lineRule="auto"/>
-        <w:rPr>
-          <w:rFonts w:ascii="Segoe UI" w:eastAsia="Times New Roman" w:hAnsi="Segoe UI" w:cs="Segoe UI"/>
-          <w:sz w:val="21"/>
-          <w:szCs w:val="21"/>
-          <w:lang w:eastAsia="es-DO"/>
-        </w:rPr>
-      </w:pPr>
-      <w:r>
-        <w:rPr>
-          <w:rFonts w:ascii="Segoe UI" w:eastAsia="Times New Roman" w:hAnsi="Segoe UI" w:cs="Segoe UI"/>
-          <w:sz w:val="21"/>
-          <w:szCs w:val="21"/>
-          <w:lang w:eastAsia="es-DO"/>
-        </w:rPr>
-        <w:t>Si un jugador controla los 24 territorios, gana de inmediato. (Ya implementado en el prototipo como "Campaña concluida".)</w:t>
-      </w:r>
-    </w:p>
-    <w:p>
-      <w:pPr>
-        <w:spacing w:before="90" w:after="0" w:line="240" w:lineRule="auto"/>
-        <w:outlineLvl w:val="2"/>
-        <w:rPr>
-          <w:rFonts w:ascii="Segoe UI" w:eastAsia="Times New Roman" w:hAnsi="Segoe UI" w:cs="Segoe UI"/>
-          <w:b/>
-          <w:bCs/>
-          <w:sz w:val="24"/>
-          <w:szCs w:val="24"/>
-          <w:lang w:eastAsia="es-DO"/>
-        </w:rPr>
-      </w:pPr>
-      <w:r>
-        <w:rPr>
-          <w:rFonts w:ascii="Segoe UI" w:eastAsia="Times New Roman" w:hAnsi="Segoe UI" w:cs="Segoe UI"/>
-          <w:b/>
-          <w:bCs/>
-          <w:sz w:val="24"/>
-          <w:szCs w:val="24"/>
-          <w:lang w:eastAsia="es-DO"/>
-        </w:rPr>
-        <w:t>B. Victoria por Influencia</w:t>
-      </w:r>
-    </w:p>
-    <w:p>
-      <w:pPr>
-        <w:spacing w:after="0" w:line="240" w:lineRule="auto"/>
-        <w:rPr>
-          <w:rFonts w:ascii="Segoe UI" w:eastAsia="Times New Roman" w:hAnsi="Segoe UI" w:cs="Segoe UI"/>
-          <w:sz w:val="21"/>
-          <w:szCs w:val="21"/>
-          <w:lang w:eastAsia="es-DO"/>
-        </w:rPr>
-      </w:pPr>
-      <w:r>
-        <w:rPr>
-          <w:rFonts w:ascii="Segoe UI" w:eastAsia="Times New Roman" w:hAnsi="Segoe UI" w:cs="Segoe UI"/>
-          <w:sz w:val="21"/>
-          <w:szCs w:val="21"/>
-          <w:lang w:eastAsia="es-DO"/>
-        </w:rPr>
-        <w:t xml:space="preserve">Si un jugador alcanza </w:t>
-      </w:r>
-      <w:r>
-        <w:rPr>
-          <w:rFonts w:ascii="Segoe UI" w:eastAsia="Times New Roman" w:hAnsi="Segoe UI" w:cs="Segoe UI"/>
-          <w:b/>
-          <w:bCs/>
-          <w:sz w:val="21"/>
-          <w:szCs w:val="21"/>
-          <w:lang w:eastAsia="es-DO"/>
-        </w:rPr>
-        <w:t>150 puntos de Influencia</w:t>
-      </w:r>
-      <w:r>
-        <w:rPr>
-          <w:rFonts w:ascii="Segoe UI" w:eastAsia="Times New Roman" w:hAnsi="Segoe UI" w:cs="Segoe UI"/>
-          <w:sz w:val="21"/>
-          <w:szCs w:val="21"/>
-          <w:lang w:eastAsia="es-DO"/>
-        </w:rPr>
-        <w:t xml:space="preserve"> y los mantiene al cierre de una ronda completa (no solo de su turno), gana.</w:t>
-      </w:r>
-    </w:p>
-    <w:p>
-      <w:pPr>
-        <w:spacing w:before="90" w:after="0" w:line="240" w:lineRule="auto"/>
-        <w:outlineLvl w:val="2"/>
-        <w:rPr>
-          <w:rFonts w:ascii="Segoe UI" w:eastAsia="Times New Roman" w:hAnsi="Segoe UI" w:cs="Segoe UI"/>
-          <w:b/>
-          <w:bCs/>
-          <w:sz w:val="24"/>
-          <w:szCs w:val="24"/>
-          <w:lang w:eastAsia="es-DO"/>
-        </w:rPr>
-      </w:pPr>
-      <w:r>
-        <w:rPr>
-          <w:rFonts w:ascii="Segoe UI" w:eastAsia="Times New Roman" w:hAnsi="Segoe UI" w:cs="Segoe UI"/>
-          <w:b/>
-          <w:bCs/>
-          <w:sz w:val="24"/>
-          <w:szCs w:val="24"/>
-          <w:lang w:eastAsia="es-DO"/>
-        </w:rPr>
-        <w:t>C. Límite de rondas (desempate)</w:t>
-      </w:r>
-    </w:p>
-    <w:p>
-      <w:pPr>
-        <w:spacing w:after="0" w:line="240" w:lineRule="auto"/>
-        <w:rPr>
-          <w:rFonts w:ascii="Segoe UI" w:eastAsia="Times New Roman" w:hAnsi="Segoe UI" w:cs="Segoe UI"/>
-          <w:sz w:val="21"/>
-          <w:szCs w:val="21"/>
-          <w:lang w:eastAsia="es-DO"/>
-        </w:rPr>
-      </w:pPr>
-      <w:r>
-        <w:rPr>
-          <w:rFonts w:ascii="Segoe UI" w:eastAsia="Times New Roman" w:hAnsi="Segoe UI" w:cs="Segoe UI"/>
-          <w:sz w:val="21"/>
-          <w:szCs w:val="21"/>
-          <w:lang w:eastAsia="es-DO"/>
-        </w:rPr>
-        <w:lastRenderedPageBreak/>
-        <w:t xml:space="preserve">Si nadie cumple A o B antes de la </w:t>
-      </w:r>
-      <w:r>
-        <w:rPr>
-          <w:rFonts w:ascii="Segoe UI" w:eastAsia="Times New Roman" w:hAnsi="Segoe UI" w:cs="Segoe UI"/>
-          <w:b/>
-          <w:bCs/>
-          <w:sz w:val="21"/>
-          <w:szCs w:val="21"/>
-          <w:lang w:eastAsia="es-DO"/>
-        </w:rPr>
-        <w:t>ronda 40</w:t>
-      </w:r>
-      <w:r>
-        <w:rPr>
-          <w:rFonts w:ascii="Segoe UI" w:eastAsia="Times New Roman" w:hAnsi="Segoe UI" w:cs="Segoe UI"/>
-          <w:sz w:val="21"/>
-          <w:szCs w:val="21"/>
-          <w:lang w:eastAsia="es-DO"/>
-        </w:rPr>
-        <w:t>, gana quien tenga más Influencia en ese momento. Esto evita partidas interminables y le da peso real a Influencia incluso en partidas de tablero disperso.</w:t>
-      </w:r>
-    </w:p>
-    <w:p>
-      <w:pPr>
-        <w:spacing w:after="0" w:line="240" w:lineRule="auto"/>
-        <w:rPr>
-          <w:rFonts w:ascii="Segoe UI" w:eastAsia="Times New Roman" w:hAnsi="Segoe UI" w:cs="Segoe UI"/>
-          <w:sz w:val="21"/>
-          <w:szCs w:val="21"/>
-          <w:lang w:eastAsia="es-DO"/>
-        </w:rPr>
-      </w:pPr>
-      <w:r>
-        <w:rPr>
-          <w:rFonts w:ascii="Segoe UI" w:eastAsia="Times New Roman" w:hAnsi="Segoe UI" w:cs="Segoe UI"/>
-          <w:b/>
-          <w:bCs/>
-          <w:sz w:val="21"/>
-          <w:szCs w:val="21"/>
-          <w:lang w:eastAsia="es-DO"/>
-        </w:rPr>
-        <w:t>Nota de diseño:</w:t>
-      </w:r>
-      <w:r>
-        <w:rPr>
-          <w:rFonts w:ascii="Segoe UI" w:eastAsia="Times New Roman" w:hAnsi="Segoe UI" w:cs="Segoe UI"/>
-          <w:sz w:val="21"/>
-          <w:szCs w:val="21"/>
-          <w:lang w:eastAsia="es-DO"/>
-        </w:rPr>
-        <w:t xml:space="preserve"> el camino A (dominio total) sigue existiendo porque ya está construido y es un final claro, pero el objetivo a mediano plazo es que la mayoría de partidas terminen por B o C, no por A — eso es justamente lo que el §1 pide evitar ("no reducirse a conquistar hasta eliminar a los demás").</w:t>
-      </w:r>
-    </w:p>
-    <w:p>
-      <w:pPr>
-        <w:spacing w:after="0" w:line="240" w:lineRule="auto"/>
-        <w:rPr>
-          <w:rFonts w:ascii="Times New Roman" w:eastAsia="Times New Roman" w:hAnsi="Times New Roman" w:cs="Times New Roman"/>
-          <w:sz w:val="24"/>
-          <w:szCs w:val="24"/>
-          <w:lang w:eastAsia="es-DO"/>
-        </w:rPr>
-      </w:pPr>
-      <w:r>
-        <w:rPr>
-          <w:rFonts w:ascii="Times New Roman" w:eastAsia="Times New Roman" w:hAnsi="Times New Roman" w:cs="Times New Roman"/>
-          <w:sz w:val="24"/>
-          <w:szCs w:val="24"/>
-          <w:lang w:eastAsia="es-DO"/>
-        </w:rPr>
-        <w:pict w14:anchorId="6637FE68">
-          <v:rect id="_x0000_i1042" style="width:0;height:1.5pt" o:hralign="center" o:hrstd="t" o:hr="t" fillcolor="#a0a0a0" stroked="f"/>
-        </w:pict>
-      </w:r>
-    </w:p>
-    <w:p>
-      <w:pPr>
-        <w:spacing w:before="90" w:after="0" w:line="240" w:lineRule="auto"/>
-        <w:outlineLvl w:val="0"/>
+      </w:pPr>
+      <w:r>
         <w:rPr>
           <w:rFonts w:ascii="Segoe UI" w:eastAsia="Times New Roman" w:hAnsi="Segoe UI" w:cs="Segoe UI"/>
           <w:b/>
@@ -5781,8 +5359,76 @@
           <w:szCs w:val="32"/>
           <w:lang w:eastAsia="es-DO"/>
         </w:rPr>
-      </w:pPr>
-      <w:r>
+        <w:t>18. Prueba de calidad de cada mecánica</w:t>
+      </w:r>
+    </w:p>
+    <w:p>
+      <w:pPr>
+        <w:spacing w:after="0" w:line="240" w:lineRule="auto"/>
+        <w:rPr>
+          <w:rFonts w:ascii="Segoe UI" w:eastAsia="Times New Roman" w:hAnsi="Segoe UI" w:cs="Segoe UI"/>
+          <w:sz w:val="21"/>
+          <w:szCs w:val="21"/>
+          <w:lang w:eastAsia="es-DO"/>
+        </w:rPr>
+      </w:pPr>
+      <w:r>
+        <w:rPr>
+          <w:rFonts w:ascii="Segoe UI" w:eastAsia="Times New Roman" w:hAnsi="Segoe UI" w:cs="Segoe UI"/>
+          <w:sz w:val="21"/>
+          <w:szCs w:val="21"/>
+          <w:lang w:eastAsia="es-DO"/>
+        </w:rPr>
+        <w:t xml:space="preserve">Sin cambios. Las siete preguntas (propósito, decisión, frecuencia, recompensa, </w:t>
+      </w:r>
+      <w:proofErr w:type="spellStart"/>
+      <w:r>
+        <w:rPr>
+          <w:rFonts w:ascii="Segoe UI" w:eastAsia="Times New Roman" w:hAnsi="Segoe UI" w:cs="Segoe UI"/>
+          <w:sz w:val="21"/>
+          <w:szCs w:val="21"/>
+          <w:lang w:eastAsia="es-DO"/>
+        </w:rPr>
+        <w:t>contrajuego</w:t>
+      </w:r>
+      <w:proofErr w:type="spellEnd"/>
+      <w:r>
+        <w:rPr>
+          <w:rFonts w:ascii="Segoe UI" w:eastAsia="Times New Roman" w:hAnsi="Segoe UI" w:cs="Segoe UI"/>
+          <w:sz w:val="21"/>
+          <w:szCs w:val="21"/>
+          <w:lang w:eastAsia="es-DO"/>
+        </w:rPr>
+        <w:t>, coste, interacción) se mantienen como filtro antes de añadir cualquier sistema, incluyendo los propuestos en esta versión (Mercado, Cartas Tácticas, doctrinas de Comandantes).</w:t>
+      </w:r>
+    </w:p>
+    <w:p>
+      <w:pPr>
+        <w:spacing w:after="0" w:line="240" w:lineRule="auto"/>
+        <w:rPr>
+          <w:rFonts w:ascii="Times New Roman" w:eastAsia="Times New Roman" w:hAnsi="Times New Roman" w:cs="Times New Roman"/>
+          <w:sz w:val="24"/>
+          <w:szCs w:val="24"/>
+          <w:lang w:eastAsia="es-DO"/>
+        </w:rPr>
+      </w:pPr>
+      <w:r>
+        <w:rPr>
+          <w:rFonts w:ascii="Times New Roman" w:eastAsia="Times New Roman" w:hAnsi="Times New Roman" w:cs="Times New Roman"/>
+          <w:sz w:val="24"/>
+          <w:szCs w:val="24"/>
+          <w:lang w:eastAsia="es-DO"/>
+        </w:rPr>
+        <w:pict w14:anchorId="47DF8164">
+          <v:rect id="_x0000_i1044" style="width:0;height:1.5pt" o:hralign="center" o:hrstd="t" o:hr="t" fillcolor="#a0a0a0" stroked="f"/>
+        </w:pict>
+      </w:r>
+    </w:p>
+    <w:p>
+      <w:pPr>
+        <w:pStyle w:val="Ttulo2"/>
+        <w:spacing w:before="90" w:after="0" w:line="240" w:lineRule="auto"/>
+        <w:outlineLvl w:val="0"/>
         <w:rPr>
           <w:rFonts w:ascii="Segoe UI" w:eastAsia="Times New Roman" w:hAnsi="Segoe UI" w:cs="Segoe UI"/>
           <w:b/>
@@ -5792,7 +5438,9 @@
           <w:szCs w:val="32"/>
           <w:lang w:eastAsia="es-DO"/>
         </w:rPr>
-        <w:t>17. Filosofía de diseño</w:t>
+      </w:pPr>
+      <w:r>
+        <w:t>19. Arquitectura actual del juego</w:t>
       </w:r>
     </w:p>
     <w:p>
@@ -5806,13 +5454,7 @@
         </w:rPr>
       </w:pPr>
       <w:r>
-        <w:rPr>
-          <w:rFonts w:ascii="Segoe UI" w:eastAsia="Times New Roman" w:hAnsi="Segoe UI" w:cs="Segoe UI"/>
-          <w:sz w:val="21"/>
-          <w:szCs w:val="21"/>
-          <w:lang w:eastAsia="es-DO"/>
-        </w:rPr>
-        <w:t>Sin cambios: decisiones sobre cantidad de acciones, posicionamiento sobre acumulación, información sobre certeza, adaptación sobre guiones, profundidad sobre cantidad de sistemas.</w:t>
+        <w:t>El motor de reglas permanece separado de la interfaz. Persistencia, telemetría, geometría de rutas, controles de Maniobra, presentación de combate, accesibilidad y modales tienen módulos propios. app.mjs conserva la orquestación y varios renderizadores específicos que se extraerán gradualmente.</w:t>
       </w:r>
     </w:p>
     <w:p>
@@ -5832,13 +5474,14 @@
           <w:szCs w:val="24"/>
           <w:lang w:eastAsia="es-DO"/>
         </w:rPr>
-        <w:pict w14:anchorId="0D27B88C">
-          <v:rect id="_x0000_i1043" style="width:0;height:1.5pt" o:hralign="center" o:hrstd="t" o:hr="t" fillcolor="#a0a0a0" stroked="f"/>
+        <w:pict w14:anchorId="6473AB73">
+          <v:rect id="_x0000_i1045" style="width:0;height:1.5pt" o:hralign="center" o:hrstd="t" o:hr="t" fillcolor="#a0a0a0" stroked="f"/>
         </w:pict>
       </w:r>
     </w:p>
     <w:p>
       <w:pPr>
+        <w:pStyle w:val="Ttulo2"/>
         <w:spacing w:before="90" w:after="0" w:line="240" w:lineRule="auto"/>
         <w:outlineLvl w:val="0"/>
         <w:rPr>
@@ -5852,6 +5495,268 @@
         </w:rPr>
       </w:pPr>
       <w:r>
+        <w:t>20. Orden de desarrollo actualizado</w:t>
+      </w:r>
+    </w:p>
+    <w:p>
+      <w:pPr>
+        <w:pStyle w:val="Ttulo2"/>
+        <w:spacing w:before="90" w:after="0" w:line="240" w:lineRule="auto"/>
+        <w:outlineLvl w:val="1"/>
+        <w:rPr>
+          <w:rFonts w:ascii="Segoe UI" w:eastAsia="Times New Roman" w:hAnsi="Segoe UI" w:cs="Segoe UI"/>
+          <w:b/>
+          <w:bCs/>
+          <w:sz w:val="28"/>
+          <w:szCs w:val="28"/>
+          <w:lang w:eastAsia="es-DO"/>
+        </w:rPr>
+      </w:pPr>
+      <w:r>
+        <w:t>Fases 1 a 5  COMPLETADAS</w:t>
+      </w:r>
+    </w:p>
+    <w:p>
+      <w:pPr>
+        <w:spacing w:after="0" w:line="240" w:lineRule="auto"/>
+        <w:rPr>
+          <w:rFonts w:ascii="Segoe UI" w:eastAsia="Times New Roman" w:hAnsi="Segoe UI" w:cs="Segoe UI"/>
+          <w:sz w:val="21"/>
+          <w:szCs w:val="21"/>
+          <w:lang w:eastAsia="es-DO"/>
+        </w:rPr>
+      </w:pPr>
+      <w:r>
+        <w:t>Núcleo, economía, cartas, Mercado, Influencia, objetivos, comandantes, Frentes, información imperfecta y eventos están implementados y probados.</w:t>
+      </w:r>
+    </w:p>
+    <w:p>
+      <w:pPr>
+        <w:pStyle w:val="Ttulo2"/>
+        <w:spacing w:before="90" w:after="0" w:line="240" w:lineRule="auto"/>
+        <w:outlineLvl w:val="1"/>
+        <w:rPr>
+          <w:rFonts w:ascii="Segoe UI" w:eastAsia="Times New Roman" w:hAnsi="Segoe UI" w:cs="Segoe UI"/>
+          <w:b/>
+          <w:bCs/>
+          <w:sz w:val="28"/>
+          <w:szCs w:val="28"/>
+          <w:lang w:eastAsia="es-DO"/>
+        </w:rPr>
+      </w:pPr>
+      <w:r>
+        <w:t>Fase 6  MEDICIÓN COMPLETADA Y BALANCE EN CURSO</w:t>
+      </w:r>
+    </w:p>
+    <w:p>
+      <w:pPr>
+        <w:numPr>
+          <w:ilvl w:val="0"/>
+          <w:numId w:val="12"/>
+        </w:numPr>
+        <w:spacing w:before="100" w:beforeAutospacing="1" w:after="100" w:afterAutospacing="1" w:line="240" w:lineRule="auto"/>
+        <w:rPr>
+          <w:rFonts w:ascii="Segoe UI" w:eastAsia="Times New Roman" w:hAnsi="Segoe UI" w:cs="Segoe UI"/>
+          <w:sz w:val="21"/>
+          <w:szCs w:val="21"/>
+          <w:lang w:eastAsia="es-DO"/>
+        </w:rPr>
+      </w:pPr>
+      <w:r>
+        <w:t>La telemetría local y la simulación reproducible están disponibles.</w:t>
+      </w:r>
+    </w:p>
+    <w:p>
+      <w:pPr>
+        <w:numPr>
+          <w:ilvl w:val="0"/>
+          <w:numId w:val="12"/>
+        </w:numPr>
+        <w:spacing w:before="100" w:beforeAutospacing="1" w:after="100" w:afterAutospacing="1" w:line="240" w:lineRule="auto"/>
+        <w:rPr>
+          <w:rFonts w:ascii="Segoe UI" w:eastAsia="Times New Roman" w:hAnsi="Segoe UI" w:cs="Segoe UI"/>
+          <w:sz w:val="21"/>
+          <w:szCs w:val="21"/>
+          <w:lang w:eastAsia="es-DO"/>
+        </w:rPr>
+      </w:pPr>
+      <w:r>
+        <w:t>La siguiente iteración debe probar perfiles completos de Influencia antes de cambiar valores del juego.</w:t>
+      </w:r>
+    </w:p>
+    <w:p>
+      <w:pPr>
+        <w:pStyle w:val="Ttulo2"/>
+        <w:spacing w:before="90" w:after="0" w:line="240" w:lineRule="auto"/>
+        <w:outlineLvl w:val="1"/>
+        <w:rPr>
+          <w:rFonts w:ascii="Segoe UI" w:eastAsia="Times New Roman" w:hAnsi="Segoe UI" w:cs="Segoe UI"/>
+          <w:b/>
+          <w:bCs/>
+          <w:sz w:val="28"/>
+          <w:szCs w:val="28"/>
+          <w:lang w:eastAsia="es-DO"/>
+        </w:rPr>
+      </w:pPr>
+      <w:r>
+        <w:t>Fase 7  EXPERIENCIA Y ACCESIBILIDAD COMPLETADA</w:t>
+      </w:r>
+    </w:p>
+    <w:p>
+      <w:pPr>
+        <w:numPr>
+          <w:ilvl w:val="0"/>
+          <w:numId w:val="13"/>
+        </w:numPr>
+        <w:spacing w:before="100" w:beforeAutospacing="1" w:after="100" w:afterAutospacing="1" w:line="240" w:lineRule="auto"/>
+        <w:rPr>
+          <w:rFonts w:ascii="Segoe UI" w:eastAsia="Times New Roman" w:hAnsi="Segoe UI" w:cs="Segoe UI"/>
+          <w:sz w:val="21"/>
+          <w:szCs w:val="21"/>
+          <w:lang w:eastAsia="es-DO"/>
+        </w:rPr>
+      </w:pPr>
+      <w:r>
+        <w:t>La interfaz incluye tutorial, panel estable, controles táctiles, navegación por teclado y comportamiento responsive.</w:t>
+      </w:r>
+    </w:p>
+    <w:p>
+      <w:pPr>
+        <w:pStyle w:val="Ttulo2"/>
+        <w:numPr>
+          <w:ilvl w:val="0"/>
+          <w:numId w:val="13"/>
+        </w:numPr>
+        <w:spacing w:before="100" w:beforeAutospacing="1" w:after="100" w:afterAutospacing="1" w:line="240" w:lineRule="auto"/>
+        <w:rPr>
+          <w:rFonts w:ascii="Segoe UI" w:eastAsia="Times New Roman" w:hAnsi="Segoe UI" w:cs="Segoe UI"/>
+          <w:sz w:val="21"/>
+          <w:szCs w:val="21"/>
+          <w:lang w:eastAsia="es-DO"/>
+        </w:rPr>
+      </w:pPr>
+      <w:r>
+        <w:t>Fase 8  MODULARIZACIÓN EN CURSO</w:t>
+      </w:r>
+    </w:p>
+    <w:p>
+      <w:pPr>
+        <w:numPr>
+          <w:ilvl w:val="0"/>
+          <w:numId w:val="13"/>
+        </w:numPr>
+        <w:spacing w:before="100" w:beforeAutospacing="1" w:after="100" w:afterAutospacing="1" w:line="240" w:lineRule="auto"/>
+        <w:rPr>
+          <w:rFonts w:ascii="Segoe UI" w:eastAsia="Times New Roman" w:hAnsi="Segoe UI" w:cs="Segoe UI"/>
+          <w:sz w:val="21"/>
+          <w:szCs w:val="21"/>
+          <w:lang w:eastAsia="es-DO"/>
+        </w:rPr>
+      </w:pPr>
+      <w:r>
+        <w:t>Los servicios reutilizables ya fueron extraídos; quedan renderizadores grandes del mapa, tutorial y panel de órdenes.</w:t>
+      </w:r>
+    </w:p>
+    <w:p>
+      <w:pPr>
+        <w:pStyle w:val="Ttulo2"/>
+        <w:numPr>
+          <w:ilvl w:val="0"/>
+          <w:numId w:val="13"/>
+        </w:numPr>
+        <w:spacing w:before="100" w:beforeAutospacing="1" w:after="100" w:afterAutospacing="1" w:line="240" w:lineRule="auto"/>
+        <w:rPr>
+          <w:rFonts w:ascii="Segoe UI" w:eastAsia="Times New Roman" w:hAnsi="Segoe UI" w:cs="Segoe UI"/>
+          <w:sz w:val="21"/>
+          <w:szCs w:val="21"/>
+          <w:lang w:eastAsia="es-DO"/>
+        </w:rPr>
+      </w:pPr>
+      <w:r>
+        <w:t>Fase 9  MULTIJUGADOR FUTURO</w:t>
+      </w:r>
+    </w:p>
+    <w:p>
+      <w:pPr>
+        <w:spacing w:before="90" w:after="0" w:line="240" w:lineRule="auto"/>
+        <w:outlineLvl w:val="1"/>
+        <w:rPr>
+          <w:rFonts w:ascii="Segoe UI" w:eastAsia="Times New Roman" w:hAnsi="Segoe UI" w:cs="Segoe UI"/>
+          <w:b/>
+          <w:bCs/>
+          <w:sz w:val="28"/>
+          <w:szCs w:val="28"/>
+          <w:lang w:eastAsia="es-DO"/>
+        </w:rPr>
+      </w:pPr>
+      <w:r>
+        <w:t>Requiere autoridad de servidor sobre turnos, tiradas y persistencia.</w:t>
+      </w:r>
+    </w:p>
+    <w:p>
+      <w:pPr>
+        <w:pStyle w:val="Ttulo2"/>
+        <w:numPr>
+          <w:ilvl w:val="0"/>
+          <w:numId w:val="14"/>
+        </w:numPr>
+        <w:spacing w:before="100" w:beforeAutospacing="1" w:after="100" w:afterAutospacing="1" w:line="240" w:lineRule="auto"/>
+        <w:rPr>
+          <w:rFonts w:ascii="Segoe UI" w:eastAsia="Times New Roman" w:hAnsi="Segoe UI" w:cs="Segoe UI"/>
+          <w:sz w:val="21"/>
+          <w:szCs w:val="21"/>
+          <w:lang w:eastAsia="es-DO"/>
+        </w:rPr>
+      </w:pPr>
+      <w:r>
+        <w:t>Requisito transversal</w:t>
+      </w:r>
+    </w:p>
+    <w:p>
+      <w:pPr>
+        <w:numPr>
+          <w:ilvl w:val="0"/>
+          <w:numId w:val="14"/>
+        </w:numPr>
+        <w:spacing w:before="100" w:beforeAutospacing="1" w:after="100" w:afterAutospacing="1" w:line="240" w:lineRule="auto"/>
+        <w:rPr>
+          <w:rFonts w:ascii="Segoe UI" w:eastAsia="Times New Roman" w:hAnsi="Segoe UI" w:cs="Segoe UI"/>
+          <w:sz w:val="21"/>
+          <w:szCs w:val="21"/>
+          <w:lang w:eastAsia="es-DO"/>
+        </w:rPr>
+      </w:pPr>
+      <w:r>
+        <w:t>Todo cambio de reglas debe actualizar pruebas, GDD, README, planes y migración de guardado cuando corresponda.</w:t>
+      </w:r>
+    </w:p>
+    <w:p>
+      <w:pPr>
+        <w:spacing w:after="0" w:line="240" w:lineRule="auto"/>
+        <w:rPr>
+          <w:rFonts w:ascii="Times New Roman" w:eastAsia="Times New Roman" w:hAnsi="Times New Roman" w:cs="Times New Roman"/>
+          <w:sz w:val="24"/>
+          <w:szCs w:val="24"/>
+          <w:lang w:eastAsia="es-DO"/>
+        </w:rPr>
+      </w:pPr>
+      <w:r>
+        <w:rPr>
+          <w:rFonts w:ascii="Times New Roman" w:eastAsia="Times New Roman" w:hAnsi="Times New Roman" w:cs="Times New Roman"/>
+          <w:sz w:val="24"/>
+          <w:szCs w:val="24"/>
+          <w:lang w:eastAsia="es-DO"/>
+        </w:rPr>
+        <w:pict w14:anchorId="4485379D">
+          <v:rect id="_x0000_i1046" style="width:0;height:1.5pt" o:hralign="center" o:hrstd="t" o:hr="t" fillcolor="#a0a0a0" stroked="f"/>
+        </w:pict>
+      </w:r>
+    </w:p>
+    <w:p>
+      <w:pPr>
+        <w:pStyle w:val="Ttulo2"/>
+        <w:spacing w:before="90" w:after="0" w:line="240" w:lineRule="auto"/>
+        <w:outlineLvl w:val="0"/>
         <w:rPr>
           <w:rFonts w:ascii="Segoe UI" w:eastAsia="Times New Roman" w:hAnsi="Segoe UI" w:cs="Segoe UI"/>
           <w:b/>
@@ -5861,816 +5766,9 @@
           <w:szCs w:val="32"/>
           <w:lang w:eastAsia="es-DO"/>
         </w:rPr>
-        <w:t>18. Prueba de calidad de cada mecánica</w:t>
-      </w:r>
-    </w:p>
-    <w:p>
-      <w:pPr>
-        <w:spacing w:after="0" w:line="240" w:lineRule="auto"/>
-        <w:rPr>
-          <w:rFonts w:ascii="Segoe UI" w:eastAsia="Times New Roman" w:hAnsi="Segoe UI" w:cs="Segoe UI"/>
-          <w:sz w:val="21"/>
-          <w:szCs w:val="21"/>
-          <w:lang w:eastAsia="es-DO"/>
-        </w:rPr>
-      </w:pPr>
-      <w:r>
-        <w:rPr>
-          <w:rFonts w:ascii="Segoe UI" w:eastAsia="Times New Roman" w:hAnsi="Segoe UI" w:cs="Segoe UI"/>
-          <w:sz w:val="21"/>
-          <w:szCs w:val="21"/>
-          <w:lang w:eastAsia="es-DO"/>
-        </w:rPr>
-        <w:t xml:space="preserve">Sin cambios. Las siete preguntas (propósito, decisión, frecuencia, recompensa, </w:t>
-      </w:r>
-      <w:proofErr w:type="spellStart"/>
-      <w:r>
-        <w:rPr>
-          <w:rFonts w:ascii="Segoe UI" w:eastAsia="Times New Roman" w:hAnsi="Segoe UI" w:cs="Segoe UI"/>
-          <w:sz w:val="21"/>
-          <w:szCs w:val="21"/>
-          <w:lang w:eastAsia="es-DO"/>
-        </w:rPr>
-        <w:t>contrajuego</w:t>
-      </w:r>
-      <w:proofErr w:type="spellEnd"/>
-      <w:r>
-        <w:rPr>
-          <w:rFonts w:ascii="Segoe UI" w:eastAsia="Times New Roman" w:hAnsi="Segoe UI" w:cs="Segoe UI"/>
-          <w:sz w:val="21"/>
-          <w:szCs w:val="21"/>
-          <w:lang w:eastAsia="es-DO"/>
-        </w:rPr>
-        <w:t>, coste, interacción) se mantienen como filtro antes de añadir cualquier sistema, incluyendo los propuestos en esta versión (Mercado, Cartas Tácticas, doctrinas de Comandantes).</w:t>
-      </w:r>
-    </w:p>
-    <w:p>
-      <w:pPr>
-        <w:spacing w:after="0" w:line="240" w:lineRule="auto"/>
-        <w:rPr>
-          <w:rFonts w:ascii="Times New Roman" w:eastAsia="Times New Roman" w:hAnsi="Times New Roman" w:cs="Times New Roman"/>
-          <w:sz w:val="24"/>
-          <w:szCs w:val="24"/>
-          <w:lang w:eastAsia="es-DO"/>
-        </w:rPr>
-      </w:pPr>
-      <w:r>
-        <w:rPr>
-          <w:rFonts w:ascii="Times New Roman" w:eastAsia="Times New Roman" w:hAnsi="Times New Roman" w:cs="Times New Roman"/>
-          <w:sz w:val="24"/>
-          <w:szCs w:val="24"/>
-          <w:lang w:eastAsia="es-DO"/>
-        </w:rPr>
-        <w:pict w14:anchorId="47DF8164">
-          <v:rect id="_x0000_i1044" style="width:0;height:1.5pt" o:hralign="center" o:hrstd="t" o:hr="t" fillcolor="#a0a0a0" stroked="f"/>
-        </w:pict>
-      </w:r>
-    </w:p>
-    <w:p>
-      <w:pPr>
-        <w:spacing w:before="90" w:after="0" w:line="240" w:lineRule="auto"/>
-        <w:outlineLvl w:val="0"/>
-        <w:rPr>
-          <w:rFonts w:ascii="Segoe UI" w:eastAsia="Times New Roman" w:hAnsi="Segoe UI" w:cs="Segoe UI"/>
-          <w:b/>
-          <w:bCs/>
-          <w:kern w:val="36"/>
-          <w:sz w:val="32"/>
-          <w:szCs w:val="32"/>
-          <w:lang w:eastAsia="es-DO"/>
-        </w:rPr>
-      </w:pPr>
-      <w:r>
-        <w:rPr>
-          <w:rFonts w:ascii="Segoe UI" w:eastAsia="Times New Roman" w:hAnsi="Segoe UI" w:cs="Segoe UI"/>
-          <w:b/>
-          <w:bCs/>
-          <w:kern w:val="36"/>
-          <w:sz w:val="32"/>
-          <w:szCs w:val="32"/>
-          <w:lang w:eastAsia="es-DO"/>
-        </w:rPr>
-        <w:t>19. Arquitectura conceptual del juego</w:t>
-      </w:r>
-    </w:p>
-    <w:p>
-      <w:pPr>
-        <w:spacing w:after="0" w:line="240" w:lineRule="auto"/>
-        <w:rPr>
-          <w:rFonts w:ascii="Segoe UI" w:eastAsia="Times New Roman" w:hAnsi="Segoe UI" w:cs="Segoe UI"/>
-          <w:sz w:val="21"/>
-          <w:szCs w:val="21"/>
-          <w:lang w:eastAsia="es-DO"/>
-        </w:rPr>
-      </w:pPr>
-      <w:r>
-        <w:rPr>
-          <w:rFonts w:ascii="Segoe UI" w:eastAsia="Times New Roman" w:hAnsi="Segoe UI" w:cs="Segoe UI"/>
-          <w:sz w:val="21"/>
-          <w:szCs w:val="21"/>
-          <w:lang w:eastAsia="es-DO"/>
-        </w:rPr>
-        <w:t>Sin cambios respecto a v0.1 (ver diagrama original). Los nuevos sistemas resueltos en esta versión (Dinero, Influencia, Cartas, Victoria) encajan en los nodos que ya existían en el diagrama; no se añaden nodos nuevos.</w:t>
-      </w:r>
-    </w:p>
-    <w:p>
-      <w:pPr>
-        <w:spacing w:after="0" w:line="240" w:lineRule="auto"/>
-        <w:rPr>
-          <w:rFonts w:ascii="Times New Roman" w:eastAsia="Times New Roman" w:hAnsi="Times New Roman" w:cs="Times New Roman"/>
-          <w:sz w:val="24"/>
-          <w:szCs w:val="24"/>
-          <w:lang w:eastAsia="es-DO"/>
-        </w:rPr>
-      </w:pPr>
-      <w:r>
-        <w:rPr>
-          <w:rFonts w:ascii="Times New Roman" w:eastAsia="Times New Roman" w:hAnsi="Times New Roman" w:cs="Times New Roman"/>
-          <w:sz w:val="24"/>
-          <w:szCs w:val="24"/>
-          <w:lang w:eastAsia="es-DO"/>
-        </w:rPr>
-        <w:pict w14:anchorId="6473AB73">
-          <v:rect id="_x0000_i1045" style="width:0;height:1.5pt" o:hralign="center" o:hrstd="t" o:hr="t" fillcolor="#a0a0a0" stroked="f"/>
-        </w:pict>
-      </w:r>
-    </w:p>
-    <w:p>
-      <w:pPr>
-        <w:spacing w:before="90" w:after="0" w:line="240" w:lineRule="auto"/>
-        <w:outlineLvl w:val="0"/>
-        <w:rPr>
-          <w:rFonts w:ascii="Segoe UI" w:eastAsia="Times New Roman" w:hAnsi="Segoe UI" w:cs="Segoe UI"/>
-          <w:b/>
-          <w:bCs/>
-          <w:kern w:val="36"/>
-          <w:sz w:val="32"/>
-          <w:szCs w:val="32"/>
-          <w:lang w:eastAsia="es-DO"/>
-        </w:rPr>
-      </w:pPr>
-      <w:r>
-        <w:rPr>
-          <w:rFonts w:ascii="Segoe UI" w:eastAsia="Times New Roman" w:hAnsi="Segoe UI" w:cs="Segoe UI"/>
-          <w:b/>
-          <w:bCs/>
-          <w:kern w:val="36"/>
-          <w:sz w:val="32"/>
-          <w:szCs w:val="32"/>
-          <w:lang w:eastAsia="es-DO"/>
-        </w:rPr>
-        <w:t>20. Orden de desarrollo recomendado — ACTUALIZADO</w:t>
-      </w:r>
-    </w:p>
-    <w:p>
-      <w:pPr>
-        <w:spacing w:before="90" w:after="0" w:line="240" w:lineRule="auto"/>
-        <w:outlineLvl w:val="1"/>
-        <w:rPr>
-          <w:rFonts w:ascii="Segoe UI" w:eastAsia="Times New Roman" w:hAnsi="Segoe UI" w:cs="Segoe UI"/>
-          <w:b/>
-          <w:bCs/>
-          <w:sz w:val="28"/>
-          <w:szCs w:val="28"/>
-          <w:lang w:eastAsia="es-DO"/>
-        </w:rPr>
-      </w:pPr>
-      <w:r>
-        <w:rPr>
-          <w:rFonts w:ascii="Segoe UI" w:eastAsia="Times New Roman" w:hAnsi="Segoe UI" w:cs="Segoe UI"/>
-          <w:b/>
-          <w:bCs/>
-          <w:sz w:val="28"/>
-          <w:szCs w:val="28"/>
-          <w:lang w:eastAsia="es-DO"/>
-        </w:rPr>
-        <w:t xml:space="preserve">Fase 1 — Núcleo </w:t>
-      </w:r>
-      <w:r>
-        <w:rPr>
-          <w:rFonts w:ascii="Segoe UI Emoji" w:eastAsia="Times New Roman" w:hAnsi="Segoe UI Emoji" w:cs="Segoe UI Emoji"/>
-          <w:b/>
-          <w:bCs/>
-          <w:sz w:val="28"/>
-          <w:szCs w:val="28"/>
-          <w:lang w:eastAsia="es-DO"/>
-        </w:rPr>
-        <w:t>✅</w:t>
-      </w:r>
-      <w:r>
-        <w:rPr>
-          <w:rFonts w:ascii="Segoe UI" w:eastAsia="Times New Roman" w:hAnsi="Segoe UI" w:cs="Segoe UI"/>
-          <w:b/>
-          <w:bCs/>
-          <w:sz w:val="28"/>
-          <w:szCs w:val="28"/>
-          <w:lang w:eastAsia="es-DO"/>
-        </w:rPr>
-        <w:t xml:space="preserve"> Completa</w:t>
-      </w:r>
-    </w:p>
-    <w:p>
-      <w:pPr>
-        <w:spacing w:after="0" w:line="240" w:lineRule="auto"/>
-        <w:rPr>
-          <w:rFonts w:ascii="Segoe UI" w:eastAsia="Times New Roman" w:hAnsi="Segoe UI" w:cs="Segoe UI"/>
-          <w:sz w:val="21"/>
-          <w:szCs w:val="21"/>
-          <w:lang w:eastAsia="es-DO"/>
-        </w:rPr>
-      </w:pPr>
-      <w:r>
-        <w:rPr>
-          <w:rFonts w:ascii="Segoe UI" w:eastAsia="Times New Roman" w:hAnsi="Segoe UI" w:cs="Segoe UI"/>
-          <w:sz w:val="21"/>
-          <w:szCs w:val="21"/>
-          <w:lang w:eastAsia="es-DO"/>
-        </w:rPr>
-        <w:t>Mapa, territorios, regiones, conexiones, tropas, movimiento, combate básico. Ya implementado.</w:t>
-      </w:r>
-    </w:p>
-    <w:p>
-      <w:pPr>
-        <w:spacing w:before="90" w:after="0" w:line="240" w:lineRule="auto"/>
-        <w:outlineLvl w:val="1"/>
-        <w:rPr>
-          <w:rFonts w:ascii="Segoe UI" w:eastAsia="Times New Roman" w:hAnsi="Segoe UI" w:cs="Segoe UI"/>
-          <w:b/>
-          <w:bCs/>
-          <w:sz w:val="28"/>
-          <w:szCs w:val="28"/>
-          <w:lang w:eastAsia="es-DO"/>
-        </w:rPr>
-      </w:pPr>
-      <w:r>
-        <w:rPr>
-          <w:rFonts w:ascii="Segoe UI" w:eastAsia="Times New Roman" w:hAnsi="Segoe UI" w:cs="Segoe UI"/>
-          <w:b/>
-          <w:bCs/>
-          <w:sz w:val="28"/>
-          <w:szCs w:val="28"/>
-          <w:lang w:eastAsia="es-DO"/>
-        </w:rPr>
-        <w:t>Fase 1.5 — Migración de cartas (NUEVA, prioridad inmediata)</w:t>
-      </w:r>
-    </w:p>
-    <w:p>
-      <w:pPr>
-        <w:numPr>
-          <w:ilvl w:val="0"/>
-          <w:numId w:val="12"/>
-        </w:numPr>
-        <w:spacing w:before="100" w:beforeAutospacing="1" w:after="100" w:afterAutospacing="1" w:line="240" w:lineRule="auto"/>
-        <w:rPr>
-          <w:rFonts w:ascii="Segoe UI" w:eastAsia="Times New Roman" w:hAnsi="Segoe UI" w:cs="Segoe UI"/>
-          <w:sz w:val="21"/>
-          <w:szCs w:val="21"/>
-          <w:lang w:eastAsia="es-DO"/>
-        </w:rPr>
-      </w:pPr>
-      <w:r>
-        <w:rPr>
-          <w:rFonts w:ascii="Segoe UI" w:eastAsia="Times New Roman" w:hAnsi="Segoe UI" w:cs="Segoe UI"/>
-          <w:sz w:val="21"/>
-          <w:szCs w:val="21"/>
-          <w:lang w:eastAsia="es-DO"/>
-        </w:rPr>
-        <w:t>Eliminar el canje clásico de tríos.</w:t>
-      </w:r>
-    </w:p>
-    <w:p>
-      <w:pPr>
-        <w:numPr>
-          <w:ilvl w:val="0"/>
-          <w:numId w:val="12"/>
-        </w:numPr>
-        <w:spacing w:before="100" w:beforeAutospacing="1" w:after="100" w:afterAutospacing="1" w:line="240" w:lineRule="auto"/>
-        <w:rPr>
-          <w:rFonts w:ascii="Segoe UI" w:eastAsia="Times New Roman" w:hAnsi="Segoe UI" w:cs="Segoe UI"/>
-          <w:sz w:val="21"/>
-          <w:szCs w:val="21"/>
-          <w:lang w:eastAsia="es-DO"/>
-        </w:rPr>
-      </w:pPr>
-      <w:r>
-        <w:rPr>
-          <w:rFonts w:ascii="Segoe UI" w:eastAsia="Times New Roman" w:hAnsi="Segoe UI" w:cs="Segoe UI"/>
-          <w:sz w:val="21"/>
-          <w:szCs w:val="21"/>
-          <w:lang w:eastAsia="es-DO"/>
-        </w:rPr>
-        <w:t>Implementar las 5 Cartas Tácticas de §11 con sus costes.</w:t>
-      </w:r>
-    </w:p>
-    <w:p>
-      <w:pPr>
-        <w:spacing w:before="90" w:after="0" w:line="240" w:lineRule="auto"/>
-        <w:outlineLvl w:val="1"/>
-        <w:rPr>
-          <w:rFonts w:ascii="Segoe UI" w:eastAsia="Times New Roman" w:hAnsi="Segoe UI" w:cs="Segoe UI"/>
-          <w:b/>
-          <w:bCs/>
-          <w:sz w:val="28"/>
-          <w:szCs w:val="28"/>
-          <w:lang w:eastAsia="es-DO"/>
-        </w:rPr>
-      </w:pPr>
-      <w:r>
-        <w:rPr>
-          <w:rFonts w:ascii="Segoe UI" w:eastAsia="Times New Roman" w:hAnsi="Segoe UI" w:cs="Segoe UI"/>
-          <w:b/>
-          <w:bCs/>
-          <w:sz w:val="28"/>
-          <w:szCs w:val="28"/>
-          <w:lang w:eastAsia="es-DO"/>
-        </w:rPr>
-        <w:t>Fase 2 — Poder (siguiente prioridad)</w:t>
-      </w:r>
-    </w:p>
-    <w:p>
-      <w:pPr>
-        <w:numPr>
-          <w:ilvl w:val="0"/>
-          <w:numId w:val="13"/>
-        </w:numPr>
-        <w:spacing w:before="100" w:beforeAutospacing="1" w:after="100" w:afterAutospacing="1" w:line="240" w:lineRule="auto"/>
-        <w:rPr>
-          <w:rFonts w:ascii="Segoe UI" w:eastAsia="Times New Roman" w:hAnsi="Segoe UI" w:cs="Segoe UI"/>
-          <w:sz w:val="21"/>
-          <w:szCs w:val="21"/>
-          <w:lang w:eastAsia="es-DO"/>
-        </w:rPr>
-      </w:pPr>
-      <w:r>
-        <w:rPr>
-          <w:rFonts w:ascii="Segoe UI" w:eastAsia="Times New Roman" w:hAnsi="Segoe UI" w:cs="Segoe UI"/>
-          <w:sz w:val="21"/>
-          <w:szCs w:val="21"/>
-          <w:lang w:eastAsia="es-DO"/>
-        </w:rPr>
-        <w:t>Dinero y producción (§7).</w:t>
-      </w:r>
-    </w:p>
-    <w:p>
-      <w:pPr>
-        <w:numPr>
-          <w:ilvl w:val="0"/>
-          <w:numId w:val="13"/>
-        </w:numPr>
-        <w:spacing w:before="100" w:beforeAutospacing="1" w:after="100" w:afterAutospacing="1" w:line="240" w:lineRule="auto"/>
-        <w:rPr>
-          <w:rFonts w:ascii="Segoe UI" w:eastAsia="Times New Roman" w:hAnsi="Segoe UI" w:cs="Segoe UI"/>
-          <w:sz w:val="21"/>
-          <w:szCs w:val="21"/>
-          <w:lang w:eastAsia="es-DO"/>
-        </w:rPr>
-      </w:pPr>
-      <w:r>
-        <w:rPr>
-          <w:rFonts w:ascii="Segoe UI" w:eastAsia="Times New Roman" w:hAnsi="Segoe UI" w:cs="Segoe UI"/>
-          <w:sz w:val="21"/>
-          <w:szCs w:val="21"/>
-          <w:lang w:eastAsia="es-DO"/>
-        </w:rPr>
-        <w:t>Influencia (§8).</w:t>
-      </w:r>
-    </w:p>
-    <w:p>
-      <w:pPr>
-        <w:numPr>
-          <w:ilvl w:val="0"/>
-          <w:numId w:val="13"/>
-        </w:numPr>
-        <w:spacing w:before="100" w:beforeAutospacing="1" w:after="100" w:afterAutospacing="1" w:line="240" w:lineRule="auto"/>
-        <w:rPr>
-          <w:rFonts w:ascii="Segoe UI" w:eastAsia="Times New Roman" w:hAnsi="Segoe UI" w:cs="Segoe UI"/>
-          <w:sz w:val="21"/>
-          <w:szCs w:val="21"/>
-          <w:lang w:eastAsia="es-DO"/>
-        </w:rPr>
-      </w:pPr>
-      <w:r>
-        <w:rPr>
-          <w:rFonts w:ascii="Segoe UI" w:eastAsia="Times New Roman" w:hAnsi="Segoe UI" w:cs="Segoe UI"/>
-          <w:sz w:val="21"/>
-          <w:szCs w:val="21"/>
-          <w:lang w:eastAsia="es-DO"/>
-        </w:rPr>
-        <w:t>Control regional ya existe parcialmente ("BONOS REGIONALES" en la UI); conectarlo a la fórmula de producción.</w:t>
-      </w:r>
-    </w:p>
-    <w:p>
-      <w:pPr>
-        <w:numPr>
-          <w:ilvl w:val="0"/>
-          <w:numId w:val="13"/>
-        </w:numPr>
-        <w:spacing w:before="100" w:beforeAutospacing="1" w:after="100" w:afterAutospacing="1" w:line="240" w:lineRule="auto"/>
-        <w:rPr>
-          <w:rFonts w:ascii="Segoe UI" w:eastAsia="Times New Roman" w:hAnsi="Segoe UI" w:cs="Segoe UI"/>
-          <w:sz w:val="21"/>
-          <w:szCs w:val="21"/>
-          <w:lang w:eastAsia="es-DO"/>
-        </w:rPr>
-      </w:pPr>
-      <w:r>
-        <w:rPr>
-          <w:rFonts w:ascii="Segoe UI" w:eastAsia="Times New Roman" w:hAnsi="Segoe UI" w:cs="Segoe UI"/>
-          <w:sz w:val="21"/>
-          <w:szCs w:val="21"/>
-          <w:lang w:eastAsia="es-DO"/>
-        </w:rPr>
-        <w:t>Condición de victoria por Influencia y límite de rondas (§16).</w:t>
-      </w:r>
-    </w:p>
-    <w:p>
-      <w:pPr>
-        <w:spacing w:before="90" w:after="0" w:line="240" w:lineRule="auto"/>
-        <w:outlineLvl w:val="1"/>
-        <w:rPr>
-          <w:rFonts w:ascii="Segoe UI" w:eastAsia="Times New Roman" w:hAnsi="Segoe UI" w:cs="Segoe UI"/>
-          <w:b/>
-          <w:bCs/>
-          <w:sz w:val="28"/>
-          <w:szCs w:val="28"/>
-          <w:lang w:eastAsia="es-DO"/>
-        </w:rPr>
-      </w:pPr>
-      <w:r>
-        <w:rPr>
-          <w:rFonts w:ascii="Segoe UI" w:eastAsia="Times New Roman" w:hAnsi="Segoe UI" w:cs="Segoe UI"/>
-          <w:b/>
-          <w:bCs/>
-          <w:sz w:val="28"/>
-          <w:szCs w:val="28"/>
-          <w:lang w:eastAsia="es-DO"/>
-        </w:rPr>
-        <w:t>Fase 3 — Conflicto</w:t>
-      </w:r>
-    </w:p>
-    <w:p>
-      <w:pPr>
-        <w:numPr>
-          <w:ilvl w:val="0"/>
-          <w:numId w:val="14"/>
-        </w:numPr>
-        <w:spacing w:before="100" w:beforeAutospacing="1" w:after="100" w:afterAutospacing="1" w:line="240" w:lineRule="auto"/>
-        <w:rPr>
-          <w:rFonts w:ascii="Segoe UI" w:eastAsia="Times New Roman" w:hAnsi="Segoe UI" w:cs="Segoe UI"/>
-          <w:sz w:val="21"/>
-          <w:szCs w:val="21"/>
-          <w:lang w:eastAsia="es-DO"/>
-        </w:rPr>
-      </w:pPr>
-      <w:r>
-        <w:rPr>
-          <w:rFonts w:ascii="Segoe UI" w:eastAsia="Times New Roman" w:hAnsi="Segoe UI" w:cs="Segoe UI"/>
-          <w:sz w:val="21"/>
-          <w:szCs w:val="21"/>
-          <w:lang w:eastAsia="es-DO"/>
-        </w:rPr>
-        <w:t>Doctrinas de Comandantes con efectos reales (§9.1).</w:t>
-      </w:r>
-    </w:p>
-    <w:p>
-      <w:pPr>
-        <w:numPr>
-          <w:ilvl w:val="0"/>
-          <w:numId w:val="14"/>
-        </w:numPr>
-        <w:spacing w:before="100" w:beforeAutospacing="1" w:after="100" w:afterAutospacing="1" w:line="240" w:lineRule="auto"/>
-        <w:rPr>
-          <w:rFonts w:ascii="Segoe UI" w:eastAsia="Times New Roman" w:hAnsi="Segoe UI" w:cs="Segoe UI"/>
-          <w:sz w:val="21"/>
-          <w:szCs w:val="21"/>
-          <w:lang w:eastAsia="es-DO"/>
-        </w:rPr>
-      </w:pPr>
-      <w:r>
-        <w:rPr>
-          <w:rFonts w:ascii="Segoe UI" w:eastAsia="Times New Roman" w:hAnsi="Segoe UI" w:cs="Segoe UI"/>
-          <w:sz w:val="21"/>
-          <w:szCs w:val="21"/>
-          <w:lang w:eastAsia="es-DO"/>
-        </w:rPr>
-        <w:t>Frentes de Guerra.</w:t>
-      </w:r>
-    </w:p>
-    <w:p>
-      <w:pPr>
-        <w:spacing w:before="90" w:after="0" w:line="240" w:lineRule="auto"/>
-        <w:outlineLvl w:val="1"/>
-        <w:rPr>
-          <w:rFonts w:ascii="Segoe UI" w:eastAsia="Times New Roman" w:hAnsi="Segoe UI" w:cs="Segoe UI"/>
-          <w:b/>
-          <w:bCs/>
-          <w:sz w:val="28"/>
-          <w:szCs w:val="28"/>
-          <w:lang w:eastAsia="es-DO"/>
-        </w:rPr>
-      </w:pPr>
-      <w:r>
-        <w:rPr>
-          <w:rFonts w:ascii="Segoe UI" w:eastAsia="Times New Roman" w:hAnsi="Segoe UI" w:cs="Segoe UI"/>
-          <w:b/>
-          <w:bCs/>
-          <w:sz w:val="28"/>
-          <w:szCs w:val="28"/>
-          <w:lang w:eastAsia="es-DO"/>
-        </w:rPr>
-        <w:lastRenderedPageBreak/>
-        <w:t>Fase 4 — Incertidumbre</w:t>
-      </w:r>
-    </w:p>
-    <w:p>
-      <w:pPr>
-        <w:numPr>
-          <w:ilvl w:val="0"/>
-          <w:numId w:val="15"/>
-        </w:numPr>
-        <w:spacing w:before="100" w:beforeAutospacing="1" w:after="100" w:afterAutospacing="1" w:line="240" w:lineRule="auto"/>
-        <w:rPr>
-          <w:rFonts w:ascii="Segoe UI" w:eastAsia="Times New Roman" w:hAnsi="Segoe UI" w:cs="Segoe UI"/>
-          <w:sz w:val="21"/>
-          <w:szCs w:val="21"/>
-          <w:lang w:eastAsia="es-DO"/>
-        </w:rPr>
-      </w:pPr>
-      <w:r>
-        <w:rPr>
-          <w:rFonts w:ascii="Segoe UI" w:eastAsia="Times New Roman" w:hAnsi="Segoe UI" w:cs="Segoe UI"/>
-          <w:sz w:val="21"/>
-          <w:szCs w:val="21"/>
-          <w:lang w:eastAsia="es-DO"/>
-        </w:rPr>
-        <w:t>Información imperfecta (§10).</w:t>
-      </w:r>
-    </w:p>
-    <w:p>
-      <w:pPr>
-        <w:spacing w:before="90" w:after="0" w:line="240" w:lineRule="auto"/>
-        <w:outlineLvl w:val="1"/>
-        <w:rPr>
-          <w:rFonts w:ascii="Segoe UI" w:eastAsia="Times New Roman" w:hAnsi="Segoe UI" w:cs="Segoe UI"/>
-          <w:b/>
-          <w:bCs/>
-          <w:sz w:val="28"/>
-          <w:szCs w:val="28"/>
-          <w:lang w:eastAsia="es-DO"/>
-        </w:rPr>
-      </w:pPr>
-      <w:r>
-        <w:rPr>
-          <w:rFonts w:ascii="Segoe UI" w:eastAsia="Times New Roman" w:hAnsi="Segoe UI" w:cs="Segoe UI"/>
-          <w:b/>
-          <w:bCs/>
-          <w:sz w:val="28"/>
-          <w:szCs w:val="28"/>
-          <w:lang w:eastAsia="es-DO"/>
-        </w:rPr>
-        <w:t>Fase 5 — Mundo dinámico</w:t>
-      </w:r>
-    </w:p>
-    <w:p>
-      <w:pPr>
-        <w:numPr>
-          <w:ilvl w:val="0"/>
-          <w:numId w:val="16"/>
-        </w:numPr>
-        <w:spacing w:before="100" w:beforeAutospacing="1" w:after="100" w:afterAutospacing="1" w:line="240" w:lineRule="auto"/>
-        <w:rPr>
-          <w:rFonts w:ascii="Segoe UI" w:eastAsia="Times New Roman" w:hAnsi="Segoe UI" w:cs="Segoe UI"/>
-          <w:sz w:val="21"/>
-          <w:szCs w:val="21"/>
-          <w:lang w:eastAsia="es-DO"/>
-        </w:rPr>
-      </w:pPr>
-      <w:r>
-        <w:rPr>
-          <w:rFonts w:ascii="Segoe UI" w:eastAsia="Times New Roman" w:hAnsi="Segoe UI" w:cs="Segoe UI"/>
-          <w:sz w:val="21"/>
-          <w:szCs w:val="21"/>
-          <w:lang w:eastAsia="es-DO"/>
-        </w:rPr>
-        <w:t>Eventos y modificaciones de conexiones (§14).</w:t>
-      </w:r>
-    </w:p>
-    <w:p>
-      <w:pPr>
-        <w:spacing w:before="90" w:after="0" w:line="240" w:lineRule="auto"/>
-        <w:outlineLvl w:val="1"/>
-        <w:rPr>
-          <w:rFonts w:ascii="Segoe UI" w:eastAsia="Times New Roman" w:hAnsi="Segoe UI" w:cs="Segoe UI"/>
-          <w:b/>
-          <w:bCs/>
-          <w:sz w:val="28"/>
-          <w:szCs w:val="28"/>
-          <w:lang w:eastAsia="es-DO"/>
-        </w:rPr>
-      </w:pPr>
-      <w:r>
-        <w:rPr>
-          <w:rFonts w:ascii="Segoe UI" w:eastAsia="Times New Roman" w:hAnsi="Segoe UI" w:cs="Segoe UI"/>
-          <w:b/>
-          <w:bCs/>
-          <w:sz w:val="28"/>
-          <w:szCs w:val="28"/>
-          <w:lang w:eastAsia="es-DO"/>
-        </w:rPr>
-        <w:t>Fase 6 — Balance</w:t>
-      </w:r>
-    </w:p>
-    <w:p>
-      <w:pPr>
-        <w:numPr>
-          <w:ilvl w:val="0"/>
-          <w:numId w:val="17"/>
-        </w:numPr>
-        <w:spacing w:before="100" w:beforeAutospacing="1" w:after="100" w:afterAutospacing="1" w:line="240" w:lineRule="auto"/>
-        <w:rPr>
-          <w:rFonts w:ascii="Segoe UI" w:eastAsia="Times New Roman" w:hAnsi="Segoe UI" w:cs="Segoe UI"/>
-          <w:sz w:val="21"/>
-          <w:szCs w:val="21"/>
-          <w:lang w:eastAsia="es-DO"/>
-        </w:rPr>
-      </w:pPr>
-      <w:r>
-        <w:rPr>
-          <w:rFonts w:ascii="Segoe UI" w:eastAsia="Times New Roman" w:hAnsi="Segoe UI" w:cs="Segoe UI"/>
-          <w:sz w:val="21"/>
-          <w:szCs w:val="21"/>
-          <w:lang w:eastAsia="es-DO"/>
-        </w:rPr>
-        <w:t xml:space="preserve">Probar duración de partida, remontadas, </w:t>
-      </w:r>
-      <w:proofErr w:type="spellStart"/>
-      <w:r>
-        <w:rPr>
-          <w:rFonts w:ascii="Segoe UI" w:eastAsia="Times New Roman" w:hAnsi="Segoe UI" w:cs="Segoe UI"/>
-          <w:sz w:val="21"/>
-          <w:szCs w:val="21"/>
-          <w:lang w:eastAsia="es-DO"/>
-        </w:rPr>
-        <w:t>snowball</w:t>
-      </w:r>
-      <w:proofErr w:type="spellEnd"/>
-      <w:r>
-        <w:rPr>
-          <w:rFonts w:ascii="Segoe UI" w:eastAsia="Times New Roman" w:hAnsi="Segoe UI" w:cs="Segoe UI"/>
-          <w:sz w:val="21"/>
-          <w:szCs w:val="21"/>
-          <w:lang w:eastAsia="es-DO"/>
-        </w:rPr>
-        <w:t>, precios del Mercado, umbral de 150 de Influencia, límite de 40 rondas, y equilibrio de las seis doctrinas.</w:t>
-      </w:r>
-    </w:p>
-    <w:p>
-      <w:pPr>
-        <w:numPr>
-          <w:ilvl w:val="0"/>
-          <w:numId w:val="17"/>
-        </w:numPr>
-        <w:spacing w:before="100" w:beforeAutospacing="1" w:after="100" w:afterAutospacing="1" w:line="240" w:lineRule="auto"/>
-        <w:rPr>
-          <w:rFonts w:ascii="Segoe UI" w:eastAsia="Times New Roman" w:hAnsi="Segoe UI" w:cs="Segoe UI"/>
-          <w:sz w:val="21"/>
-          <w:szCs w:val="21"/>
-          <w:lang w:eastAsia="es-DO"/>
-        </w:rPr>
-      </w:pPr>
-      <w:r>
-        <w:rPr>
-          <w:rFonts w:ascii="Segoe UI" w:eastAsia="Times New Roman" w:hAnsi="Segoe UI" w:cs="Segoe UI"/>
-          <w:sz w:val="21"/>
-          <w:szCs w:val="21"/>
-          <w:lang w:eastAsia="es-DO"/>
-        </w:rPr>
-        <w:t>Validar si el Modo Terreno debe seguir siendo opcional o pasar a ser el modo base.</w:t>
-      </w:r>
-    </w:p>
-    <w:p>
-      <w:pPr>
-        <w:spacing w:before="90" w:after="0" w:line="240" w:lineRule="auto"/>
-        <w:outlineLvl w:val="1"/>
-        <w:rPr>
-          <w:rFonts w:ascii="Segoe UI" w:eastAsia="Times New Roman" w:hAnsi="Segoe UI" w:cs="Segoe UI"/>
-          <w:b/>
-          <w:bCs/>
-          <w:sz w:val="28"/>
-          <w:szCs w:val="28"/>
-          <w:lang w:eastAsia="es-DO"/>
-        </w:rPr>
-      </w:pPr>
-      <w:r>
-        <w:rPr>
-          <w:rFonts w:ascii="Segoe UI" w:eastAsia="Times New Roman" w:hAnsi="Segoe UI" w:cs="Segoe UI"/>
-          <w:b/>
-          <w:bCs/>
-          <w:sz w:val="28"/>
-          <w:szCs w:val="28"/>
-          <w:lang w:eastAsia="es-DO"/>
-        </w:rPr>
-        <w:t>Fase 7 — Multijugador</w:t>
-      </w:r>
-    </w:p>
-    <w:p>
-      <w:pPr>
-        <w:spacing w:after="0" w:line="240" w:lineRule="auto"/>
-        <w:rPr>
-          <w:rFonts w:ascii="Segoe UI" w:eastAsia="Times New Roman" w:hAnsi="Segoe UI" w:cs="Segoe UI"/>
-          <w:sz w:val="21"/>
-          <w:szCs w:val="21"/>
-          <w:lang w:eastAsia="es-DO"/>
-        </w:rPr>
-      </w:pPr>
-      <w:r>
-        <w:rPr>
-          <w:rFonts w:ascii="Segoe UI" w:eastAsia="Times New Roman" w:hAnsi="Segoe UI" w:cs="Segoe UI"/>
-          <w:sz w:val="21"/>
-          <w:szCs w:val="21"/>
-          <w:lang w:eastAsia="es-DO"/>
-        </w:rPr>
-        <w:t>Sin cambios respecto a v0.1: el servidor es la autoridad sobre el estado de la partida.</w:t>
-      </w:r>
-    </w:p>
-    <w:p>
-      <w:pPr>
-        <w:spacing w:after="0" w:line="240" w:lineRule="auto"/>
-        <w:rPr>
-          <w:rFonts w:ascii="Segoe UI" w:eastAsia="Times New Roman" w:hAnsi="Segoe UI" w:cs="Segoe UI"/>
-          <w:sz w:val="21"/>
-          <w:szCs w:val="21"/>
-          <w:lang w:eastAsia="es-DO"/>
-        </w:rPr>
-      </w:pPr>
-      <w:r>
-        <w:rPr>
-          <w:rFonts w:ascii="Segoe UI" w:eastAsia="Times New Roman" w:hAnsi="Segoe UI" w:cs="Segoe UI"/>
-          <w:b/>
-          <w:bCs/>
-          <w:sz w:val="21"/>
-          <w:szCs w:val="21"/>
-          <w:lang w:eastAsia="es-DO"/>
-        </w:rPr>
-        <w:t>Requisito técnico transversal:</w:t>
-      </w:r>
-      <w:r>
-        <w:rPr>
-          <w:rFonts w:ascii="Segoe UI" w:eastAsia="Times New Roman" w:hAnsi="Segoe UI" w:cs="Segoe UI"/>
-          <w:sz w:val="21"/>
-          <w:szCs w:val="21"/>
-          <w:lang w:eastAsia="es-DO"/>
-        </w:rPr>
-        <w:t xml:space="preserve"> mantener el guardado automático en navegador que ya existe, extendiéndolo para incluir dinero, cartas en mano e Influencia cuando se implementen.</w:t>
-      </w:r>
-    </w:p>
-    <w:p>
-      <w:pPr>
-        <w:spacing w:after="0" w:line="240" w:lineRule="auto"/>
-        <w:rPr>
-          <w:rFonts w:ascii="Times New Roman" w:eastAsia="Times New Roman" w:hAnsi="Times New Roman" w:cs="Times New Roman"/>
-          <w:sz w:val="24"/>
-          <w:szCs w:val="24"/>
-          <w:lang w:eastAsia="es-DO"/>
-        </w:rPr>
-      </w:pPr>
-      <w:r>
-        <w:rPr>
-          <w:rFonts w:ascii="Times New Roman" w:eastAsia="Times New Roman" w:hAnsi="Times New Roman" w:cs="Times New Roman"/>
-          <w:sz w:val="24"/>
-          <w:szCs w:val="24"/>
-          <w:lang w:eastAsia="es-DO"/>
-        </w:rPr>
-        <w:pict w14:anchorId="4485379D">
-          <v:rect id="_x0000_i1046" style="width:0;height:1.5pt" o:hralign="center" o:hrstd="t" o:hr="t" fillcolor="#a0a0a0" stroked="f"/>
-        </w:pict>
-      </w:r>
-    </w:p>
-    <w:p>
-      <w:pPr>
-        <w:spacing w:before="90" w:after="0" w:line="240" w:lineRule="auto"/>
-        <w:outlineLvl w:val="0"/>
-        <w:rPr>
-          <w:rFonts w:ascii="Segoe UI" w:eastAsia="Times New Roman" w:hAnsi="Segoe UI" w:cs="Segoe UI"/>
-          <w:b/>
-          <w:bCs/>
-          <w:kern w:val="36"/>
-          <w:sz w:val="32"/>
-          <w:szCs w:val="32"/>
-          <w:lang w:eastAsia="es-DO"/>
-        </w:rPr>
-      </w:pPr>
-      <w:r>
-        <w:rPr>
-          <w:rFonts w:ascii="Segoe UI" w:eastAsia="Times New Roman" w:hAnsi="Segoe UI" w:cs="Segoe UI"/>
-          <w:b/>
-          <w:bCs/>
-          <w:kern w:val="36"/>
-          <w:sz w:val="32"/>
-          <w:szCs w:val="32"/>
-          <w:lang w:eastAsia="es-DO"/>
-        </w:rPr>
-        <w:t>21. Estado actual del diseño — ACTUALIZADO</w:t>
+      </w:pPr>
+      <w:r>
+        <w:t>21. Estado actual del diseño</w:t>
       </w:r>
     </w:p>
     <w:tbl>
@@ -6684,6 +5782,14 @@
           <w:right w:w="15" w:type="dxa"/>
         </w:tblCellMar>
         <w:tblLook w:val="04A0" w:firstRow="1" w:lastRow="0" w:firstColumn="1" w:lastColumn="0" w:noHBand="0" w:noVBand="1"/>
+        <w:tblBorders>
+          <w:top w:val="single" w:sz="4" w:color="D9D9D9"/>
+          <w:left w:val="single" w:sz="4" w:color="D9D9D9"/>
+          <w:bottom w:val="single" w:sz="4" w:color="D9D9D9"/>
+          <w:right w:val="single" w:sz="4" w:color="D9D9D9"/>
+          <w:insideH w:val="single" w:sz="4" w:color="D9D9D9"/>
+          <w:insideV w:val="single" w:sz="4" w:color="D9D9D9"/>
+        </w:tblBorders>
       </w:tblPr>
       <w:tblGrid>
         <w:gridCol w:w="3336"/>
@@ -6815,32 +5921,8 @@
             <w:hideMark/>
           </w:tcPr>
           <w:p>
-            <w:pPr>
-              <w:spacing w:after="0" w:line="240" w:lineRule="auto"/>
-              <w:rPr>
-                <w:rFonts w:ascii="Segoe UI" w:eastAsia="Times New Roman" w:hAnsi="Segoe UI" w:cs="Segoe UI"/>
-                <w:sz w:val="21"/>
-                <w:szCs w:val="21"/>
-                <w:lang w:eastAsia="es-DO"/>
-              </w:rPr>
-            </w:pPr>
             <w:r>
-              <w:rPr>
-                <w:rFonts w:ascii="Segoe UI Emoji" w:eastAsia="Times New Roman" w:hAnsi="Segoe UI Emoji" w:cs="Segoe UI Emoji"/>
-                <w:sz w:val="21"/>
-                <w:szCs w:val="21"/>
-                <w:lang w:eastAsia="es-DO"/>
-              </w:rPr>
-              <w:t>🟢</w:t>
-            </w:r>
-            <w:r>
-              <w:rPr>
-                <w:rFonts w:ascii="Segoe UI" w:eastAsia="Times New Roman" w:hAnsi="Segoe UI" w:cs="Segoe UI"/>
-                <w:sz w:val="21"/>
-                <w:szCs w:val="21"/>
-                <w:lang w:eastAsia="es-DO"/>
-              </w:rPr>
-              <w:t xml:space="preserve"> Implementado</w:t>
+              <w:t>Implementado</w:t>
             </w:r>
           </w:p>
         </w:tc>
@@ -6893,32 +5975,8 @@
             <w:hideMark/>
           </w:tcPr>
           <w:p>
-            <w:pPr>
-              <w:spacing w:after="0" w:line="240" w:lineRule="auto"/>
-              <w:rPr>
-                <w:rFonts w:ascii="Segoe UI" w:eastAsia="Times New Roman" w:hAnsi="Segoe UI" w:cs="Segoe UI"/>
-                <w:sz w:val="21"/>
-                <w:szCs w:val="21"/>
-                <w:lang w:eastAsia="es-DO"/>
-              </w:rPr>
-            </w:pPr>
             <w:r>
-              <w:rPr>
-                <w:rFonts w:ascii="Segoe UI Emoji" w:eastAsia="Times New Roman" w:hAnsi="Segoe UI Emoji" w:cs="Segoe UI Emoji"/>
-                <w:sz w:val="21"/>
-                <w:szCs w:val="21"/>
-                <w:lang w:eastAsia="es-DO"/>
-              </w:rPr>
-              <w:t>🟢</w:t>
-            </w:r>
-            <w:r>
-              <w:rPr>
-                <w:rFonts w:ascii="Segoe UI" w:eastAsia="Times New Roman" w:hAnsi="Segoe UI" w:cs="Segoe UI"/>
-                <w:sz w:val="21"/>
-                <w:szCs w:val="21"/>
-                <w:lang w:eastAsia="es-DO"/>
-              </w:rPr>
-              <w:t xml:space="preserve"> Implementado (parcial, falta conectar a producción)</w:t>
+              <w:t>Implementado y conectado a producción</w:t>
             </w:r>
           </w:p>
         </w:tc>
@@ -6971,32 +6029,8 @@
             <w:hideMark/>
           </w:tcPr>
           <w:p>
-            <w:pPr>
-              <w:spacing w:after="0" w:line="240" w:lineRule="auto"/>
-              <w:rPr>
-                <w:rFonts w:ascii="Segoe UI" w:eastAsia="Times New Roman" w:hAnsi="Segoe UI" w:cs="Segoe UI"/>
-                <w:sz w:val="21"/>
-                <w:szCs w:val="21"/>
-                <w:lang w:eastAsia="es-DO"/>
-              </w:rPr>
-            </w:pPr>
             <w:r>
-              <w:rPr>
-                <w:rFonts w:ascii="Segoe UI Emoji" w:eastAsia="Times New Roman" w:hAnsi="Segoe UI Emoji" w:cs="Segoe UI Emoji"/>
-                <w:sz w:val="21"/>
-                <w:szCs w:val="21"/>
-                <w:lang w:eastAsia="es-DO"/>
-              </w:rPr>
-              <w:t>🟢</w:t>
-            </w:r>
-            <w:r>
-              <w:rPr>
-                <w:rFonts w:ascii="Segoe UI" w:eastAsia="Times New Roman" w:hAnsi="Segoe UI" w:cs="Segoe UI"/>
-                <w:sz w:val="21"/>
-                <w:szCs w:val="21"/>
-                <w:lang w:eastAsia="es-DO"/>
-              </w:rPr>
-              <w:t xml:space="preserve"> Implementado</w:t>
+              <w:t>Implementado</w:t>
             </w:r>
           </w:p>
         </w:tc>
@@ -7049,32 +6083,8 @@
             <w:hideMark/>
           </w:tcPr>
           <w:p>
-            <w:pPr>
-              <w:spacing w:after="0" w:line="240" w:lineRule="auto"/>
-              <w:rPr>
-                <w:rFonts w:ascii="Segoe UI" w:eastAsia="Times New Roman" w:hAnsi="Segoe UI" w:cs="Segoe UI"/>
-                <w:sz w:val="21"/>
-                <w:szCs w:val="21"/>
-                <w:lang w:eastAsia="es-DO"/>
-              </w:rPr>
-            </w:pPr>
             <w:r>
-              <w:rPr>
-                <w:rFonts w:ascii="Segoe UI Emoji" w:eastAsia="Times New Roman" w:hAnsi="Segoe UI Emoji" w:cs="Segoe UI Emoji"/>
-                <w:sz w:val="21"/>
-                <w:szCs w:val="21"/>
-                <w:lang w:eastAsia="es-DO"/>
-              </w:rPr>
-              <w:t>🟢</w:t>
-            </w:r>
-            <w:r>
-              <w:rPr>
-                <w:rFonts w:ascii="Segoe UI" w:eastAsia="Times New Roman" w:hAnsi="Segoe UI" w:cs="Segoe UI"/>
-                <w:sz w:val="21"/>
-                <w:szCs w:val="21"/>
-                <w:lang w:eastAsia="es-DO"/>
-              </w:rPr>
-              <w:t xml:space="preserve"> Implementado (validar en Fase 6)</w:t>
+              <w:t>Implementado como variante opcional</w:t>
             </w:r>
           </w:p>
         </w:tc>
@@ -7127,32 +6137,8 @@
             <w:hideMark/>
           </w:tcPr>
           <w:p>
-            <w:pPr>
-              <w:spacing w:after="0" w:line="240" w:lineRule="auto"/>
-              <w:rPr>
-                <w:rFonts w:ascii="Segoe UI" w:eastAsia="Times New Roman" w:hAnsi="Segoe UI" w:cs="Segoe UI"/>
-                <w:sz w:val="21"/>
-                <w:szCs w:val="21"/>
-                <w:lang w:eastAsia="es-DO"/>
-              </w:rPr>
-            </w:pPr>
             <w:r>
-              <w:rPr>
-                <w:rFonts w:ascii="Segoe UI Emoji" w:eastAsia="Times New Roman" w:hAnsi="Segoe UI Emoji" w:cs="Segoe UI Emoji"/>
-                <w:sz w:val="21"/>
-                <w:szCs w:val="21"/>
-                <w:lang w:eastAsia="es-DO"/>
-              </w:rPr>
-              <w:t>🟢</w:t>
-            </w:r>
-            <w:r>
-              <w:rPr>
-                <w:rFonts w:ascii="Segoe UI" w:eastAsia="Times New Roman" w:hAnsi="Segoe UI" w:cs="Segoe UI"/>
-                <w:sz w:val="21"/>
-                <w:szCs w:val="21"/>
-                <w:lang w:eastAsia="es-DO"/>
-              </w:rPr>
-              <w:t xml:space="preserve"> Implementado</w:t>
+              <w:t>Implementado con nombres y conexiones propias</w:t>
             </w:r>
           </w:p>
         </w:tc>
@@ -7205,32 +6191,8 @@
             <w:hideMark/>
           </w:tcPr>
           <w:p>
-            <w:pPr>
-              <w:spacing w:after="0" w:line="240" w:lineRule="auto"/>
-              <w:rPr>
-                <w:rFonts w:ascii="Segoe UI" w:eastAsia="Times New Roman" w:hAnsi="Segoe UI" w:cs="Segoe UI"/>
-                <w:sz w:val="21"/>
-                <w:szCs w:val="21"/>
-                <w:lang w:eastAsia="es-DO"/>
-              </w:rPr>
-            </w:pPr>
             <w:r>
-              <w:rPr>
-                <w:rFonts w:ascii="Segoe UI Emoji" w:eastAsia="Times New Roman" w:hAnsi="Segoe UI Emoji" w:cs="Segoe UI Emoji"/>
-                <w:sz w:val="21"/>
-                <w:szCs w:val="21"/>
-                <w:lang w:eastAsia="es-DO"/>
-              </w:rPr>
-              <w:t>🟡</w:t>
-            </w:r>
-            <w:r>
-              <w:rPr>
-                <w:rFonts w:ascii="Segoe UI" w:eastAsia="Times New Roman" w:hAnsi="Segoe UI" w:cs="Segoe UI"/>
-                <w:sz w:val="21"/>
-                <w:szCs w:val="21"/>
-                <w:lang w:eastAsia="es-DO"/>
-              </w:rPr>
-              <w:t xml:space="preserve"> Diseñado, falta implementar</w:t>
+              <w:t>Implementado</w:t>
             </w:r>
           </w:p>
         </w:tc>
@@ -7283,32 +6245,8 @@
             <w:hideMark/>
           </w:tcPr>
           <w:p>
-            <w:pPr>
-              <w:spacing w:after="0" w:line="240" w:lineRule="auto"/>
-              <w:rPr>
-                <w:rFonts w:ascii="Segoe UI" w:eastAsia="Times New Roman" w:hAnsi="Segoe UI" w:cs="Segoe UI"/>
-                <w:sz w:val="21"/>
-                <w:szCs w:val="21"/>
-                <w:lang w:eastAsia="es-DO"/>
-              </w:rPr>
-            </w:pPr>
             <w:r>
-              <w:rPr>
-                <w:rFonts w:ascii="Segoe UI Emoji" w:eastAsia="Times New Roman" w:hAnsi="Segoe UI Emoji" w:cs="Segoe UI Emoji"/>
-                <w:sz w:val="21"/>
-                <w:szCs w:val="21"/>
-                <w:lang w:eastAsia="es-DO"/>
-              </w:rPr>
-              <w:t>🟡</w:t>
-            </w:r>
-            <w:r>
-              <w:rPr>
-                <w:rFonts w:ascii="Segoe UI" w:eastAsia="Times New Roman" w:hAnsi="Segoe UI" w:cs="Segoe UI"/>
-                <w:sz w:val="21"/>
-                <w:szCs w:val="21"/>
-                <w:lang w:eastAsia="es-DO"/>
-              </w:rPr>
-              <w:t xml:space="preserve"> Diseñado, falta implementar</w:t>
+              <w:t>Implementado</w:t>
             </w:r>
           </w:p>
         </w:tc>
@@ -7361,32 +6299,8 @@
             <w:hideMark/>
           </w:tcPr>
           <w:p>
-            <w:pPr>
-              <w:spacing w:after="0" w:line="240" w:lineRule="auto"/>
-              <w:rPr>
-                <w:rFonts w:ascii="Segoe UI" w:eastAsia="Times New Roman" w:hAnsi="Segoe UI" w:cs="Segoe UI"/>
-                <w:sz w:val="21"/>
-                <w:szCs w:val="21"/>
-                <w:lang w:eastAsia="es-DO"/>
-              </w:rPr>
-            </w:pPr>
             <w:r>
-              <w:rPr>
-                <w:rFonts w:ascii="Segoe UI Emoji" w:eastAsia="Times New Roman" w:hAnsi="Segoe UI Emoji" w:cs="Segoe UI Emoji"/>
-                <w:sz w:val="21"/>
-                <w:szCs w:val="21"/>
-                <w:lang w:eastAsia="es-DO"/>
-              </w:rPr>
-              <w:t>🟡</w:t>
-            </w:r>
-            <w:r>
-              <w:rPr>
-                <w:rFonts w:ascii="Segoe UI" w:eastAsia="Times New Roman" w:hAnsi="Segoe UI" w:cs="Segoe UI"/>
-                <w:sz w:val="21"/>
-                <w:szCs w:val="21"/>
-                <w:lang w:eastAsia="es-DO"/>
-              </w:rPr>
-              <w:t xml:space="preserve"> Diseñado, falta implementar</w:t>
+              <w:t>Implementada; balance en revisión</w:t>
             </w:r>
           </w:p>
         </w:tc>
@@ -7439,32 +6353,8 @@
             <w:hideMark/>
           </w:tcPr>
           <w:p>
-            <w:pPr>
-              <w:spacing w:after="0" w:line="240" w:lineRule="auto"/>
-              <w:rPr>
-                <w:rFonts w:ascii="Segoe UI" w:eastAsia="Times New Roman" w:hAnsi="Segoe UI" w:cs="Segoe UI"/>
-                <w:sz w:val="21"/>
-                <w:szCs w:val="21"/>
-                <w:lang w:eastAsia="es-DO"/>
-              </w:rPr>
-            </w:pPr>
             <w:r>
-              <w:rPr>
-                <w:rFonts w:ascii="Segoe UI Emoji" w:eastAsia="Times New Roman" w:hAnsi="Segoe UI Emoji" w:cs="Segoe UI Emoji"/>
-                <w:sz w:val="21"/>
-                <w:szCs w:val="21"/>
-                <w:lang w:eastAsia="es-DO"/>
-              </w:rPr>
-              <w:t>🟡</w:t>
-            </w:r>
-            <w:r>
-              <w:rPr>
-                <w:rFonts w:ascii="Segoe UI" w:eastAsia="Times New Roman" w:hAnsi="Segoe UI" w:cs="Segoe UI"/>
-                <w:sz w:val="21"/>
-                <w:szCs w:val="21"/>
-                <w:lang w:eastAsia="es-DO"/>
-              </w:rPr>
-              <w:t xml:space="preserve"> Diseñado, falta reemplazar canje clásico</w:t>
+              <w:t>Implementadas</w:t>
             </w:r>
           </w:p>
         </w:tc>
@@ -7517,32 +6407,8 @@
             <w:hideMark/>
           </w:tcPr>
           <w:p>
-            <w:pPr>
-              <w:spacing w:after="0" w:line="240" w:lineRule="auto"/>
-              <w:rPr>
-                <w:rFonts w:ascii="Segoe UI" w:eastAsia="Times New Roman" w:hAnsi="Segoe UI" w:cs="Segoe UI"/>
-                <w:sz w:val="21"/>
-                <w:szCs w:val="21"/>
-                <w:lang w:eastAsia="es-DO"/>
-              </w:rPr>
-            </w:pPr>
             <w:r>
-              <w:rPr>
-                <w:rFonts w:ascii="Segoe UI Emoji" w:eastAsia="Times New Roman" w:hAnsi="Segoe UI Emoji" w:cs="Segoe UI Emoji"/>
-                <w:sz w:val="21"/>
-                <w:szCs w:val="21"/>
-                <w:lang w:eastAsia="es-DO"/>
-              </w:rPr>
-              <w:t>🟡</w:t>
-            </w:r>
-            <w:r>
-              <w:rPr>
-                <w:rFonts w:ascii="Segoe UI" w:eastAsia="Times New Roman" w:hAnsi="Segoe UI" w:cs="Segoe UI"/>
-                <w:sz w:val="21"/>
-                <w:szCs w:val="21"/>
-                <w:lang w:eastAsia="es-DO"/>
-              </w:rPr>
-              <w:t xml:space="preserve"> Borrador de efectos, falta implementar y balancear</w:t>
+              <w:t>Implementados; balance en revisión</w:t>
             </w:r>
           </w:p>
         </w:tc>
@@ -7595,32 +6461,8 @@
             <w:hideMark/>
           </w:tcPr>
           <w:p>
-            <w:pPr>
-              <w:spacing w:after="0" w:line="240" w:lineRule="auto"/>
-              <w:rPr>
-                <w:rFonts w:ascii="Segoe UI" w:eastAsia="Times New Roman" w:hAnsi="Segoe UI" w:cs="Segoe UI"/>
-                <w:sz w:val="21"/>
-                <w:szCs w:val="21"/>
-                <w:lang w:eastAsia="es-DO"/>
-              </w:rPr>
-            </w:pPr>
             <w:r>
-              <w:rPr>
-                <w:rFonts w:ascii="Segoe UI Emoji" w:eastAsia="Times New Roman" w:hAnsi="Segoe UI Emoji" w:cs="Segoe UI Emoji"/>
-                <w:sz w:val="21"/>
-                <w:szCs w:val="21"/>
-                <w:lang w:eastAsia="es-DO"/>
-              </w:rPr>
-              <w:t>🟡</w:t>
-            </w:r>
-            <w:r>
-              <w:rPr>
-                <w:rFonts w:ascii="Segoe UI" w:eastAsia="Times New Roman" w:hAnsi="Segoe UI" w:cs="Segoe UI"/>
-                <w:sz w:val="21"/>
-                <w:szCs w:val="21"/>
-                <w:lang w:eastAsia="es-DO"/>
-              </w:rPr>
-              <w:t xml:space="preserve"> Definido conceptualmente, falta verificar implementación actual</w:t>
+              <w:t>Implementada sin modificar dados</w:t>
             </w:r>
           </w:p>
         </w:tc>
@@ -7673,32 +6515,8 @@
             <w:hideMark/>
           </w:tcPr>
           <w:p>
-            <w:pPr>
-              <w:spacing w:after="0" w:line="240" w:lineRule="auto"/>
-              <w:rPr>
-                <w:rFonts w:ascii="Segoe UI" w:eastAsia="Times New Roman" w:hAnsi="Segoe UI" w:cs="Segoe UI"/>
-                <w:sz w:val="21"/>
-                <w:szCs w:val="21"/>
-                <w:lang w:eastAsia="es-DO"/>
-              </w:rPr>
-            </w:pPr>
             <w:r>
-              <w:rPr>
-                <w:rFonts w:ascii="Segoe UI Emoji" w:eastAsia="Times New Roman" w:hAnsi="Segoe UI Emoji" w:cs="Segoe UI Emoji"/>
-                <w:sz w:val="21"/>
-                <w:szCs w:val="21"/>
-                <w:lang w:eastAsia="es-DO"/>
-              </w:rPr>
-              <w:t>🟡</w:t>
-            </w:r>
-            <w:r>
-              <w:rPr>
-                <w:rFonts w:ascii="Segoe UI" w:eastAsia="Times New Roman" w:hAnsi="Segoe UI" w:cs="Segoe UI"/>
-                <w:sz w:val="21"/>
-                <w:szCs w:val="21"/>
-                <w:lang w:eastAsia="es-DO"/>
-              </w:rPr>
-              <w:t xml:space="preserve"> En diseño</w:t>
+              <w:t>Implementados</w:t>
             </w:r>
           </w:p>
         </w:tc>
@@ -7751,32 +6569,8 @@
             <w:hideMark/>
           </w:tcPr>
           <w:p>
-            <w:pPr>
-              <w:spacing w:after="0" w:line="240" w:lineRule="auto"/>
-              <w:rPr>
-                <w:rFonts w:ascii="Segoe UI" w:eastAsia="Times New Roman" w:hAnsi="Segoe UI" w:cs="Segoe UI"/>
-                <w:sz w:val="21"/>
-                <w:szCs w:val="21"/>
-                <w:lang w:eastAsia="es-DO"/>
-              </w:rPr>
-            </w:pPr>
             <w:r>
-              <w:rPr>
-                <w:rFonts w:ascii="Segoe UI Emoji" w:eastAsia="Times New Roman" w:hAnsi="Segoe UI Emoji" w:cs="Segoe UI Emoji"/>
-                <w:sz w:val="21"/>
-                <w:szCs w:val="21"/>
-                <w:lang w:eastAsia="es-DO"/>
-              </w:rPr>
-              <w:t>🟡</w:t>
-            </w:r>
-            <w:r>
-              <w:rPr>
-                <w:rFonts w:ascii="Segoe UI" w:eastAsia="Times New Roman" w:hAnsi="Segoe UI" w:cs="Segoe UI"/>
-                <w:sz w:val="21"/>
-                <w:szCs w:val="21"/>
-                <w:lang w:eastAsia="es-DO"/>
-              </w:rPr>
-              <w:t xml:space="preserve"> En diseño</w:t>
+              <w:t>Implementados</w:t>
             </w:r>
           </w:p>
         </w:tc>
@@ -7829,32 +6623,8 @@
             <w:hideMark/>
           </w:tcPr>
           <w:p>
-            <w:pPr>
-              <w:spacing w:after="0" w:line="240" w:lineRule="auto"/>
-              <w:rPr>
-                <w:rFonts w:ascii="Segoe UI" w:eastAsia="Times New Roman" w:hAnsi="Segoe UI" w:cs="Segoe UI"/>
-                <w:sz w:val="21"/>
-                <w:szCs w:val="21"/>
-                <w:lang w:eastAsia="es-DO"/>
-              </w:rPr>
-            </w:pPr>
             <w:r>
-              <w:rPr>
-                <w:rFonts w:ascii="Segoe UI Emoji" w:eastAsia="Times New Roman" w:hAnsi="Segoe UI Emoji" w:cs="Segoe UI Emoji"/>
-                <w:sz w:val="21"/>
-                <w:szCs w:val="21"/>
-                <w:lang w:eastAsia="es-DO"/>
-              </w:rPr>
-              <w:t>🟡</w:t>
-            </w:r>
-            <w:r>
-              <w:rPr>
-                <w:rFonts w:ascii="Segoe UI" w:eastAsia="Times New Roman" w:hAnsi="Segoe UI" w:cs="Segoe UI"/>
-                <w:sz w:val="21"/>
-                <w:szCs w:val="21"/>
-                <w:lang w:eastAsia="es-DO"/>
-              </w:rPr>
-              <w:t xml:space="preserve"> En diseño</w:t>
+              <w:t>Implementada</w:t>
             </w:r>
           </w:p>
         </w:tc>
@@ -7908,32 +6678,8 @@
             <w:hideMark/>
           </w:tcPr>
           <w:p>
-            <w:pPr>
-              <w:spacing w:after="0" w:line="240" w:lineRule="auto"/>
-              <w:rPr>
-                <w:rFonts w:ascii="Segoe UI" w:eastAsia="Times New Roman" w:hAnsi="Segoe UI" w:cs="Segoe UI"/>
-                <w:sz w:val="21"/>
-                <w:szCs w:val="21"/>
-                <w:lang w:eastAsia="es-DO"/>
-              </w:rPr>
-            </w:pPr>
             <w:r>
-              <w:rPr>
-                <w:rFonts w:ascii="Segoe UI Emoji" w:eastAsia="Times New Roman" w:hAnsi="Segoe UI Emoji" w:cs="Segoe UI Emoji"/>
-                <w:sz w:val="21"/>
-                <w:szCs w:val="21"/>
-                <w:lang w:eastAsia="es-DO"/>
-              </w:rPr>
-              <w:t>🟡</w:t>
-            </w:r>
-            <w:r>
-              <w:rPr>
-                <w:rFonts w:ascii="Segoe UI" w:eastAsia="Times New Roman" w:hAnsi="Segoe UI" w:cs="Segoe UI"/>
-                <w:sz w:val="21"/>
-                <w:szCs w:val="21"/>
-                <w:lang w:eastAsia="es-DO"/>
-              </w:rPr>
-              <w:t xml:space="preserve"> En diseño</w:t>
+              <w:t>Implementados solo en Modo terreno</w:t>
             </w:r>
           </w:p>
         </w:tc>
@@ -7986,32 +6732,8 @@
             <w:hideMark/>
           </w:tcPr>
           <w:p>
-            <w:pPr>
-              <w:spacing w:after="0" w:line="240" w:lineRule="auto"/>
-              <w:rPr>
-                <w:rFonts w:ascii="Segoe UI" w:eastAsia="Times New Roman" w:hAnsi="Segoe UI" w:cs="Segoe UI"/>
-                <w:sz w:val="21"/>
-                <w:szCs w:val="21"/>
-                <w:lang w:eastAsia="es-DO"/>
-              </w:rPr>
-            </w:pPr>
             <w:r>
-              <w:rPr>
-                <w:rFonts w:ascii="Segoe UI Emoji" w:eastAsia="Times New Roman" w:hAnsi="Segoe UI Emoji" w:cs="Segoe UI Emoji"/>
-                <w:sz w:val="21"/>
-                <w:szCs w:val="21"/>
-                <w:lang w:eastAsia="es-DO"/>
-              </w:rPr>
-              <w:t>🟢</w:t>
-            </w:r>
-            <w:r>
-              <w:rPr>
-                <w:rFonts w:ascii="Segoe UI" w:eastAsia="Times New Roman" w:hAnsi="Segoe UI" w:cs="Segoe UI"/>
-                <w:sz w:val="21"/>
-                <w:szCs w:val="21"/>
-                <w:lang w:eastAsia="es-DO"/>
-              </w:rPr>
-              <w:t xml:space="preserve"> Definida (A/B/C), falta implementar B y C</w:t>
+              <w:t>Implementadas Dominio, Influencia y ronda 40</w:t>
             </w:r>
           </w:p>
         </w:tc>
@@ -8064,32 +6786,8 @@
             <w:hideMark/>
           </w:tcPr>
           <w:p>
-            <w:pPr>
-              <w:spacing w:after="0" w:line="240" w:lineRule="auto"/>
-              <w:rPr>
-                <w:rFonts w:ascii="Segoe UI" w:eastAsia="Times New Roman" w:hAnsi="Segoe UI" w:cs="Segoe UI"/>
-                <w:sz w:val="21"/>
-                <w:szCs w:val="21"/>
-                <w:lang w:eastAsia="es-DO"/>
-              </w:rPr>
-            </w:pPr>
             <w:r>
-              <w:rPr>
-                <w:rFonts w:ascii="Segoe UI Emoji" w:eastAsia="Times New Roman" w:hAnsi="Segoe UI Emoji" w:cs="Segoe UI Emoji"/>
-                <w:sz w:val="21"/>
-                <w:szCs w:val="21"/>
-                <w:lang w:eastAsia="es-DO"/>
-              </w:rPr>
-              <w:t>⚪</w:t>
-            </w:r>
-            <w:r>
-              <w:rPr>
-                <w:rFonts w:ascii="Segoe UI" w:eastAsia="Times New Roman" w:hAnsi="Segoe UI" w:cs="Segoe UI"/>
-                <w:sz w:val="21"/>
-                <w:szCs w:val="21"/>
-                <w:lang w:eastAsia="es-DO"/>
-              </w:rPr>
-              <w:t xml:space="preserve"> Eliminado</w:t>
+              <w:t>Eliminado</w:t>
             </w:r>
           </w:p>
         </w:tc>
@@ -8142,32 +6840,8 @@
             <w:hideMark/>
           </w:tcPr>
           <w:p>
-            <w:pPr>
-              <w:spacing w:after="0" w:line="240" w:lineRule="auto"/>
-              <w:rPr>
-                <w:rFonts w:ascii="Segoe UI" w:eastAsia="Times New Roman" w:hAnsi="Segoe UI" w:cs="Segoe UI"/>
-                <w:sz w:val="21"/>
-                <w:szCs w:val="21"/>
-                <w:lang w:eastAsia="es-DO"/>
-              </w:rPr>
-            </w:pPr>
             <w:r>
-              <w:rPr>
-                <w:rFonts w:ascii="Segoe UI Emoji" w:eastAsia="Times New Roman" w:hAnsi="Segoe UI Emoji" w:cs="Segoe UI Emoji"/>
-                <w:sz w:val="21"/>
-                <w:szCs w:val="21"/>
-                <w:lang w:eastAsia="es-DO"/>
-              </w:rPr>
-              <w:t>⚪</w:t>
-            </w:r>
-            <w:r>
-              <w:rPr>
-                <w:rFonts w:ascii="Segoe UI" w:eastAsia="Times New Roman" w:hAnsi="Segoe UI" w:cs="Segoe UI"/>
-                <w:sz w:val="21"/>
-                <w:szCs w:val="21"/>
-                <w:lang w:eastAsia="es-DO"/>
-              </w:rPr>
-              <w:t xml:space="preserve"> Fase futura</w:t>
+              <w:t>Fase futura</w:t>
             </w:r>
           </w:p>
         </w:tc>
@@ -8197,6 +6871,7 @@
     </w:p>
     <w:p>
       <w:pPr>
+        <w:pStyle w:val="Ttulo2"/>
         <w:spacing w:before="90" w:after="0" w:line="240" w:lineRule="auto"/>
         <w:outlineLvl w:val="0"/>
         <w:rPr>
@@ -8210,16 +6885,7 @@
         </w:rPr>
       </w:pPr>
       <w:r>
-        <w:rPr>
-          <w:rFonts w:ascii="Segoe UI" w:eastAsia="Times New Roman" w:hAnsi="Segoe UI" w:cs="Segoe UI"/>
-          <w:b/>
-          <w:bCs/>
-          <w:kern w:val="36"/>
-          <w:sz w:val="32"/>
-          <w:szCs w:val="32"/>
-          <w:lang w:eastAsia="es-DO"/>
-        </w:rPr>
-        <w:t>22. Próximo objetivo de diseño — ACTUALIZADO</w:t>
+        <w:t>22. Próximo objetivo de diseño</w:t>
       </w:r>
     </w:p>
     <w:p>
@@ -8233,33 +6899,7 @@
         </w:rPr>
       </w:pPr>
       <w:r>
-        <w:rPr>
-          <w:rFonts w:ascii="Segoe UI" w:eastAsia="Times New Roman" w:hAnsi="Segoe UI" w:cs="Segoe UI"/>
-          <w:sz w:val="21"/>
-          <w:szCs w:val="21"/>
-          <w:lang w:eastAsia="es-DO"/>
-        </w:rPr>
-        <w:t xml:space="preserve">Los cuatro elementos que bloqueaban el avance en v0.1 ya están resueltos en este documento. El siguiente cuello de botella real es de </w:t>
-      </w:r>
-      <w:r>
-        <w:rPr>
-          <w:rFonts w:ascii="Segoe UI" w:eastAsia="Times New Roman" w:hAnsi="Segoe UI" w:cs="Segoe UI"/>
-          <w:b/>
-          <w:bCs/>
-          <w:sz w:val="21"/>
-          <w:szCs w:val="21"/>
-          <w:lang w:eastAsia="es-DO"/>
-        </w:rPr>
-        <w:t>implementación</w:t>
-      </w:r>
-      <w:r>
-        <w:rPr>
-          <w:rFonts w:ascii="Segoe UI" w:eastAsia="Times New Roman" w:hAnsi="Segoe UI" w:cs="Segoe UI"/>
-          <w:sz w:val="21"/>
-          <w:szCs w:val="21"/>
-          <w:lang w:eastAsia="es-DO"/>
-        </w:rPr>
-        <w:t>, en este orden:</w:t>
+        <w:t>El cuello de botella actual es la bola de nieve territorial, no la ausencia de sistemas.</w:t>
       </w:r>
     </w:p>
     <w:p>
@@ -8277,13 +6917,7 @@
         </w:rPr>
       </w:pPr>
       <w:r>
-        <w:rPr>
-          <w:rFonts w:ascii="Segoe UI" w:eastAsia="Times New Roman" w:hAnsi="Segoe UI" w:cs="Segoe UI"/>
-          <w:sz w:val="21"/>
-          <w:szCs w:val="21"/>
-          <w:lang w:eastAsia="es-DO"/>
-        </w:rPr>
-        <w:t>Retirar el canje clásico de cartas e implementar las Cartas Tácticas (§11) — es el cambio más pequeño con más impacto en la identidad del juego.</w:t>
+        <w:t>Diseñar tres perfiles de Influencia que limiten el aporte económico y premien objetivos, cartas y estabilización de Frentes.</w:t>
       </w:r>
     </w:p>
     <w:p>
@@ -8301,13 +6935,7 @@
         </w:rPr>
       </w:pPr>
       <w:r>
-        <w:rPr>
-          <w:rFonts w:ascii="Segoe UI" w:eastAsia="Times New Roman" w:hAnsi="Segoe UI" w:cs="Segoe UI"/>
-          <w:sz w:val="21"/>
-          <w:szCs w:val="21"/>
-          <w:lang w:eastAsia="es-DO"/>
-        </w:rPr>
-        <w:t>Implementar Dinero y Producción (§7), porque Influencia y Mercado dependen de esto.</w:t>
+        <w:t>Ejecutar al menos 600 campañas rotando mapa, posición inicial, doctrina y número de jugadores.</w:t>
       </w:r>
     </w:p>
     <w:p>
@@ -8325,13 +6953,7 @@
         </w:rPr>
       </w:pPr>
       <w:r>
-        <w:rPr>
-          <w:rFonts w:ascii="Segoe UI" w:eastAsia="Times New Roman" w:hAnsi="Segoe UI" w:cs="Segoe UI"/>
-          <w:sz w:val="21"/>
-          <w:szCs w:val="21"/>
-          <w:lang w:eastAsia="es-DO"/>
-        </w:rPr>
-        <w:t>Implementar Influencia (§8) y conectarla a la condición de victoria B/C (§16).</w:t>
+        <w:t>Adoptar únicamente una variante que consiga al menos 25% de remontadas, correlación territorio victoria de 0,60 o menos y duración mediana de 12 a 24 rondas.</w:t>
       </w:r>
     </w:p>
     <w:p>
@@ -8349,13 +6971,7 @@
         </w:rPr>
       </w:pPr>
       <w:r>
-        <w:rPr>
-          <w:rFonts w:ascii="Segoe UI" w:eastAsia="Times New Roman" w:hAnsi="Segoe UI" w:cs="Segoe UI"/>
-          <w:sz w:val="21"/>
-          <w:szCs w:val="21"/>
-          <w:lang w:eastAsia="es-DO"/>
-        </w:rPr>
-        <w:t>Dar a los seis Comandantes sus efectos reales (§9.1), aunque sea en versión borrador, para empezar a probar si "se juegan distinto" (§9.2).</w:t>
+        <w:t>Continuar extrayendo renderizadores de app.mjs solo cuando existan pruebas que protejan su comportamiento.</w:t>
       </w:r>
     </w:p>
     <w:p>
@@ -11486,11 +10102,12 @@
       <w:outlineLvl w:val="0"/>
     </w:pPr>
     <w:rPr>
-      <w:rFonts w:ascii="Times New Roman" w:eastAsia="Times New Roman" w:hAnsi="Times New Roman" w:cs="Times New Roman"/>
+      <w:rFonts w:ascii="Aptos Display" w:eastAsia="Times New Roman" w:hAnsi="Aptos Display" w:cs="Times New Roman"/>
       <w:b/>
       <w:bCs/>
+      <w:color w:val="000000"/>
       <w:kern w:val="36"/>
-      <w:sz w:val="48"/>
+      <w:sz w:val="36"/>
       <w:szCs w:val="48"/>
       <w:lang w:eastAsia="es-DO"/>
     </w:rPr>
@@ -11507,10 +10124,11 @@
       <w:outlineLvl w:val="1"/>
     </w:pPr>
     <w:rPr>
-      <w:rFonts w:ascii="Times New Roman" w:eastAsia="Times New Roman" w:hAnsi="Times New Roman" w:cs="Times New Roman"/>
+      <w:rFonts w:ascii="Aptos Display" w:eastAsia="Times New Roman" w:hAnsi="Aptos Display" w:cs="Times New Roman"/>
       <w:b/>
       <w:bCs/>
-      <w:sz w:val="36"/>
+      <w:color w:val="000000"/>
+      <w:sz w:val="28"/>
       <w:szCs w:val="36"/>
       <w:lang w:eastAsia="es-DO"/>
     </w:rPr>
@@ -11994,6 +10612,17 @@
         </w:tcBorders>
       </w:tcPr>
     </w:tblStylePr>
+  </w:style>
+  <w:style w:type="paragraph" w:customStyle="1" w:styleId="Title">
+    <w:name w:val="Title"/>
+    <w:rPr>
+      <w:rFonts w:ascii="Aptos Display" w:hAnsi="Aptos Display"/>
+      <w:color w:val="000000"/>
+      <w:sz w:val="56"/>
+    </w:rPr>
+  </w:style>
+  <w:style w:type="paragraph" w:customStyle="1" w:styleId="Subtitle">
+    <w:name w:val="Subtitle"/>
   </w:style>
 </w:styles>
 </file>
